--- a/00_Gestion_Proyecto/Entregables/Fase3/Plantilla Fase 3 – Implementación.docx
+++ b/00_Gestion_Proyecto/Entregables/Fase3/Plantilla Fase 3 – Implementación.docx
@@ -9,9 +9,6 @@
         <w:jc w:val="center"/>
       </w:pPr>
       <w:r>
-        <w:rPr>
-          <w:noProof/>
-        </w:rPr>
         <w:drawing>
           <wp:inline distT="0" distB="0" distL="0" distR="0" wp14:anchorId="718E997D" wp14:editId="00B20747">
             <wp:extent cx="5252378" cy="6257925"/>
@@ -350,7 +347,7 @@
           <w:kern w:val="2"/>
           <w:sz w:val="24"/>
           <w:szCs w:val="24"/>
-          <w:lang w:val="es-ES" w:eastAsia="en-US"/>
+          <w:lang w:eastAsia="en-US"/>
           <w14:ligatures w14:val="standardContextual"/>
         </w:rPr>
         <w:id w:val="646016648"/>
@@ -371,9 +368,6 @@
             <w:pStyle w:val="TtuloTDC"/>
           </w:pPr>
           <w:r>
-            <w:rPr>
-              <w:lang w:val="es-ES"/>
-            </w:rPr>
             <w:t>Contenido</w:t>
           </w:r>
         </w:p>
@@ -385,8 +379,7 @@
             </w:tabs>
             <w:rPr>
               <w:rFonts w:eastAsiaTheme="minorEastAsia"/>
-              <w:noProof/>
-              <w:lang w:val="es-419" w:eastAsia="es-419"/>
+              <w:lang w:eastAsia="es-419"/>
             </w:rPr>
           </w:pPr>
           <w:r>
@@ -402,54 +395,46 @@
             <w:r>
               <w:rPr>
                 <w:rStyle w:val="Hipervnculo"/>
-                <w:noProof/>
               </w:rPr>
               <w:t>Resumen ejecutivo Fase 3</w:t>
             </w:r>
             <w:r>
               <w:rPr>
-                <w:noProof/>
                 <w:webHidden/>
               </w:rPr>
               <w:tab/>
             </w:r>
             <w:r>
               <w:rPr>
-                <w:noProof/>
                 <w:webHidden/>
               </w:rPr>
               <w:fldChar w:fldCharType="begin"/>
             </w:r>
             <w:r>
               <w:rPr>
-                <w:noProof/>
                 <w:webHidden/>
               </w:rPr>
               <w:instrText xml:space="preserve"> PAGEREF _Toc235886034 \h </w:instrText>
             </w:r>
             <w:r>
               <w:rPr>
-                <w:noProof/>
                 <w:webHidden/>
               </w:rPr>
             </w:r>
             <w:r>
               <w:rPr>
-                <w:noProof/>
                 <w:webHidden/>
               </w:rPr>
               <w:fldChar w:fldCharType="separate"/>
             </w:r>
             <w:r>
               <w:rPr>
-                <w:noProof/>
                 <w:webHidden/>
               </w:rPr>
               <w:t>3</w:t>
             </w:r>
             <w:r>
               <w:rPr>
-                <w:noProof/>
                 <w:webHidden/>
               </w:rPr>
               <w:fldChar w:fldCharType="end"/>
@@ -464,62 +449,53 @@
             </w:tabs>
             <w:rPr>
               <w:rFonts w:eastAsiaTheme="minorEastAsia"/>
-              <w:noProof/>
-              <w:lang w:val="es-419" w:eastAsia="es-419"/>
+              <w:lang w:eastAsia="es-419"/>
             </w:rPr>
           </w:pPr>
           <w:hyperlink w:anchor="_Toc235886035" w:history="1">
             <w:r>
               <w:rPr>
                 <w:rStyle w:val="Hipervnculo"/>
-                <w:noProof/>
               </w:rPr>
               <w:t>1. Objetivo de la Fase</w:t>
             </w:r>
             <w:r>
               <w:rPr>
-                <w:noProof/>
                 <w:webHidden/>
               </w:rPr>
               <w:tab/>
             </w:r>
             <w:r>
               <w:rPr>
-                <w:noProof/>
                 <w:webHidden/>
               </w:rPr>
               <w:fldChar w:fldCharType="begin"/>
             </w:r>
             <w:r>
               <w:rPr>
-                <w:noProof/>
                 <w:webHidden/>
               </w:rPr>
               <w:instrText xml:space="preserve"> PAGEREF _Toc235886035 \h </w:instrText>
             </w:r>
             <w:r>
               <w:rPr>
-                <w:noProof/>
                 <w:webHidden/>
               </w:rPr>
             </w:r>
             <w:r>
               <w:rPr>
-                <w:noProof/>
                 <w:webHidden/>
               </w:rPr>
               <w:fldChar w:fldCharType="separate"/>
             </w:r>
             <w:r>
               <w:rPr>
-                <w:noProof/>
                 <w:webHidden/>
               </w:rPr>
               <w:t>3</w:t>
             </w:r>
             <w:r>
               <w:rPr>
-                <w:noProof/>
                 <w:webHidden/>
               </w:rPr>
               <w:fldChar w:fldCharType="end"/>
@@ -534,63 +510,53 @@
             </w:tabs>
             <w:rPr>
               <w:rFonts w:eastAsiaTheme="minorEastAsia"/>
-              <w:noProof/>
-              <w:lang w:val="es-419" w:eastAsia="es-419"/>
+              <w:lang w:eastAsia="es-419"/>
             </w:rPr>
           </w:pPr>
           <w:hyperlink w:anchor="_Toc235886036" w:history="1">
             <w:r>
               <w:rPr>
                 <w:rStyle w:val="Hipervnculo"/>
-                <w:noProof/>
-                <w:lang w:val="es-419"/>
               </w:rPr>
               <w:t>2. Introducción</w:t>
             </w:r>
             <w:r>
               <w:rPr>
-                <w:noProof/>
                 <w:webHidden/>
               </w:rPr>
               <w:tab/>
             </w:r>
             <w:r>
               <w:rPr>
-                <w:noProof/>
                 <w:webHidden/>
               </w:rPr>
               <w:fldChar w:fldCharType="begin"/>
             </w:r>
             <w:r>
               <w:rPr>
-                <w:noProof/>
                 <w:webHidden/>
               </w:rPr>
               <w:instrText xml:space="preserve"> PAGEREF _Toc235886036 \h </w:instrText>
             </w:r>
             <w:r>
               <w:rPr>
-                <w:noProof/>
                 <w:webHidden/>
               </w:rPr>
             </w:r>
             <w:r>
               <w:rPr>
-                <w:noProof/>
                 <w:webHidden/>
               </w:rPr>
               <w:fldChar w:fldCharType="separate"/>
             </w:r>
             <w:r>
               <w:rPr>
-                <w:noProof/>
                 <w:webHidden/>
               </w:rPr>
               <w:t>3</w:t>
             </w:r>
             <w:r>
               <w:rPr>
-                <w:noProof/>
                 <w:webHidden/>
               </w:rPr>
               <w:fldChar w:fldCharType="end"/>
@@ -605,63 +571,53 @@
             </w:tabs>
             <w:rPr>
               <w:rFonts w:eastAsiaTheme="minorEastAsia"/>
-              <w:noProof/>
-              <w:lang w:val="es-419" w:eastAsia="es-419"/>
+              <w:lang w:eastAsia="es-419"/>
             </w:rPr>
           </w:pPr>
           <w:hyperlink w:anchor="_Toc235886037" w:history="1">
             <w:r>
               <w:rPr>
                 <w:rStyle w:val="Hipervnculo"/>
-                <w:noProof/>
-                <w:lang w:val="es-419"/>
               </w:rPr>
               <w:t>3. Alcance</w:t>
             </w:r>
             <w:r>
               <w:rPr>
-                <w:noProof/>
                 <w:webHidden/>
               </w:rPr>
               <w:tab/>
             </w:r>
             <w:r>
               <w:rPr>
-                <w:noProof/>
                 <w:webHidden/>
               </w:rPr>
               <w:fldChar w:fldCharType="begin"/>
             </w:r>
             <w:r>
               <w:rPr>
-                <w:noProof/>
                 <w:webHidden/>
               </w:rPr>
               <w:instrText xml:space="preserve"> PAGEREF _Toc235886037 \h </w:instrText>
             </w:r>
             <w:r>
               <w:rPr>
-                <w:noProof/>
                 <w:webHidden/>
               </w:rPr>
             </w:r>
             <w:r>
               <w:rPr>
-                <w:noProof/>
                 <w:webHidden/>
               </w:rPr>
               <w:fldChar w:fldCharType="separate"/>
             </w:r>
             <w:r>
               <w:rPr>
-                <w:noProof/>
                 <w:webHidden/>
               </w:rPr>
               <w:t>3</w:t>
             </w:r>
             <w:r>
               <w:rPr>
-                <w:noProof/>
                 <w:webHidden/>
               </w:rPr>
               <w:fldChar w:fldCharType="end"/>
@@ -676,63 +632,53 @@
             </w:tabs>
             <w:rPr>
               <w:rFonts w:eastAsiaTheme="minorEastAsia"/>
-              <w:noProof/>
-              <w:lang w:val="es-419" w:eastAsia="es-419"/>
+              <w:lang w:eastAsia="es-419"/>
             </w:rPr>
           </w:pPr>
           <w:hyperlink w:anchor="_Toc235886038" w:history="1">
             <w:r>
               <w:rPr>
                 <w:rStyle w:val="Hipervnculo"/>
-                <w:noProof/>
-                <w:lang w:val="es-419"/>
               </w:rPr>
               <w:t>4. Desarrollo del Entregable</w:t>
             </w:r>
             <w:r>
               <w:rPr>
-                <w:noProof/>
                 <w:webHidden/>
               </w:rPr>
               <w:tab/>
             </w:r>
             <w:r>
               <w:rPr>
-                <w:noProof/>
                 <w:webHidden/>
               </w:rPr>
               <w:fldChar w:fldCharType="begin"/>
             </w:r>
             <w:r>
               <w:rPr>
-                <w:noProof/>
                 <w:webHidden/>
               </w:rPr>
               <w:instrText xml:space="preserve"> PAGEREF _Toc235886038 \h </w:instrText>
             </w:r>
             <w:r>
               <w:rPr>
-                <w:noProof/>
                 <w:webHidden/>
               </w:rPr>
             </w:r>
             <w:r>
               <w:rPr>
-                <w:noProof/>
                 <w:webHidden/>
               </w:rPr>
               <w:fldChar w:fldCharType="separate"/>
             </w:r>
             <w:r>
               <w:rPr>
-                <w:noProof/>
                 <w:webHidden/>
               </w:rPr>
               <w:t>3</w:t>
             </w:r>
             <w:r>
               <w:rPr>
-                <w:noProof/>
                 <w:webHidden/>
               </w:rPr>
               <w:fldChar w:fldCharType="end"/>
@@ -747,63 +693,53 @@
             </w:tabs>
             <w:rPr>
               <w:rFonts w:eastAsiaTheme="minorEastAsia"/>
-              <w:noProof/>
-              <w:lang w:val="es-419" w:eastAsia="es-419"/>
+              <w:lang w:eastAsia="es-419"/>
             </w:rPr>
           </w:pPr>
           <w:hyperlink w:anchor="_Toc235886039" w:history="1">
             <w:r>
               <w:rPr>
                 <w:rStyle w:val="Hipervnculo"/>
-                <w:noProof/>
-                <w:lang w:val="es-419"/>
               </w:rPr>
               <w:t>4.1 Matriz de Pruebas</w:t>
             </w:r>
             <w:r>
               <w:rPr>
-                <w:noProof/>
                 <w:webHidden/>
               </w:rPr>
               <w:tab/>
             </w:r>
             <w:r>
               <w:rPr>
-                <w:noProof/>
                 <w:webHidden/>
               </w:rPr>
               <w:fldChar w:fldCharType="begin"/>
             </w:r>
             <w:r>
               <w:rPr>
-                <w:noProof/>
                 <w:webHidden/>
               </w:rPr>
               <w:instrText xml:space="preserve"> PAGEREF _Toc235886039 \h </w:instrText>
             </w:r>
             <w:r>
               <w:rPr>
-                <w:noProof/>
                 <w:webHidden/>
               </w:rPr>
             </w:r>
             <w:r>
               <w:rPr>
-                <w:noProof/>
                 <w:webHidden/>
               </w:rPr>
               <w:fldChar w:fldCharType="separate"/>
             </w:r>
             <w:r>
               <w:rPr>
-                <w:noProof/>
                 <w:webHidden/>
               </w:rPr>
               <w:t>4</w:t>
             </w:r>
             <w:r>
               <w:rPr>
-                <w:noProof/>
                 <w:webHidden/>
               </w:rPr>
               <w:fldChar w:fldCharType="end"/>
@@ -818,63 +754,53 @@
             </w:tabs>
             <w:rPr>
               <w:rFonts w:eastAsiaTheme="minorEastAsia"/>
-              <w:noProof/>
-              <w:lang w:val="es-419" w:eastAsia="es-419"/>
+              <w:lang w:eastAsia="es-419"/>
             </w:rPr>
           </w:pPr>
           <w:hyperlink w:anchor="_Toc235886040" w:history="1">
             <w:r>
               <w:rPr>
                 <w:rStyle w:val="Hipervnculo"/>
-                <w:noProof/>
-                <w:lang w:val="es-419"/>
               </w:rPr>
               <w:t>4.2 Escenarios de Prueba</w:t>
             </w:r>
             <w:r>
               <w:rPr>
-                <w:noProof/>
                 <w:webHidden/>
               </w:rPr>
               <w:tab/>
             </w:r>
             <w:r>
               <w:rPr>
-                <w:noProof/>
                 <w:webHidden/>
               </w:rPr>
               <w:fldChar w:fldCharType="begin"/>
             </w:r>
             <w:r>
               <w:rPr>
-                <w:noProof/>
                 <w:webHidden/>
               </w:rPr>
               <w:instrText xml:space="preserve"> PAGEREF _Toc235886040 \h </w:instrText>
             </w:r>
             <w:r>
               <w:rPr>
-                <w:noProof/>
                 <w:webHidden/>
               </w:rPr>
             </w:r>
             <w:r>
               <w:rPr>
-                <w:noProof/>
                 <w:webHidden/>
               </w:rPr>
               <w:fldChar w:fldCharType="separate"/>
             </w:r>
             <w:r>
               <w:rPr>
-                <w:noProof/>
                 <w:webHidden/>
               </w:rPr>
               <w:t>4</w:t>
             </w:r>
             <w:r>
               <w:rPr>
-                <w:noProof/>
                 <w:webHidden/>
               </w:rPr>
               <w:fldChar w:fldCharType="end"/>
@@ -889,63 +815,53 @@
             </w:tabs>
             <w:rPr>
               <w:rFonts w:eastAsiaTheme="minorEastAsia"/>
-              <w:noProof/>
-              <w:lang w:val="es-419" w:eastAsia="es-419"/>
+              <w:lang w:eastAsia="es-419"/>
             </w:rPr>
           </w:pPr>
           <w:hyperlink w:anchor="_Toc235886041" w:history="1">
             <w:r>
               <w:rPr>
                 <w:rStyle w:val="Hipervnculo"/>
-                <w:noProof/>
-                <w:lang w:val="es-419"/>
               </w:rPr>
               <w:t>4.3 Resultados Documentados</w:t>
             </w:r>
             <w:r>
               <w:rPr>
-                <w:noProof/>
                 <w:webHidden/>
               </w:rPr>
               <w:tab/>
             </w:r>
             <w:r>
               <w:rPr>
-                <w:noProof/>
                 <w:webHidden/>
               </w:rPr>
               <w:fldChar w:fldCharType="begin"/>
             </w:r>
             <w:r>
               <w:rPr>
-                <w:noProof/>
                 <w:webHidden/>
               </w:rPr>
               <w:instrText xml:space="preserve"> PAGEREF _Toc235886041 \h </w:instrText>
             </w:r>
             <w:r>
               <w:rPr>
-                <w:noProof/>
                 <w:webHidden/>
               </w:rPr>
             </w:r>
             <w:r>
               <w:rPr>
-                <w:noProof/>
                 <w:webHidden/>
               </w:rPr>
               <w:fldChar w:fldCharType="separate"/>
             </w:r>
             <w:r>
               <w:rPr>
-                <w:noProof/>
                 <w:webHidden/>
               </w:rPr>
               <w:t>4</w:t>
             </w:r>
             <w:r>
               <w:rPr>
-                <w:noProof/>
                 <w:webHidden/>
               </w:rPr>
               <w:fldChar w:fldCharType="end"/>
@@ -960,63 +876,53 @@
             </w:tabs>
             <w:rPr>
               <w:rFonts w:eastAsiaTheme="minorEastAsia"/>
-              <w:noProof/>
-              <w:lang w:val="es-419" w:eastAsia="es-419"/>
+              <w:lang w:eastAsia="es-419"/>
             </w:rPr>
           </w:pPr>
           <w:hyperlink w:anchor="_Toc235886042" w:history="1">
             <w:r>
               <w:rPr>
                 <w:rStyle w:val="Hipervnculo"/>
-                <w:noProof/>
-                <w:lang w:val="es-419"/>
               </w:rPr>
               <w:t>4.4 Correcciones Aplicadas</w:t>
             </w:r>
             <w:r>
               <w:rPr>
-                <w:noProof/>
                 <w:webHidden/>
               </w:rPr>
               <w:tab/>
             </w:r>
             <w:r>
               <w:rPr>
-                <w:noProof/>
                 <w:webHidden/>
               </w:rPr>
               <w:fldChar w:fldCharType="begin"/>
             </w:r>
             <w:r>
               <w:rPr>
-                <w:noProof/>
                 <w:webHidden/>
               </w:rPr>
               <w:instrText xml:space="preserve"> PAGEREF _Toc235886042 \h </w:instrText>
             </w:r>
             <w:r>
               <w:rPr>
-                <w:noProof/>
                 <w:webHidden/>
               </w:rPr>
             </w:r>
             <w:r>
               <w:rPr>
-                <w:noProof/>
                 <w:webHidden/>
               </w:rPr>
               <w:fldChar w:fldCharType="separate"/>
             </w:r>
             <w:r>
               <w:rPr>
-                <w:noProof/>
                 <w:webHidden/>
               </w:rPr>
               <w:t>4</w:t>
             </w:r>
             <w:r>
               <w:rPr>
-                <w:noProof/>
                 <w:webHidden/>
               </w:rPr>
               <w:fldChar w:fldCharType="end"/>
@@ -1031,63 +937,53 @@
             </w:tabs>
             <w:rPr>
               <w:rFonts w:eastAsiaTheme="minorEastAsia"/>
-              <w:noProof/>
-              <w:lang w:val="es-419" w:eastAsia="es-419"/>
+              <w:lang w:eastAsia="es-419"/>
             </w:rPr>
           </w:pPr>
           <w:hyperlink w:anchor="_Toc235886043" w:history="1">
             <w:r>
               <w:rPr>
                 <w:rStyle w:val="Hipervnculo"/>
-                <w:noProof/>
-                <w:lang w:val="es-419"/>
               </w:rPr>
               <w:t>4.5 Dashboard / Reporte Funcional</w:t>
             </w:r>
             <w:r>
               <w:rPr>
-                <w:noProof/>
                 <w:webHidden/>
               </w:rPr>
               <w:tab/>
             </w:r>
             <w:r>
               <w:rPr>
-                <w:noProof/>
                 <w:webHidden/>
               </w:rPr>
               <w:fldChar w:fldCharType="begin"/>
             </w:r>
             <w:r>
               <w:rPr>
-                <w:noProof/>
                 <w:webHidden/>
               </w:rPr>
               <w:instrText xml:space="preserve"> PAGEREF _Toc235886043 \h </w:instrText>
             </w:r>
             <w:r>
               <w:rPr>
-                <w:noProof/>
                 <w:webHidden/>
               </w:rPr>
             </w:r>
             <w:r>
               <w:rPr>
-                <w:noProof/>
                 <w:webHidden/>
               </w:rPr>
               <w:fldChar w:fldCharType="separate"/>
             </w:r>
             <w:r>
               <w:rPr>
-                <w:noProof/>
                 <w:webHidden/>
               </w:rPr>
               <w:t>4</w:t>
             </w:r>
             <w:r>
               <w:rPr>
-                <w:noProof/>
                 <w:webHidden/>
               </w:rPr>
               <w:fldChar w:fldCharType="end"/>
@@ -1102,63 +998,53 @@
             </w:tabs>
             <w:rPr>
               <w:rFonts w:eastAsiaTheme="minorEastAsia"/>
-              <w:noProof/>
-              <w:lang w:val="es-419" w:eastAsia="es-419"/>
+              <w:lang w:eastAsia="es-419"/>
             </w:rPr>
           </w:pPr>
           <w:hyperlink w:anchor="_Toc235886044" w:history="1">
             <w:r>
               <w:rPr>
                 <w:rStyle w:val="Hipervnculo"/>
-                <w:noProof/>
-                <w:lang w:val="es-419"/>
               </w:rPr>
               <w:t>4.6 Registro de Auditoría</w:t>
             </w:r>
             <w:r>
               <w:rPr>
-                <w:noProof/>
                 <w:webHidden/>
               </w:rPr>
               <w:tab/>
             </w:r>
             <w:r>
               <w:rPr>
-                <w:noProof/>
                 <w:webHidden/>
               </w:rPr>
               <w:fldChar w:fldCharType="begin"/>
             </w:r>
             <w:r>
               <w:rPr>
-                <w:noProof/>
                 <w:webHidden/>
               </w:rPr>
               <w:instrText xml:space="preserve"> PAGEREF _Toc235886044 \h </w:instrText>
             </w:r>
             <w:r>
               <w:rPr>
-                <w:noProof/>
                 <w:webHidden/>
               </w:rPr>
             </w:r>
             <w:r>
               <w:rPr>
-                <w:noProof/>
                 <w:webHidden/>
               </w:rPr>
               <w:fldChar w:fldCharType="separate"/>
             </w:r>
             <w:r>
               <w:rPr>
-                <w:noProof/>
                 <w:webHidden/>
               </w:rPr>
               <w:t>4</w:t>
             </w:r>
             <w:r>
               <w:rPr>
-                <w:noProof/>
                 <w:webHidden/>
               </w:rPr>
               <w:fldChar w:fldCharType="end"/>
@@ -1173,63 +1059,53 @@
             </w:tabs>
             <w:rPr>
               <w:rFonts w:eastAsiaTheme="minorEastAsia"/>
-              <w:noProof/>
-              <w:lang w:val="es-419" w:eastAsia="es-419"/>
+              <w:lang w:eastAsia="es-419"/>
             </w:rPr>
           </w:pPr>
           <w:hyperlink w:anchor="_Toc235886045" w:history="1">
             <w:r>
               <w:rPr>
                 <w:rStyle w:val="Hipervnculo"/>
-                <w:noProof/>
-                <w:lang w:val="es-419"/>
               </w:rPr>
               <w:t>4.7 Comparación Antes / Después</w:t>
             </w:r>
             <w:r>
               <w:rPr>
-                <w:noProof/>
                 <w:webHidden/>
               </w:rPr>
               <w:tab/>
             </w:r>
             <w:r>
               <w:rPr>
-                <w:noProof/>
                 <w:webHidden/>
               </w:rPr>
               <w:fldChar w:fldCharType="begin"/>
             </w:r>
             <w:r>
               <w:rPr>
-                <w:noProof/>
                 <w:webHidden/>
               </w:rPr>
               <w:instrText xml:space="preserve"> PAGEREF _Toc235886045 \h </w:instrText>
             </w:r>
             <w:r>
               <w:rPr>
-                <w:noProof/>
                 <w:webHidden/>
               </w:rPr>
             </w:r>
             <w:r>
               <w:rPr>
-                <w:noProof/>
                 <w:webHidden/>
               </w:rPr>
               <w:fldChar w:fldCharType="separate"/>
             </w:r>
             <w:r>
               <w:rPr>
-                <w:noProof/>
                 <w:webHidden/>
               </w:rPr>
               <w:t>4</w:t>
             </w:r>
             <w:r>
               <w:rPr>
-                <w:noProof/>
                 <w:webHidden/>
               </w:rPr>
               <w:fldChar w:fldCharType="end"/>
@@ -1244,63 +1120,53 @@
             </w:tabs>
             <w:rPr>
               <w:rFonts w:eastAsiaTheme="minorEastAsia"/>
-              <w:noProof/>
-              <w:lang w:val="es-419" w:eastAsia="es-419"/>
+              <w:lang w:eastAsia="es-419"/>
             </w:rPr>
           </w:pPr>
           <w:hyperlink w:anchor="_Toc235886046" w:history="1">
             <w:r>
               <w:rPr>
                 <w:rStyle w:val="Hipervnculo"/>
-                <w:noProof/>
-                <w:lang w:val="es-419"/>
               </w:rPr>
               <w:t>4.8 Evidencias</w:t>
             </w:r>
             <w:r>
               <w:rPr>
-                <w:noProof/>
                 <w:webHidden/>
               </w:rPr>
               <w:tab/>
             </w:r>
             <w:r>
               <w:rPr>
-                <w:noProof/>
                 <w:webHidden/>
               </w:rPr>
               <w:fldChar w:fldCharType="begin"/>
             </w:r>
             <w:r>
               <w:rPr>
-                <w:noProof/>
                 <w:webHidden/>
               </w:rPr>
               <w:instrText xml:space="preserve"> PAGEREF _Toc235886046 \h </w:instrText>
             </w:r>
             <w:r>
               <w:rPr>
-                <w:noProof/>
                 <w:webHidden/>
               </w:rPr>
             </w:r>
             <w:r>
               <w:rPr>
-                <w:noProof/>
                 <w:webHidden/>
               </w:rPr>
               <w:fldChar w:fldCharType="separate"/>
             </w:r>
             <w:r>
               <w:rPr>
-                <w:noProof/>
                 <w:webHidden/>
               </w:rPr>
               <w:t>4</w:t>
             </w:r>
             <w:r>
               <w:rPr>
-                <w:noProof/>
                 <w:webHidden/>
               </w:rPr>
               <w:fldChar w:fldCharType="end"/>
@@ -1315,63 +1181,53 @@
             </w:tabs>
             <w:rPr>
               <w:rFonts w:eastAsiaTheme="minorEastAsia"/>
-              <w:noProof/>
-              <w:lang w:val="es-419" w:eastAsia="es-419"/>
+              <w:lang w:eastAsia="es-419"/>
             </w:rPr>
           </w:pPr>
           <w:hyperlink w:anchor="_Toc235886047" w:history="1">
             <w:r>
               <w:rPr>
                 <w:rStyle w:val="Hipervnculo"/>
-                <w:noProof/>
-                <w:lang w:val="en-US"/>
               </w:rPr>
               <w:t>5. Conclusiones</w:t>
             </w:r>
             <w:r>
               <w:rPr>
-                <w:noProof/>
                 <w:webHidden/>
               </w:rPr>
               <w:tab/>
             </w:r>
             <w:r>
               <w:rPr>
-                <w:noProof/>
                 <w:webHidden/>
               </w:rPr>
               <w:fldChar w:fldCharType="begin"/>
             </w:r>
             <w:r>
               <w:rPr>
-                <w:noProof/>
                 <w:webHidden/>
               </w:rPr>
               <w:instrText xml:space="preserve"> PAGEREF _Toc235886047 \h </w:instrText>
             </w:r>
             <w:r>
               <w:rPr>
-                <w:noProof/>
                 <w:webHidden/>
               </w:rPr>
             </w:r>
             <w:r>
               <w:rPr>
-                <w:noProof/>
                 <w:webHidden/>
               </w:rPr>
               <w:fldChar w:fldCharType="separate"/>
             </w:r>
             <w:r>
               <w:rPr>
-                <w:noProof/>
                 <w:webHidden/>
               </w:rPr>
               <w:t>4</w:t>
             </w:r>
             <w:r>
               <w:rPr>
-                <w:noProof/>
                 <w:webHidden/>
               </w:rPr>
               <w:fldChar w:fldCharType="end"/>
@@ -1383,7 +1239,6 @@
             <w:rPr>
               <w:b/>
               <w:bCs/>
-              <w:lang w:val="es-ES"/>
             </w:rPr>
             <w:fldChar w:fldCharType="end"/>
           </w:r>
@@ -1416,470 +1271,2291 @@
       </w:pPr>
       <w:bookmarkStart w:id="0" w:name="_Toc235886034"/>
       <w:r>
-        <w:t xml:space="preserve">Resumen ejecutivo </w:t>
-      </w:r>
-      <w:r>
-        <w:t>F</w:t>
-      </w:r>
-      <w:r>
-        <w:t>ase 3</w:t>
+        <w:t>Resumen ejecutivo Fase 3</w:t>
       </w:r>
       <w:bookmarkEnd w:id="0"/>
     </w:p>
     <w:p>
       <w:pPr>
-        <w:pStyle w:val="Ttulo1"/>
-      </w:pPr>
-      <w:bookmarkStart w:id="1" w:name="_Toc235886035"/>
-      <w:r>
-        <w:t>1. Objetivo de la Fase</w:t>
-      </w:r>
-      <w:bookmarkEnd w:id="1"/>
-    </w:p>
-    <w:p>
-      <w:pPr>
+        <w:jc w:val="center"/>
         <w:rPr>
-          <w:lang w:val="es-419"/>
+          <w:b/>
+          <w:bCs/>
         </w:rPr>
       </w:pPr>
       <w:r>
         <w:rPr>
-          <w:lang w:val="es-419"/>
+          <w:b/>
+          <w:bCs/>
         </w:rPr>
-        <w:t>Definir el objetivo de la fase.</w:t>
-      </w:r>
-    </w:p>
-    <w:p>
-      <w:pPr>
-        <w:pStyle w:val="Ttulo1"/>
-        <w:rPr>
-          <w:lang w:val="es-419"/>
-        </w:rPr>
-      </w:pPr>
-      <w:bookmarkStart w:id="2" w:name="_Toc235886036"/>
-      <w:r>
-        <w:rPr>
-          <w:lang w:val="es-419"/>
-        </w:rPr>
-        <w:t>2. Introducción</w:t>
-      </w:r>
-      <w:bookmarkEnd w:id="2"/>
-    </w:p>
-    <w:p>
-      <w:pPr>
-        <w:rPr>
-          <w:lang w:val="es-419"/>
-        </w:rPr>
-      </w:pPr>
-      <w:r>
-        <w:rPr>
-          <w:lang w:val="es-419"/>
-        </w:rPr>
-        <w:t>Introducción de la fase.</w:t>
-      </w:r>
-    </w:p>
-    <w:p>
-      <w:pPr>
-        <w:pStyle w:val="Ttulo1"/>
-        <w:rPr>
-          <w:lang w:val="es-419"/>
-        </w:rPr>
-      </w:pPr>
-      <w:bookmarkStart w:id="3" w:name="_Toc235886037"/>
-      <w:r>
-        <w:rPr>
-          <w:lang w:val="es-419"/>
-        </w:rPr>
-        <w:t>3. Alcance</w:t>
-      </w:r>
-      <w:bookmarkEnd w:id="3"/>
-    </w:p>
-    <w:p>
-      <w:pPr>
-        <w:rPr>
-          <w:lang w:val="es-419"/>
-        </w:rPr>
-      </w:pPr>
-      <w:r>
-        <w:rPr>
-          <w:lang w:val="es-419"/>
-        </w:rPr>
-        <w:t>• Matriz de pruebas</w:t>
+        <w:t>I</w:t>
       </w:r>
       <w:r>
         <w:rPr>
-          <w:lang w:val="es-419"/>
+          <w:b/>
+          <w:bCs/>
         </w:rPr>
-        <w:br/>
-        <w:t>• Resultados documentados</w:t>
+        <w:t>mplementación de Controles Zero Trust, Pruebas y Monitoreo</w:t>
       </w:r>
+    </w:p>
+    <w:p/>
+    <w:p>
+      <w:pPr>
+        <w:jc w:val="both"/>
+      </w:pPr>
       <w:r>
-        <w:rPr>
-          <w:lang w:val="es-419"/>
-        </w:rPr>
-        <w:br/>
-        <w:t>• Correcciones aplicadas</w:t>
+        <w:t>Durante la Fase 3 del proyecto IAM Avanzado y Zero Trust – Plataforma de Gestión de Identidades y Acceso Seguro en la Nube, el equipo SN-6 desarrolló las actividades correspondientes a la implementación de controles de seguridad, ejecución de pruebas funcionales, validación de mecanismos de autenticación y documentación de evidencias, con el propósito de verificar el correcto funcionamiento de la solución desarrollada durante las fases anteriores.</w:t>
       </w:r>
+    </w:p>
+    <w:p>
+      <w:pPr>
+        <w:jc w:val="both"/>
+      </w:pPr>
+    </w:p>
+    <w:p>
+      <w:pPr>
+        <w:jc w:val="both"/>
+      </w:pPr>
       <w:r>
-        <w:rPr>
-          <w:lang w:val="es-419"/>
-        </w:rPr>
-        <w:br/>
-        <w:t xml:space="preserve">• </w:t>
+        <w:t>En esta etapa se realizaron pruebas sobre el proceso de autenticación administrado mediante Auth0, validando escenarios de acceso exitoso, credenciales incorrectas, usuarios inexistentes, cuentas deshabilitadas y múltiples intentos fallidos. Los resultados obtenidos permitieron comprobar el funcionamiento de los mecanismos de autenticación, autorización y control de acceso implementados bajo el enfoque Zero Trust. La matriz de pruebas y el registro de evidencias documentan cada uno de estos escenarios, incluyendo el resultado esperado, el resultado obtenido y las evidencias correspondientes.</w:t>
       </w:r>
-      <w:proofErr w:type="spellStart"/>
+    </w:p>
+    <w:p>
+      <w:pPr>
+        <w:jc w:val="both"/>
+      </w:pPr>
+    </w:p>
+    <w:p>
+      <w:pPr>
+        <w:jc w:val="both"/>
+      </w:pPr>
       <w:r>
-        <w:rPr>
-          <w:lang w:val="es-419"/>
-        </w:rPr>
-        <w:t>Dashboard</w:t>
+        <w:t>Como parte del proceso también se documentó el Dashboard Administrativo, el cual concentra información relevante para la administración del sistema, mostrando indicadores como usuarios activos, usuarios bloqueados, intentos fallidos, alertas activas, distribución de roles, alertas Zero Trust, eventos recientes y cambios administrativos. Esta interfaz constituye el principal componente de monitoreo para el seguimiento del estado de la plataforma y de los eventos relacionados con la autenticación y administración de usuarios.</w:t>
       </w:r>
-      <w:proofErr w:type="spellEnd"/>
+    </w:p>
+    <w:p>
+      <w:pPr>
+        <w:jc w:val="both"/>
+      </w:pPr>
+    </w:p>
+    <w:p>
+      <w:pPr>
+        <w:jc w:val="both"/>
+      </w:pPr>
       <w:r>
-        <w:rPr>
-          <w:lang w:val="es-419"/>
-        </w:rPr>
-        <w:t>/Reporte funcional</w:t>
+        <w:t>Asimismo, durante esta fase se verificó la integración entre el Frontend, el servicio de autenticación Auth0 y la API del proyecto. El proceso de autenticación utiliza la interfaz estándar proporcionada por Auth0, donde el usuario inicia sesión mediante sus credenciales y posteriormente completa un segundo factor de autenticación (MFA). Una vez autenticado, el usuario es redirigido al Dashboard Administrativo, desde donde se gestionan las funciones correspondientes a su perfil. De acuerdo con la explicación funcional del proyecto, la autenticación y el registro de usuarios son administrados directamente por Auth0, mientras que la API consume la información necesaria para proveer los servicios al Frontend.</w:t>
       </w:r>
+    </w:p>
+    <w:p>
+      <w:pPr>
+        <w:jc w:val="both"/>
+      </w:pPr>
+    </w:p>
+    <w:p>
+      <w:pPr>
+        <w:jc w:val="both"/>
+      </w:pPr>
+    </w:p>
+    <w:p>
+      <w:pPr>
+        <w:jc w:val="both"/>
+      </w:pPr>
+    </w:p>
+    <w:p>
+      <w:pPr>
+        <w:jc w:val="both"/>
+      </w:pPr>
+    </w:p>
+    <w:p>
+      <w:pPr>
+        <w:jc w:val="both"/>
+      </w:pPr>
+    </w:p>
+    <w:p>
+      <w:pPr>
+        <w:jc w:val="both"/>
+      </w:pPr>
+    </w:p>
+    <w:p>
+      <w:pPr>
+        <w:jc w:val="both"/>
+      </w:pPr>
+    </w:p>
+    <w:p>
+      <w:pPr>
+        <w:pStyle w:val="Ttulo1"/>
+        <w:numPr>
+          <w:ilvl w:val="0"/>
+          <w:numId w:val="42"/>
+        </w:numPr>
+      </w:pPr>
+      <w:bookmarkStart w:id="1" w:name="_Toc235886035"/>
       <w:r>
-        <w:rPr>
-          <w:lang w:val="es-419"/>
-        </w:rPr>
-        <w:br/>
-        <w:t>• Evidencias</w:t>
+        <w:t>Objetivo de la Fase</w:t>
       </w:r>
+      <w:bookmarkEnd w:id="1"/>
+    </w:p>
+    <w:p>
+      <w:pPr>
+        <w:jc w:val="both"/>
+      </w:pPr>
+      <w:r>
+        <w:t>La Fase 3 tuvo como objetivo validar el funcionamiento integral de la plataforma IAM Avanzado y Zero Trust – Gestión de Identidades en la Nube, verificando que los componentes implementados durante la fase de desarrollo operaran correctamente bajo diferentes escenarios de uso.</w:t>
+      </w:r>
+    </w:p>
+    <w:p>
+      <w:pPr>
+        <w:jc w:val="both"/>
+      </w:pPr>
+    </w:p>
+    <w:p>
+      <w:pPr>
+        <w:jc w:val="both"/>
+      </w:pPr>
+      <w:r>
+        <w:t>Durante esta etapa se ejecutaron actividades orientadas a comprobar el comportamiento de los mecanismos de autenticación y autorización administrados mediante Auth0, la aplicación de políticas de acceso basadas en roles, la generación de registros de auditoría, el funcionamiento del Dashboard Administrativo y la integración entre los componentes Frontend y Backend.</w:t>
+      </w:r>
+    </w:p>
+    <w:p>
+      <w:pPr>
+        <w:jc w:val="both"/>
+      </w:pPr>
+    </w:p>
+    <w:p>
+      <w:pPr>
+        <w:jc w:val="both"/>
+      </w:pPr>
+      <w:r>
+        <w:t>Asimismo, se desarrolló un proceso de validación funcional mediante la ejecución de diferentes escenarios de prueba, permitiendo identificar observaciones, realizar los ajustes necesarios y documentar los resultados obtenidos. Como producto de esta fase se consolidaron la matriz de pruebas, los resultados documentados, las correcciones aplicadas y la documentación técnica correspondiente, garantizando que la solución cumpliera con los objetivos planteados para el proyecto.</w:t>
+      </w:r>
     </w:p>
     <w:p>
       <w:pPr>
         <w:pStyle w:val="Ttulo1"/>
-        <w:rPr>
-          <w:lang w:val="es-419"/>
-        </w:rPr>
+        <w:numPr>
+          <w:ilvl w:val="0"/>
+          <w:numId w:val="42"/>
+        </w:numPr>
+      </w:pPr>
+      <w:bookmarkStart w:id="2" w:name="_Toc235886036"/>
+      <w:r>
+        <w:t>Introducción</w:t>
+      </w:r>
+      <w:bookmarkEnd w:id="2"/>
+    </w:p>
+    <w:p>
+      <w:pPr>
+        <w:jc w:val="both"/>
+      </w:pPr>
+      <w:r>
+        <w:t>Después de finalizar la implementación de los componentes principales de la plataforma durante la Fase 2, fue necesario verificar que todos los módulos funcionaran correctamente de manera integrada antes de proceder con la etapa de cierre del proyecto.</w:t>
+      </w:r>
+    </w:p>
+    <w:p>
+      <w:pPr>
+        <w:pStyle w:val="Prrafodelista"/>
+        <w:jc w:val="both"/>
+      </w:pPr>
+    </w:p>
+    <w:p>
+      <w:pPr>
+        <w:jc w:val="both"/>
+      </w:pPr>
+      <w:r>
+        <w:t>La Fase 3 se enfocó en la ejecución de pruebas funcionales y de validación sobre los diferentes componentes desarrollados, comprobando que los mecanismos de autenticación, autorización, monitoreo y auditoría respondieran de acuerdo con los requerimientos establecidos para la solución IAM Avanzado y Zero Trust.</w:t>
+      </w:r>
+    </w:p>
+    <w:p>
+      <w:pPr>
+        <w:pStyle w:val="Prrafodelista"/>
+        <w:jc w:val="both"/>
+      </w:pPr>
+    </w:p>
+    <w:p>
+      <w:pPr>
+        <w:jc w:val="both"/>
+      </w:pPr>
+      <w:r>
+        <w:t>Para el proceso de autenticación se utilizó Auth0 como proveedor de identidad, permitiendo que el Frontend redireccionara al usuario hacia la plataforma de autenticación administrada por dicho servicio. Una vez autenticado el usuario y validado el segundo factor de autenticación (MFA), el sistema habilita el acceso a la aplicación de acuerdo con los permisos asignados mediante políticas RBAC. Esta arquitectura permitió centralizar la administración de usuarios, roles y mecanismos de autenticación dentro del Tenant configurado en Auth0, simplificando la integración con la aplicación desarrollada.</w:t>
+      </w:r>
+    </w:p>
+    <w:p>
+      <w:pPr>
+        <w:jc w:val="both"/>
+      </w:pPr>
+    </w:p>
+    <w:p>
+      <w:pPr>
+        <w:pStyle w:val="Prrafodelista"/>
+        <w:jc w:val="both"/>
+      </w:pPr>
+    </w:p>
+    <w:p>
+      <w:pPr>
+        <w:pStyle w:val="Prrafodelista"/>
+        <w:jc w:val="both"/>
+      </w:pPr>
+    </w:p>
+    <w:p>
+      <w:pPr>
+        <w:jc w:val="both"/>
+      </w:pPr>
+      <w:r>
+        <w:t>Paralelamente, se verificó el funcionamiento del Dashboard Administrativo, el cual concentra información relacionada con usuarios, eventos, alertas e indicadores de seguridad, facilitando el monitoreo del estado general de la plataforma y el seguimiento de las actividades realizadas por los usuarios del sistema.</w:t>
+      </w:r>
+    </w:p>
+    <w:p>
+      <w:pPr>
+        <w:pStyle w:val="Prrafodelista"/>
+        <w:jc w:val="both"/>
+      </w:pPr>
+    </w:p>
+    <w:p>
+      <w:pPr>
+        <w:jc w:val="both"/>
+      </w:pPr>
+      <w:r>
+        <w:t>Las actividades desarrolladas durante esta fase permitieron validar el comportamiento de la solución mediante escenarios de operación normal y escenarios de fallo, documentando los resultados obtenidos y registrando las correcciones aplicadas antes de la consolidación del proyecto.</w:t>
+      </w:r>
+    </w:p>
+    <w:p>
+      <w:pPr>
+        <w:pStyle w:val="Prrafodelista"/>
+      </w:pPr>
+    </w:p>
+    <w:p>
+      <w:pPr>
+        <w:pStyle w:val="Ttulo1"/>
+        <w:numPr>
+          <w:ilvl w:val="0"/>
+          <w:numId w:val="42"/>
+        </w:numPr>
+      </w:pPr>
+      <w:bookmarkStart w:id="3" w:name="_Toc235886037"/>
+      <w:r>
+        <w:t>Alcance</w:t>
+      </w:r>
+      <w:bookmarkEnd w:id="3"/>
+    </w:p>
+    <w:p>
+      <w:pPr>
+        <w:pStyle w:val="Prrafodelista"/>
+      </w:pPr>
+    </w:p>
+    <w:p>
+      <w:pPr>
+        <w:jc w:val="both"/>
+      </w:pPr>
+      <w:r>
+        <w:t>La Fase 3 comprendió las actividades relacionadas con la validación técnica y funcional de los componentes implementados durante el desarrollo de la plataforma, así como la documentación de los resultados obtenidos durante el proceso de pruebas.</w:t>
+      </w:r>
+    </w:p>
+    <w:p>
+      <w:pPr>
+        <w:pStyle w:val="Prrafodelista"/>
+      </w:pPr>
+    </w:p>
+    <w:p>
+      <w:r>
+        <w:t>El alcance de esta fase incluyó:</w:t>
+      </w:r>
+    </w:p>
+    <w:p>
+      <w:pPr>
+        <w:pStyle w:val="Prrafodelista"/>
+      </w:pPr>
+    </w:p>
+    <w:p>
+      <w:pPr>
+        <w:pStyle w:val="Prrafodelista"/>
+        <w:numPr>
+          <w:ilvl w:val="0"/>
+          <w:numId w:val="43"/>
+        </w:numPr>
+      </w:pPr>
+      <w:r>
+        <w:t>Validación del proceso de autenticación utilizando Auth0 como proveedor de identidad.</w:t>
+      </w:r>
+    </w:p>
+    <w:p>
+      <w:pPr>
+        <w:pStyle w:val="Prrafodelista"/>
+        <w:numPr>
+          <w:ilvl w:val="0"/>
+          <w:numId w:val="43"/>
+        </w:numPr>
+      </w:pPr>
+      <w:r>
+        <w:t>Verificación del funcionamiento del segundo factor de autenticación (MFA).</w:t>
+      </w:r>
+    </w:p>
+    <w:p>
+      <w:pPr>
+        <w:pStyle w:val="Prrafodelista"/>
+        <w:numPr>
+          <w:ilvl w:val="0"/>
+          <w:numId w:val="43"/>
+        </w:numPr>
+      </w:pPr>
+      <w:r>
+        <w:t>Validación de la autenticación y autorización mediante políticas de acceso basadas en roles (RBAC).</w:t>
+      </w:r>
+    </w:p>
+    <w:p>
+      <w:pPr>
+        <w:pStyle w:val="Prrafodelista"/>
+        <w:numPr>
+          <w:ilvl w:val="0"/>
+          <w:numId w:val="43"/>
+        </w:numPr>
+      </w:pPr>
+      <w:r>
+        <w:t>Ejecución de escenarios de prueba para accesos autorizados y accesos no autorizados.</w:t>
+      </w:r>
+    </w:p>
+    <w:p>
+      <w:pPr>
+        <w:pStyle w:val="Prrafodelista"/>
+        <w:numPr>
+          <w:ilvl w:val="0"/>
+          <w:numId w:val="43"/>
+        </w:numPr>
+      </w:pPr>
+      <w:r>
+        <w:t>Verificación del registro de eventos y mecanismos de auditoría implementados en la plataforma.</w:t>
+      </w:r>
+    </w:p>
+    <w:p>
+      <w:pPr>
+        <w:pStyle w:val="Prrafodelista"/>
+        <w:numPr>
+          <w:ilvl w:val="0"/>
+          <w:numId w:val="43"/>
+        </w:numPr>
+      </w:pPr>
+      <w:r>
+        <w:t>Validación del Dashboard Administrativo como componente de monitoreo de usuarios, alertas y eventos del sistema.</w:t>
+      </w:r>
+    </w:p>
+    <w:p>
+      <w:pPr>
+        <w:pStyle w:val="Prrafodelista"/>
+        <w:numPr>
+          <w:ilvl w:val="0"/>
+          <w:numId w:val="43"/>
+        </w:numPr>
+      </w:pPr>
+      <w:r>
+        <w:t>Consolidación de la matriz de pruebas y documentación de los resultados obtenidos.</w:t>
+      </w:r>
+    </w:p>
+    <w:p>
+      <w:pPr>
+        <w:pStyle w:val="Prrafodelista"/>
+        <w:numPr>
+          <w:ilvl w:val="0"/>
+          <w:numId w:val="43"/>
+        </w:numPr>
+      </w:pPr>
+      <w:r>
+        <w:t>Registro de observaciones, correcciones aplicadas y mejoras realizadas durante la fase de validación.</w:t>
+      </w:r>
+    </w:p>
+    <w:p>
+      <w:pPr>
+        <w:pStyle w:val="Prrafodelista"/>
+        <w:numPr>
+          <w:ilvl w:val="0"/>
+          <w:numId w:val="43"/>
+        </w:numPr>
+      </w:pPr>
+      <w:r>
+        <w:t>Organización de la documentación técnica y evidencias que respaldan el cumplimiento de las actividades establecidas en el cronograma de trabajo.</w:t>
+      </w:r>
+    </w:p>
+    <w:p/>
+    <w:p/>
+    <w:p/>
+    <w:p/>
+    <w:p/>
+    <w:p/>
+    <w:p>
+      <w:pPr>
+        <w:pStyle w:val="Ttulo1"/>
+        <w:numPr>
+          <w:ilvl w:val="0"/>
+          <w:numId w:val="42"/>
+        </w:numPr>
       </w:pPr>
       <w:bookmarkStart w:id="4" w:name="_Toc235886038"/>
       <w:r>
-        <w:rPr>
-          <w:lang w:val="es-419"/>
-        </w:rPr>
-        <w:t>4. Desarrollo del Entregable</w:t>
+        <w:t>Desarrollo del Entregable</w:t>
       </w:r>
       <w:bookmarkEnd w:id="4"/>
     </w:p>
     <w:p>
       <w:pPr>
-        <w:rPr>
-          <w:lang w:val="es-419"/>
-        </w:rPr>
-      </w:pPr>
+        <w:pStyle w:val="Prrafodelista"/>
+      </w:pPr>
+    </w:p>
+    <w:p>
+      <w:pPr>
+        <w:jc w:val="both"/>
+      </w:pPr>
+      <w:r>
+        <w:t>Durante la Fase 3 se ejecutaron las actividades programadas en el cronograma con el propósito de validar el funcionamiento de la plataforma desarrollada en las fases anteriores. Las actividades estuvieron orientadas a verificar el comportamiento de los mecanismos de autenticación y autorización implementados mediante Auth0, el funcionamiento del Dashboard Administrativo, la generación de registros de auditoría, la ejecución de pruebas funcionales y la documentación de los resultados obtenidos.</w:t>
+      </w:r>
+    </w:p>
+    <w:p>
+      <w:pPr>
+        <w:jc w:val="both"/>
+      </w:pPr>
+    </w:p>
+    <w:p>
+      <w:pPr>
+        <w:jc w:val="both"/>
+      </w:pPr>
+      <w:r>
+        <w:t>Cada integrante desarrolló las actividades asignadas de acuerdo con su rol dentro del proyecto, permitiendo integrar los diferentes componentes de la solución y consolidar un entregable que demuestra el correcto funcionamiento de la plataforma bajo distintos escenarios de operación. Como resultado de este proceso se elaboró la matriz de pruebas, se documentaron los resultados obtenidos, se registraron las correcciones realizadas durante la fase de validación y se consolidó la documentación técnica correspondiente al proyecto.</w:t>
+      </w:r>
+    </w:p>
+    <w:p>
+      <w:pPr>
+        <w:jc w:val="both"/>
+      </w:pPr>
+    </w:p>
+    <w:p>
+      <w:pPr>
+        <w:jc w:val="both"/>
+      </w:pPr>
+      <w:r>
+        <w:t>Las evidencias generadas durante el desarrollo de estas actividades se encuentran organizadas en la bitácora semanal y en los documentos individuales elaborados por cada integrante del equipo, garantizando la trazabilidad y verificabilidad de cada una de las tareas ejecutadas.</w:t>
+      </w:r>
     </w:p>
     <w:p>
       <w:pPr>
         <w:pStyle w:val="Ttulo2"/>
-        <w:rPr>
-          <w:lang w:val="es-419"/>
-        </w:rPr>
       </w:pPr>
       <w:bookmarkStart w:id="5" w:name="_Toc235886039"/>
       <w:r>
-        <w:rPr>
-          <w:lang w:val="es-419"/>
-        </w:rPr>
         <w:t>4.1 Matriz de Pruebas</w:t>
       </w:r>
       <w:bookmarkEnd w:id="5"/>
     </w:p>
     <w:p>
       <w:pPr>
-        <w:rPr>
-          <w:lang w:val="es-419"/>
-        </w:rPr>
+        <w:jc w:val="both"/>
       </w:pPr>
       <w:r>
-        <w:rPr>
-          <w:lang w:val="es-419"/>
-        </w:rPr>
-        <w:t>Agregar tabla de casos de prueba y resultados.</w:t>
+        <w:t>Como parte del proceso de validación se elaboró una matriz de pruebas con el objetivo de definir y ejecutar los diferentes escenarios necesarios para comprobar el correcto funcionamiento de la solución implementada. Esta matriz permitió establecer de forma estructurada los casos de prueba, el procedimiento de ejecución, el resultado esperado y el resultado obtenido para cada validación realizada.</w:t>
       </w:r>
     </w:p>
     <w:p>
       <w:pPr>
+        <w:jc w:val="both"/>
+      </w:pPr>
+    </w:p>
+    <w:p>
+      <w:pPr>
+        <w:jc w:val="both"/>
+      </w:pPr>
+      <w:r>
+        <w:t>Los escenarios considerados contemplaron tanto condiciones normales de operación como situaciones de error, permitiendo evaluar el comportamiento de la plataforma frente a distintos tipos de autenticación y control de acceso. Entre los casos evaluados se incluyeron el inicio de sesión exitoso, autenticación con credenciales incorrectas, usuarios inexistentes, cuentas deshabilitadas, sesiones expiradas y validación de permisos de acuerdo con el rol asignado.</w:t>
+      </w:r>
+    </w:p>
+    <w:p>
+      <w:pPr>
+        <w:jc w:val="both"/>
+      </w:pPr>
+    </w:p>
+    <w:p>
+      <w:pPr>
+        <w:jc w:val="both"/>
+      </w:pPr>
+      <w:r>
+        <w:t xml:space="preserve">La información obtenida durante la ejecución de estas pruebas permitió confirmar el correcto funcionamiento de los mecanismos de autenticación administrados por Auth0, así como la aplicación de las políticas de acceso implementadas bajo el modelo Zero Trust. Cada resultado fue documentado y respaldado mediante las </w:t>
+      </w:r>
+      <w:r>
+        <w:lastRenderedPageBreak/>
+        <w:t>evidencias correspondientes, facilitando la trazabilidad del proceso de validación y la identificación de oportunidades de mejora.</w:t>
+      </w:r>
+    </w:p>
+    <w:p>
+      <w:pPr>
+        <w:jc w:val="both"/>
+      </w:pPr>
+    </w:p>
+    <w:tbl>
+      <w:tblPr>
+        <w:tblStyle w:val="Tablaconcuadrcula"/>
+        <w:tblW w:w="9918" w:type="dxa"/>
+        <w:tblLayout w:type="fixed"/>
+        <w:tblLook w:val="04A0" w:firstRow="1" w:lastRow="0" w:firstColumn="1" w:lastColumn="0" w:noHBand="0" w:noVBand="1"/>
+      </w:tblPr>
+      <w:tblGrid>
+        <w:gridCol w:w="869"/>
+        <w:gridCol w:w="1376"/>
+        <w:gridCol w:w="1498"/>
+        <w:gridCol w:w="1231"/>
+        <w:gridCol w:w="103"/>
+        <w:gridCol w:w="1848"/>
+        <w:gridCol w:w="103"/>
+        <w:gridCol w:w="923"/>
+        <w:gridCol w:w="103"/>
+        <w:gridCol w:w="922"/>
+        <w:gridCol w:w="103"/>
+        <w:gridCol w:w="821"/>
+        <w:gridCol w:w="18"/>
+      </w:tblGrid>
+      <w:tr>
+        <w:trPr>
+          <w:trHeight w:val="447"/>
+        </w:trPr>
+        <w:tc>
+          <w:tcPr>
+            <w:tcW w:w="869" w:type="dxa"/>
+          </w:tcPr>
+          <w:p>
+            <w:pPr>
+              <w:jc w:val="center"/>
+              <w:rPr>
+                <w:b/>
+                <w:bCs/>
+                <w:sz w:val="14"/>
+                <w:szCs w:val="14"/>
+              </w:rPr>
+            </w:pPr>
+            <w:r>
+              <w:rPr>
+                <w:b/>
+                <w:bCs/>
+                <w:sz w:val="14"/>
+                <w:szCs w:val="14"/>
+              </w:rPr>
+              <w:t>ID</w:t>
+            </w:r>
+          </w:p>
+        </w:tc>
+        <w:tc>
+          <w:tcPr>
+            <w:tcW w:w="1376" w:type="dxa"/>
+          </w:tcPr>
+          <w:p>
+            <w:pPr>
+              <w:jc w:val="center"/>
+              <w:rPr>
+                <w:b/>
+                <w:bCs/>
+                <w:sz w:val="14"/>
+                <w:szCs w:val="14"/>
+              </w:rPr>
+            </w:pPr>
+            <w:r>
+              <w:rPr>
+                <w:b/>
+                <w:bCs/>
+                <w:sz w:val="14"/>
+                <w:szCs w:val="14"/>
+              </w:rPr>
+              <w:t>Módulo</w:t>
+            </w:r>
+          </w:p>
+        </w:tc>
+        <w:tc>
+          <w:tcPr>
+            <w:tcW w:w="1498" w:type="dxa"/>
+          </w:tcPr>
+          <w:p>
+            <w:pPr>
+              <w:jc w:val="center"/>
+              <w:rPr>
+                <w:b/>
+                <w:bCs/>
+                <w:sz w:val="14"/>
+                <w:szCs w:val="14"/>
+              </w:rPr>
+            </w:pPr>
+            <w:r>
+              <w:rPr>
+                <w:b/>
+                <w:bCs/>
+                <w:sz w:val="14"/>
+                <w:szCs w:val="14"/>
+              </w:rPr>
+              <w:t>Escenario de prueba</w:t>
+            </w:r>
+          </w:p>
+        </w:tc>
+        <w:tc>
+          <w:tcPr>
+            <w:tcW w:w="1231" w:type="dxa"/>
+          </w:tcPr>
+          <w:p>
+            <w:pPr>
+              <w:jc w:val="center"/>
+              <w:rPr>
+                <w:b/>
+                <w:bCs/>
+                <w:sz w:val="14"/>
+                <w:szCs w:val="14"/>
+              </w:rPr>
+            </w:pPr>
+            <w:r>
+              <w:rPr>
+                <w:b/>
+                <w:bCs/>
+                <w:sz w:val="14"/>
+                <w:szCs w:val="14"/>
+              </w:rPr>
+              <w:t>Datos de prueba</w:t>
+            </w:r>
+          </w:p>
+        </w:tc>
+        <w:tc>
+          <w:tcPr>
+            <w:tcW w:w="1951" w:type="dxa"/>
+            <w:gridSpan w:val="2"/>
+          </w:tcPr>
+          <w:p>
+            <w:pPr>
+              <w:jc w:val="center"/>
+              <w:rPr>
+                <w:b/>
+                <w:bCs/>
+                <w:sz w:val="14"/>
+                <w:szCs w:val="14"/>
+              </w:rPr>
+            </w:pPr>
+            <w:r>
+              <w:rPr>
+                <w:b/>
+                <w:bCs/>
+                <w:sz w:val="14"/>
+                <w:szCs w:val="14"/>
+              </w:rPr>
+              <w:t>Resultado esperado</w:t>
+            </w:r>
+          </w:p>
+        </w:tc>
+        <w:tc>
+          <w:tcPr>
+            <w:tcW w:w="1026" w:type="dxa"/>
+            <w:gridSpan w:val="2"/>
+          </w:tcPr>
+          <w:p>
+            <w:pPr>
+              <w:jc w:val="center"/>
+              <w:rPr>
+                <w:b/>
+                <w:bCs/>
+                <w:sz w:val="14"/>
+                <w:szCs w:val="14"/>
+              </w:rPr>
+            </w:pPr>
+            <w:r>
+              <w:rPr>
+                <w:b/>
+                <w:bCs/>
+                <w:sz w:val="14"/>
+                <w:szCs w:val="14"/>
+              </w:rPr>
+              <w:t>Resultado obtenido</w:t>
+            </w:r>
+          </w:p>
+        </w:tc>
+        <w:tc>
+          <w:tcPr>
+            <w:tcW w:w="1025" w:type="dxa"/>
+            <w:gridSpan w:val="2"/>
+          </w:tcPr>
+          <w:p>
+            <w:pPr>
+              <w:jc w:val="center"/>
+              <w:rPr>
+                <w:b/>
+                <w:bCs/>
+                <w:sz w:val="14"/>
+                <w:szCs w:val="14"/>
+              </w:rPr>
+            </w:pPr>
+            <w:r>
+              <w:rPr>
+                <w:b/>
+                <w:bCs/>
+                <w:sz w:val="14"/>
+                <w:szCs w:val="14"/>
+              </w:rPr>
+              <w:t>Estado</w:t>
+            </w:r>
+          </w:p>
+        </w:tc>
+        <w:tc>
+          <w:tcPr>
+            <w:tcW w:w="942" w:type="dxa"/>
+            <w:gridSpan w:val="3"/>
+          </w:tcPr>
+          <w:p>
+            <w:pPr>
+              <w:jc w:val="center"/>
+              <w:rPr>
+                <w:b/>
+                <w:bCs/>
+                <w:sz w:val="14"/>
+                <w:szCs w:val="14"/>
+              </w:rPr>
+            </w:pPr>
+            <w:r>
+              <w:rPr>
+                <w:b/>
+                <w:bCs/>
+                <w:sz w:val="14"/>
+                <w:szCs w:val="14"/>
+              </w:rPr>
+              <w:t>Evidencia</w:t>
+            </w:r>
+          </w:p>
+        </w:tc>
+      </w:tr>
+      <w:tr>
+        <w:trPr>
+          <w:trHeight w:val="907"/>
+        </w:trPr>
+        <w:tc>
+          <w:tcPr>
+            <w:tcW w:w="869" w:type="dxa"/>
+          </w:tcPr>
+          <w:p>
+            <w:pPr>
+              <w:rPr>
+                <w:rFonts w:ascii="Verdana" w:hAnsi="Verdana"/>
+                <w:sz w:val="14"/>
+                <w:szCs w:val="14"/>
+              </w:rPr>
+            </w:pPr>
+            <w:r>
+              <w:rPr>
+                <w:rFonts w:ascii="Verdana" w:hAnsi="Verdana"/>
+                <w:sz w:val="14"/>
+                <w:szCs w:val="14"/>
+              </w:rPr>
+              <w:t>CP-001</w:t>
+            </w:r>
+          </w:p>
+        </w:tc>
+        <w:tc>
+          <w:tcPr>
+            <w:tcW w:w="1376" w:type="dxa"/>
+          </w:tcPr>
+          <w:p>
+            <w:pPr>
+              <w:rPr>
+                <w:rFonts w:ascii="Verdana" w:hAnsi="Verdana"/>
+                <w:sz w:val="14"/>
+                <w:szCs w:val="14"/>
+              </w:rPr>
+            </w:pPr>
+            <w:r>
+              <w:rPr>
+                <w:rFonts w:ascii="Verdana" w:hAnsi="Verdana"/>
+                <w:sz w:val="14"/>
+                <w:szCs w:val="14"/>
+              </w:rPr>
+              <w:t>Autenticación</w:t>
+            </w:r>
+          </w:p>
+        </w:tc>
+        <w:tc>
+          <w:tcPr>
+            <w:tcW w:w="1498" w:type="dxa"/>
+          </w:tcPr>
+          <w:p>
+            <w:pPr>
+              <w:jc w:val="center"/>
+              <w:rPr>
+                <w:rFonts w:ascii="Verdana" w:hAnsi="Verdana"/>
+                <w:sz w:val="14"/>
+                <w:szCs w:val="14"/>
+              </w:rPr>
+            </w:pPr>
+            <w:r>
+              <w:rPr>
+                <w:rFonts w:ascii="Verdana" w:hAnsi="Verdana"/>
+                <w:sz w:val="14"/>
+                <w:szCs w:val="14"/>
+              </w:rPr>
+              <w:t>Inicio de sesión válido</w:t>
+            </w:r>
+          </w:p>
+        </w:tc>
+        <w:tc>
+          <w:tcPr>
+            <w:tcW w:w="1231" w:type="dxa"/>
+          </w:tcPr>
+          <w:p>
+            <w:pPr>
+              <w:jc w:val="center"/>
+              <w:rPr>
+                <w:rFonts w:ascii="Verdana" w:hAnsi="Verdana"/>
+                <w:sz w:val="14"/>
+                <w:szCs w:val="14"/>
+              </w:rPr>
+            </w:pPr>
+            <w:r>
+              <w:rPr>
+                <w:rFonts w:ascii="Verdana" w:hAnsi="Verdana"/>
+                <w:sz w:val="14"/>
+                <w:szCs w:val="14"/>
+              </w:rPr>
+              <w:t>Usuario activo con correo y contraseña correctos</w:t>
+            </w:r>
+          </w:p>
+        </w:tc>
+        <w:tc>
+          <w:tcPr>
+            <w:tcW w:w="1951" w:type="dxa"/>
+            <w:gridSpan w:val="2"/>
+          </w:tcPr>
+          <w:p>
+            <w:pPr>
+              <w:jc w:val="center"/>
+              <w:rPr>
+                <w:rFonts w:ascii="Verdana" w:hAnsi="Verdana"/>
+                <w:sz w:val="14"/>
+                <w:szCs w:val="14"/>
+              </w:rPr>
+            </w:pPr>
+            <w:r>
+              <w:rPr>
+                <w:rFonts w:ascii="Verdana" w:hAnsi="Verdana"/>
+                <w:sz w:val="14"/>
+                <w:szCs w:val="14"/>
+              </w:rPr>
+              <w:t>El sistema autentica al usuario, crea la sesión y lo redirige al dashboard autorizado.</w:t>
+            </w:r>
+          </w:p>
+        </w:tc>
+        <w:tc>
+          <w:tcPr>
+            <w:tcW w:w="1026" w:type="dxa"/>
+            <w:gridSpan w:val="2"/>
+          </w:tcPr>
+          <w:p>
+            <w:pPr>
+              <w:rPr>
+                <w:rFonts w:ascii="Verdana" w:hAnsi="Verdana"/>
+                <w:sz w:val="14"/>
+                <w:szCs w:val="14"/>
+              </w:rPr>
+            </w:pPr>
+          </w:p>
+        </w:tc>
+        <w:tc>
+          <w:tcPr>
+            <w:tcW w:w="1025" w:type="dxa"/>
+            <w:gridSpan w:val="2"/>
+          </w:tcPr>
+          <w:p>
+            <w:pPr>
+              <w:rPr>
+                <w:rFonts w:ascii="Verdana" w:hAnsi="Verdana"/>
+                <w:sz w:val="14"/>
+                <w:szCs w:val="14"/>
+              </w:rPr>
+            </w:pPr>
+            <w:r>
+              <w:rPr>
+                <w:rFonts w:ascii="Verdana" w:hAnsi="Verdana"/>
+                <w:sz w:val="14"/>
+                <w:szCs w:val="14"/>
+              </w:rPr>
+              <w:t>Pendiente</w:t>
+            </w:r>
+          </w:p>
+        </w:tc>
+        <w:tc>
+          <w:tcPr>
+            <w:tcW w:w="942" w:type="dxa"/>
+            <w:gridSpan w:val="3"/>
+          </w:tcPr>
+          <w:p>
+            <w:pPr>
+              <w:rPr>
+                <w:rFonts w:ascii="Verdana" w:hAnsi="Verdana"/>
+                <w:sz w:val="14"/>
+                <w:szCs w:val="14"/>
+              </w:rPr>
+            </w:pPr>
+            <w:r>
+              <w:rPr>
+                <w:rFonts w:ascii="Verdana" w:hAnsi="Verdana"/>
+                <w:sz w:val="14"/>
+                <w:szCs w:val="14"/>
+              </w:rPr>
+              <w:t>EV-001</w:t>
+            </w:r>
+          </w:p>
+        </w:tc>
+      </w:tr>
+      <w:tr>
+        <w:trPr>
+          <w:trHeight w:val="907"/>
+        </w:trPr>
+        <w:tc>
+          <w:tcPr>
+            <w:tcW w:w="869" w:type="dxa"/>
+          </w:tcPr>
+          <w:p>
+            <w:pPr>
+              <w:rPr>
+                <w:rFonts w:ascii="Verdana" w:hAnsi="Verdana"/>
+                <w:sz w:val="14"/>
+                <w:szCs w:val="14"/>
+              </w:rPr>
+            </w:pPr>
+            <w:r>
+              <w:rPr>
+                <w:rFonts w:ascii="Verdana" w:hAnsi="Verdana"/>
+                <w:sz w:val="14"/>
+                <w:szCs w:val="14"/>
+              </w:rPr>
+              <w:t>CP-002</w:t>
+            </w:r>
+          </w:p>
+        </w:tc>
+        <w:tc>
+          <w:tcPr>
+            <w:tcW w:w="1376" w:type="dxa"/>
+          </w:tcPr>
+          <w:p>
+            <w:pPr>
+              <w:rPr>
+                <w:rFonts w:ascii="Verdana" w:hAnsi="Verdana"/>
+                <w:sz w:val="14"/>
+                <w:szCs w:val="14"/>
+              </w:rPr>
+            </w:pPr>
+            <w:r>
+              <w:rPr>
+                <w:rFonts w:ascii="Verdana" w:hAnsi="Verdana"/>
+                <w:sz w:val="14"/>
+                <w:szCs w:val="14"/>
+              </w:rPr>
+              <w:t>Autenticación</w:t>
+            </w:r>
+          </w:p>
+        </w:tc>
+        <w:tc>
+          <w:tcPr>
+            <w:tcW w:w="1498" w:type="dxa"/>
+          </w:tcPr>
+          <w:p>
+            <w:pPr>
+              <w:jc w:val="center"/>
+              <w:rPr>
+                <w:rFonts w:ascii="Verdana" w:hAnsi="Verdana"/>
+                <w:sz w:val="14"/>
+                <w:szCs w:val="14"/>
+              </w:rPr>
+            </w:pPr>
+            <w:r>
+              <w:rPr>
+                <w:rFonts w:ascii="Verdana" w:hAnsi="Verdana"/>
+                <w:sz w:val="14"/>
+                <w:szCs w:val="14"/>
+              </w:rPr>
+              <w:t>Contraseña incorrecta</w:t>
+            </w:r>
+          </w:p>
+        </w:tc>
+        <w:tc>
+          <w:tcPr>
+            <w:tcW w:w="1231" w:type="dxa"/>
+          </w:tcPr>
+          <w:p>
+            <w:pPr>
+              <w:jc w:val="center"/>
+              <w:rPr>
+                <w:rFonts w:ascii="Verdana" w:hAnsi="Verdana"/>
+                <w:sz w:val="14"/>
+                <w:szCs w:val="14"/>
+              </w:rPr>
+            </w:pPr>
+            <w:r>
+              <w:rPr>
+                <w:rFonts w:ascii="Verdana" w:hAnsi="Verdana"/>
+                <w:sz w:val="14"/>
+                <w:szCs w:val="14"/>
+              </w:rPr>
+              <w:t>Usuario activo y contraseña inválida</w:t>
+            </w:r>
+          </w:p>
+        </w:tc>
+        <w:tc>
+          <w:tcPr>
+            <w:tcW w:w="1951" w:type="dxa"/>
+            <w:gridSpan w:val="2"/>
+          </w:tcPr>
+          <w:p>
+            <w:pPr>
+              <w:jc w:val="center"/>
+              <w:rPr>
+                <w:rFonts w:ascii="Verdana" w:hAnsi="Verdana"/>
+                <w:sz w:val="14"/>
+                <w:szCs w:val="14"/>
+              </w:rPr>
+            </w:pPr>
+            <w:r>
+              <w:rPr>
+                <w:rFonts w:ascii="Verdana" w:hAnsi="Verdana"/>
+                <w:sz w:val="14"/>
+                <w:szCs w:val="14"/>
+              </w:rPr>
+              <w:t>El acceso es denegado, se muestra un mensaje controlado y se registra el intento fallido.</w:t>
+            </w:r>
+          </w:p>
+        </w:tc>
+        <w:tc>
+          <w:tcPr>
+            <w:tcW w:w="1026" w:type="dxa"/>
+            <w:gridSpan w:val="2"/>
+          </w:tcPr>
+          <w:p>
+            <w:pPr>
+              <w:rPr>
+                <w:rFonts w:ascii="Verdana" w:hAnsi="Verdana"/>
+                <w:sz w:val="14"/>
+                <w:szCs w:val="14"/>
+              </w:rPr>
+            </w:pPr>
+          </w:p>
+        </w:tc>
+        <w:tc>
+          <w:tcPr>
+            <w:tcW w:w="1025" w:type="dxa"/>
+            <w:gridSpan w:val="2"/>
+          </w:tcPr>
+          <w:p>
+            <w:pPr>
+              <w:rPr>
+                <w:rFonts w:ascii="Verdana" w:hAnsi="Verdana"/>
+                <w:sz w:val="14"/>
+                <w:szCs w:val="14"/>
+              </w:rPr>
+            </w:pPr>
+            <w:r>
+              <w:rPr>
+                <w:rFonts w:ascii="Verdana" w:hAnsi="Verdana"/>
+                <w:sz w:val="14"/>
+                <w:szCs w:val="14"/>
+              </w:rPr>
+              <w:t>Pendiente</w:t>
+            </w:r>
+          </w:p>
+        </w:tc>
+        <w:tc>
+          <w:tcPr>
+            <w:tcW w:w="942" w:type="dxa"/>
+            <w:gridSpan w:val="3"/>
+          </w:tcPr>
+          <w:p>
+            <w:pPr>
+              <w:rPr>
+                <w:rFonts w:ascii="Verdana" w:hAnsi="Verdana"/>
+                <w:sz w:val="14"/>
+                <w:szCs w:val="14"/>
+              </w:rPr>
+            </w:pPr>
+            <w:r>
+              <w:rPr>
+                <w:rFonts w:ascii="Verdana" w:hAnsi="Verdana"/>
+                <w:sz w:val="14"/>
+                <w:szCs w:val="14"/>
+              </w:rPr>
+              <w:t>EV-002</w:t>
+            </w:r>
+          </w:p>
+        </w:tc>
+      </w:tr>
+      <w:tr>
+        <w:trPr>
+          <w:trHeight w:val="907"/>
+        </w:trPr>
+        <w:tc>
+          <w:tcPr>
+            <w:tcW w:w="869" w:type="dxa"/>
+          </w:tcPr>
+          <w:p>
+            <w:pPr>
+              <w:rPr>
+                <w:rFonts w:ascii="Verdana" w:hAnsi="Verdana"/>
+                <w:sz w:val="14"/>
+                <w:szCs w:val="14"/>
+              </w:rPr>
+            </w:pPr>
+            <w:r>
+              <w:rPr>
+                <w:rFonts w:ascii="Verdana" w:hAnsi="Verdana"/>
+                <w:sz w:val="14"/>
+                <w:szCs w:val="14"/>
+              </w:rPr>
+              <w:t>CP-003</w:t>
+            </w:r>
+          </w:p>
+        </w:tc>
+        <w:tc>
+          <w:tcPr>
+            <w:tcW w:w="1376" w:type="dxa"/>
+          </w:tcPr>
+          <w:p>
+            <w:pPr>
+              <w:rPr>
+                <w:rFonts w:ascii="Verdana" w:hAnsi="Verdana"/>
+                <w:sz w:val="14"/>
+                <w:szCs w:val="14"/>
+              </w:rPr>
+            </w:pPr>
+            <w:r>
+              <w:rPr>
+                <w:rFonts w:ascii="Verdana" w:hAnsi="Verdana"/>
+                <w:sz w:val="14"/>
+                <w:szCs w:val="14"/>
+              </w:rPr>
+              <w:t>Autenticación</w:t>
+            </w:r>
+          </w:p>
+        </w:tc>
+        <w:tc>
+          <w:tcPr>
+            <w:tcW w:w="1498" w:type="dxa"/>
+          </w:tcPr>
+          <w:p>
+            <w:pPr>
+              <w:jc w:val="center"/>
+              <w:rPr>
+                <w:rFonts w:ascii="Verdana" w:hAnsi="Verdana"/>
+                <w:sz w:val="14"/>
+                <w:szCs w:val="14"/>
+              </w:rPr>
+            </w:pPr>
+            <w:r>
+              <w:rPr>
+                <w:rFonts w:ascii="Verdana" w:hAnsi="Verdana"/>
+                <w:sz w:val="14"/>
+                <w:szCs w:val="14"/>
+              </w:rPr>
+              <w:t>Inicio de sesión con usuario inexistente</w:t>
+            </w:r>
+          </w:p>
+        </w:tc>
+        <w:tc>
+          <w:tcPr>
+            <w:tcW w:w="1231" w:type="dxa"/>
+          </w:tcPr>
+          <w:p>
+            <w:pPr>
+              <w:jc w:val="center"/>
+              <w:rPr>
+                <w:rFonts w:ascii="Verdana" w:hAnsi="Verdana"/>
+                <w:sz w:val="14"/>
+                <w:szCs w:val="14"/>
+              </w:rPr>
+            </w:pPr>
+            <w:r>
+              <w:rPr>
+                <w:rFonts w:ascii="Verdana" w:hAnsi="Verdana"/>
+                <w:sz w:val="14"/>
+                <w:szCs w:val="14"/>
+              </w:rPr>
+              <w:t>Correo no registrado y cualquier contraseña</w:t>
+            </w:r>
+          </w:p>
+        </w:tc>
+        <w:tc>
+          <w:tcPr>
+            <w:tcW w:w="1951" w:type="dxa"/>
+            <w:gridSpan w:val="2"/>
+          </w:tcPr>
+          <w:p>
+            <w:pPr>
+              <w:jc w:val="center"/>
+              <w:rPr>
+                <w:rFonts w:ascii="Verdana" w:hAnsi="Verdana"/>
+                <w:sz w:val="14"/>
+                <w:szCs w:val="14"/>
+              </w:rPr>
+            </w:pPr>
+            <w:r>
+              <w:rPr>
+                <w:rFonts w:ascii="Verdana" w:hAnsi="Verdana"/>
+                <w:sz w:val="14"/>
+                <w:szCs w:val="14"/>
+              </w:rPr>
+              <w:t>El acceso es denegado sin revelar si la cuenta existe y se registra el intento.</w:t>
+            </w:r>
+          </w:p>
+        </w:tc>
+        <w:tc>
+          <w:tcPr>
+            <w:tcW w:w="1026" w:type="dxa"/>
+            <w:gridSpan w:val="2"/>
+          </w:tcPr>
+          <w:p>
+            <w:pPr>
+              <w:rPr>
+                <w:rFonts w:ascii="Verdana" w:hAnsi="Verdana"/>
+                <w:sz w:val="14"/>
+                <w:szCs w:val="14"/>
+              </w:rPr>
+            </w:pPr>
+          </w:p>
+        </w:tc>
+        <w:tc>
+          <w:tcPr>
+            <w:tcW w:w="1025" w:type="dxa"/>
+            <w:gridSpan w:val="2"/>
+          </w:tcPr>
+          <w:p>
+            <w:pPr>
+              <w:rPr>
+                <w:rFonts w:ascii="Verdana" w:hAnsi="Verdana"/>
+                <w:sz w:val="14"/>
+                <w:szCs w:val="14"/>
+              </w:rPr>
+            </w:pPr>
+            <w:r>
+              <w:rPr>
+                <w:rFonts w:ascii="Verdana" w:hAnsi="Verdana"/>
+                <w:sz w:val="14"/>
+                <w:szCs w:val="14"/>
+              </w:rPr>
+              <w:t>Pendiente</w:t>
+            </w:r>
+          </w:p>
+        </w:tc>
+        <w:tc>
+          <w:tcPr>
+            <w:tcW w:w="942" w:type="dxa"/>
+            <w:gridSpan w:val="3"/>
+          </w:tcPr>
+          <w:p>
+            <w:pPr>
+              <w:rPr>
+                <w:rFonts w:ascii="Verdana" w:hAnsi="Verdana"/>
+                <w:sz w:val="14"/>
+                <w:szCs w:val="14"/>
+              </w:rPr>
+            </w:pPr>
+            <w:r>
+              <w:rPr>
+                <w:rFonts w:ascii="Verdana" w:hAnsi="Verdana"/>
+                <w:sz w:val="14"/>
+                <w:szCs w:val="14"/>
+              </w:rPr>
+              <w:t>EV-003</w:t>
+            </w:r>
+          </w:p>
+        </w:tc>
+      </w:tr>
+      <w:tr>
+        <w:trPr>
+          <w:gridAfter w:val="1"/>
+          <w:wAfter w:w="18" w:type="dxa"/>
+          <w:trHeight w:val="895"/>
+        </w:trPr>
+        <w:tc>
+          <w:tcPr>
+            <w:tcW w:w="869" w:type="dxa"/>
+          </w:tcPr>
+          <w:p>
+            <w:pPr>
+              <w:rPr>
+                <w:rFonts w:ascii="Verdana" w:hAnsi="Verdana"/>
+                <w:sz w:val="14"/>
+                <w:szCs w:val="14"/>
+              </w:rPr>
+            </w:pPr>
+            <w:r>
+              <w:rPr>
+                <w:rFonts w:ascii="Verdana" w:hAnsi="Verdana"/>
+                <w:sz w:val="14"/>
+                <w:szCs w:val="14"/>
+              </w:rPr>
+              <w:t>CP-004</w:t>
+            </w:r>
+          </w:p>
+        </w:tc>
+        <w:tc>
+          <w:tcPr>
+            <w:tcW w:w="1376" w:type="dxa"/>
+          </w:tcPr>
+          <w:p>
+            <w:pPr>
+              <w:rPr>
+                <w:rFonts w:ascii="Verdana" w:hAnsi="Verdana"/>
+                <w:sz w:val="14"/>
+                <w:szCs w:val="14"/>
+              </w:rPr>
+            </w:pPr>
+            <w:r>
+              <w:rPr>
+                <w:rFonts w:ascii="Verdana" w:hAnsi="Verdana"/>
+                <w:sz w:val="14"/>
+                <w:szCs w:val="14"/>
+              </w:rPr>
+              <w:t>Autenticación</w:t>
+            </w:r>
+          </w:p>
+        </w:tc>
+        <w:tc>
+          <w:tcPr>
+            <w:tcW w:w="1498" w:type="dxa"/>
+          </w:tcPr>
+          <w:p>
+            <w:pPr>
+              <w:jc w:val="center"/>
+              <w:rPr>
+                <w:rFonts w:ascii="Verdana" w:hAnsi="Verdana"/>
+                <w:sz w:val="14"/>
+                <w:szCs w:val="14"/>
+              </w:rPr>
+            </w:pPr>
+            <w:r>
+              <w:rPr>
+                <w:rFonts w:ascii="Verdana" w:hAnsi="Verdana"/>
+                <w:sz w:val="14"/>
+                <w:szCs w:val="14"/>
+              </w:rPr>
+              <w:t>Inicio de sesión con campos vacíos</w:t>
+            </w:r>
+          </w:p>
+        </w:tc>
+        <w:tc>
+          <w:tcPr>
+            <w:tcW w:w="1334" w:type="dxa"/>
+            <w:gridSpan w:val="2"/>
+          </w:tcPr>
+          <w:p>
+            <w:pPr>
+              <w:jc w:val="center"/>
+              <w:rPr>
+                <w:rFonts w:ascii="Verdana" w:hAnsi="Verdana"/>
+                <w:sz w:val="14"/>
+                <w:szCs w:val="14"/>
+              </w:rPr>
+            </w:pPr>
+            <w:r>
+              <w:rPr>
+                <w:rFonts w:ascii="Verdana" w:hAnsi="Verdana"/>
+                <w:sz w:val="14"/>
+                <w:szCs w:val="14"/>
+              </w:rPr>
+              <w:t>Correo y contraseña vacíos</w:t>
+            </w:r>
+          </w:p>
+        </w:tc>
+        <w:tc>
+          <w:tcPr>
+            <w:tcW w:w="1951" w:type="dxa"/>
+            <w:gridSpan w:val="2"/>
+          </w:tcPr>
+          <w:p>
+            <w:pPr>
+              <w:jc w:val="center"/>
+              <w:rPr>
+                <w:rFonts w:ascii="Verdana" w:hAnsi="Verdana"/>
+                <w:sz w:val="14"/>
+                <w:szCs w:val="14"/>
+              </w:rPr>
+            </w:pPr>
+            <w:r>
+              <w:rPr>
+                <w:rFonts w:ascii="Verdana" w:hAnsi="Verdana"/>
+                <w:sz w:val="14"/>
+                <w:szCs w:val="14"/>
+              </w:rPr>
+              <w:t>El formulario valida los campos obligatorios y no envía la solicitud de autenticación.</w:t>
+            </w:r>
+          </w:p>
+        </w:tc>
+        <w:tc>
+          <w:tcPr>
+            <w:tcW w:w="1026" w:type="dxa"/>
+            <w:gridSpan w:val="2"/>
+          </w:tcPr>
+          <w:p>
+            <w:pPr>
+              <w:rPr>
+                <w:rFonts w:ascii="Verdana" w:hAnsi="Verdana"/>
+                <w:sz w:val="14"/>
+                <w:szCs w:val="14"/>
+              </w:rPr>
+            </w:pPr>
+          </w:p>
+        </w:tc>
+        <w:tc>
+          <w:tcPr>
+            <w:tcW w:w="1025" w:type="dxa"/>
+            <w:gridSpan w:val="2"/>
+          </w:tcPr>
+          <w:p>
+            <w:pPr>
+              <w:rPr>
+                <w:rFonts w:ascii="Verdana" w:hAnsi="Verdana"/>
+                <w:sz w:val="14"/>
+                <w:szCs w:val="14"/>
+              </w:rPr>
+            </w:pPr>
+            <w:r>
+              <w:rPr>
+                <w:rFonts w:ascii="Verdana" w:hAnsi="Verdana"/>
+                <w:sz w:val="14"/>
+                <w:szCs w:val="14"/>
+              </w:rPr>
+              <w:t>Pendiente</w:t>
+            </w:r>
+          </w:p>
+        </w:tc>
+        <w:tc>
+          <w:tcPr>
+            <w:tcW w:w="821" w:type="dxa"/>
+          </w:tcPr>
+          <w:p>
+            <w:pPr>
+              <w:rPr>
+                <w:rFonts w:ascii="Verdana" w:hAnsi="Verdana"/>
+                <w:sz w:val="14"/>
+                <w:szCs w:val="14"/>
+              </w:rPr>
+            </w:pPr>
+            <w:r>
+              <w:rPr>
+                <w:rFonts w:ascii="Verdana" w:hAnsi="Verdana"/>
+                <w:sz w:val="14"/>
+                <w:szCs w:val="14"/>
+              </w:rPr>
+              <w:t>EV-004</w:t>
+            </w:r>
+          </w:p>
+        </w:tc>
+      </w:tr>
+      <w:tr>
+        <w:trPr>
+          <w:gridAfter w:val="1"/>
+          <w:wAfter w:w="18" w:type="dxa"/>
+          <w:trHeight w:val="907"/>
+        </w:trPr>
+        <w:tc>
+          <w:tcPr>
+            <w:tcW w:w="869" w:type="dxa"/>
+          </w:tcPr>
+          <w:p>
+            <w:pPr>
+              <w:rPr>
+                <w:rFonts w:ascii="Verdana" w:hAnsi="Verdana"/>
+                <w:sz w:val="14"/>
+                <w:szCs w:val="14"/>
+              </w:rPr>
+            </w:pPr>
+            <w:r>
+              <w:rPr>
+                <w:rFonts w:ascii="Verdana" w:hAnsi="Verdana"/>
+                <w:sz w:val="14"/>
+                <w:szCs w:val="14"/>
+              </w:rPr>
+              <w:t>CP-005</w:t>
+            </w:r>
+          </w:p>
+        </w:tc>
+        <w:tc>
+          <w:tcPr>
+            <w:tcW w:w="1376" w:type="dxa"/>
+          </w:tcPr>
+          <w:p>
+            <w:pPr>
+              <w:rPr>
+                <w:rFonts w:ascii="Verdana" w:hAnsi="Verdana"/>
+                <w:sz w:val="14"/>
+                <w:szCs w:val="14"/>
+              </w:rPr>
+            </w:pPr>
+            <w:r>
+              <w:rPr>
+                <w:rFonts w:ascii="Verdana" w:hAnsi="Verdana"/>
+                <w:sz w:val="14"/>
+                <w:szCs w:val="14"/>
+              </w:rPr>
+              <w:t>Autenticación</w:t>
+            </w:r>
+          </w:p>
+        </w:tc>
+        <w:tc>
+          <w:tcPr>
+            <w:tcW w:w="1498" w:type="dxa"/>
+          </w:tcPr>
+          <w:p>
+            <w:pPr>
+              <w:jc w:val="center"/>
+              <w:rPr>
+                <w:rFonts w:ascii="Verdana" w:hAnsi="Verdana"/>
+                <w:sz w:val="14"/>
+                <w:szCs w:val="14"/>
+              </w:rPr>
+            </w:pPr>
+            <w:r>
+              <w:rPr>
+                <w:rFonts w:ascii="Verdana" w:hAnsi="Verdana"/>
+                <w:sz w:val="14"/>
+                <w:szCs w:val="14"/>
+              </w:rPr>
+              <w:t>Inicio de sesión con cuenta deshabilitada</w:t>
+            </w:r>
+          </w:p>
+        </w:tc>
+        <w:tc>
+          <w:tcPr>
+            <w:tcW w:w="1334" w:type="dxa"/>
+            <w:gridSpan w:val="2"/>
+          </w:tcPr>
+          <w:p>
+            <w:pPr>
+              <w:jc w:val="center"/>
+              <w:rPr>
+                <w:rFonts w:ascii="Verdana" w:hAnsi="Verdana"/>
+                <w:sz w:val="14"/>
+                <w:szCs w:val="14"/>
+              </w:rPr>
+            </w:pPr>
+            <w:r>
+              <w:rPr>
+                <w:rFonts w:ascii="Verdana" w:hAnsi="Verdana"/>
+                <w:sz w:val="14"/>
+                <w:szCs w:val="14"/>
+              </w:rPr>
+              <w:t>Usuario registrado con estado deshabilitado</w:t>
+            </w:r>
+          </w:p>
+        </w:tc>
+        <w:tc>
+          <w:tcPr>
+            <w:tcW w:w="1951" w:type="dxa"/>
+            <w:gridSpan w:val="2"/>
+          </w:tcPr>
+          <w:p>
+            <w:pPr>
+              <w:jc w:val="center"/>
+              <w:rPr>
+                <w:rFonts w:ascii="Verdana" w:hAnsi="Verdana"/>
+                <w:sz w:val="14"/>
+                <w:szCs w:val="14"/>
+              </w:rPr>
+            </w:pPr>
+            <w:r>
+              <w:rPr>
+                <w:rFonts w:ascii="Verdana" w:hAnsi="Verdana"/>
+                <w:sz w:val="14"/>
+                <w:szCs w:val="14"/>
+              </w:rPr>
+              <w:t>El acceso es denegado, no se crea sesión y el evento queda registrado.</w:t>
+            </w:r>
+          </w:p>
+        </w:tc>
+        <w:tc>
+          <w:tcPr>
+            <w:tcW w:w="1026" w:type="dxa"/>
+            <w:gridSpan w:val="2"/>
+          </w:tcPr>
+          <w:p>
+            <w:pPr>
+              <w:rPr>
+                <w:rFonts w:ascii="Verdana" w:hAnsi="Verdana"/>
+                <w:sz w:val="14"/>
+                <w:szCs w:val="14"/>
+              </w:rPr>
+            </w:pPr>
+          </w:p>
+        </w:tc>
+        <w:tc>
+          <w:tcPr>
+            <w:tcW w:w="1025" w:type="dxa"/>
+            <w:gridSpan w:val="2"/>
+          </w:tcPr>
+          <w:p>
+            <w:pPr>
+              <w:rPr>
+                <w:rFonts w:ascii="Verdana" w:hAnsi="Verdana"/>
+                <w:sz w:val="14"/>
+                <w:szCs w:val="14"/>
+              </w:rPr>
+            </w:pPr>
+            <w:r>
+              <w:rPr>
+                <w:rFonts w:ascii="Verdana" w:hAnsi="Verdana"/>
+                <w:sz w:val="14"/>
+                <w:szCs w:val="14"/>
+              </w:rPr>
+              <w:t>Pendiente</w:t>
+            </w:r>
+          </w:p>
+        </w:tc>
+        <w:tc>
+          <w:tcPr>
+            <w:tcW w:w="821" w:type="dxa"/>
+          </w:tcPr>
+          <w:p>
+            <w:pPr>
+              <w:rPr>
+                <w:rFonts w:ascii="Verdana" w:hAnsi="Verdana"/>
+                <w:sz w:val="14"/>
+                <w:szCs w:val="14"/>
+              </w:rPr>
+            </w:pPr>
+            <w:r>
+              <w:rPr>
+                <w:rFonts w:ascii="Verdana" w:hAnsi="Verdana"/>
+                <w:sz w:val="14"/>
+                <w:szCs w:val="14"/>
+              </w:rPr>
+              <w:t>EV-005</w:t>
+            </w:r>
+          </w:p>
+        </w:tc>
+      </w:tr>
+      <w:tr>
+        <w:trPr>
+          <w:gridAfter w:val="1"/>
+          <w:wAfter w:w="18" w:type="dxa"/>
+          <w:trHeight w:val="907"/>
+        </w:trPr>
+        <w:tc>
+          <w:tcPr>
+            <w:tcW w:w="869" w:type="dxa"/>
+          </w:tcPr>
+          <w:p>
+            <w:pPr>
+              <w:rPr>
+                <w:rFonts w:ascii="Verdana" w:hAnsi="Verdana"/>
+                <w:sz w:val="14"/>
+                <w:szCs w:val="14"/>
+              </w:rPr>
+            </w:pPr>
+            <w:r>
+              <w:rPr>
+                <w:rFonts w:ascii="Verdana" w:hAnsi="Verdana"/>
+                <w:sz w:val="14"/>
+                <w:szCs w:val="14"/>
+              </w:rPr>
+              <w:t>CP-006</w:t>
+            </w:r>
+          </w:p>
+        </w:tc>
+        <w:tc>
+          <w:tcPr>
+            <w:tcW w:w="1376" w:type="dxa"/>
+          </w:tcPr>
+          <w:p>
+            <w:pPr>
+              <w:rPr>
+                <w:rFonts w:ascii="Verdana" w:hAnsi="Verdana"/>
+                <w:sz w:val="14"/>
+                <w:szCs w:val="14"/>
+              </w:rPr>
+            </w:pPr>
+            <w:r>
+              <w:rPr>
+                <w:rFonts w:ascii="Verdana" w:hAnsi="Verdana"/>
+                <w:sz w:val="14"/>
+                <w:szCs w:val="14"/>
+              </w:rPr>
+              <w:t>Alertas</w:t>
+            </w:r>
+          </w:p>
+        </w:tc>
+        <w:tc>
+          <w:tcPr>
+            <w:tcW w:w="1498" w:type="dxa"/>
+          </w:tcPr>
+          <w:p>
+            <w:pPr>
+              <w:jc w:val="center"/>
+              <w:rPr>
+                <w:rFonts w:ascii="Verdana" w:hAnsi="Verdana"/>
+                <w:sz w:val="14"/>
+                <w:szCs w:val="14"/>
+              </w:rPr>
+            </w:pPr>
+            <w:r>
+              <w:rPr>
+                <w:rFonts w:ascii="Verdana" w:hAnsi="Verdana"/>
+                <w:sz w:val="14"/>
+                <w:szCs w:val="14"/>
+              </w:rPr>
+              <w:t>Alerta por múltiples intentos fallidos</w:t>
+            </w:r>
+          </w:p>
+        </w:tc>
+        <w:tc>
+          <w:tcPr>
+            <w:tcW w:w="1334" w:type="dxa"/>
+            <w:gridSpan w:val="2"/>
+          </w:tcPr>
+          <w:p>
+            <w:pPr>
+              <w:jc w:val="center"/>
+              <w:rPr>
+                <w:rFonts w:ascii="Verdana" w:hAnsi="Verdana"/>
+                <w:sz w:val="14"/>
+                <w:szCs w:val="14"/>
+              </w:rPr>
+            </w:pPr>
+            <w:r>
+              <w:rPr>
+                <w:rFonts w:ascii="Verdana" w:hAnsi="Verdana"/>
+                <w:sz w:val="14"/>
+                <w:szCs w:val="14"/>
+              </w:rPr>
+              <w:t>Realizar varios intentos inválidos según el umbral configurado</w:t>
+            </w:r>
+          </w:p>
+        </w:tc>
+        <w:tc>
+          <w:tcPr>
+            <w:tcW w:w="1951" w:type="dxa"/>
+            <w:gridSpan w:val="2"/>
+          </w:tcPr>
+          <w:p>
+            <w:pPr>
+              <w:jc w:val="center"/>
+              <w:rPr>
+                <w:rFonts w:ascii="Verdana" w:hAnsi="Verdana"/>
+                <w:sz w:val="14"/>
+                <w:szCs w:val="14"/>
+              </w:rPr>
+            </w:pPr>
+            <w:r>
+              <w:rPr>
+                <w:rFonts w:ascii="Verdana" w:hAnsi="Verdana"/>
+                <w:sz w:val="14"/>
+                <w:szCs w:val="14"/>
+              </w:rPr>
+              <w:t>El sistema genera una alerta o marca el comportamiento como sospechoso.</w:t>
+            </w:r>
+          </w:p>
+        </w:tc>
+        <w:tc>
+          <w:tcPr>
+            <w:tcW w:w="1026" w:type="dxa"/>
+            <w:gridSpan w:val="2"/>
+          </w:tcPr>
+          <w:p>
+            <w:pPr>
+              <w:rPr>
+                <w:rFonts w:ascii="Verdana" w:hAnsi="Verdana"/>
+                <w:sz w:val="14"/>
+                <w:szCs w:val="14"/>
+              </w:rPr>
+            </w:pPr>
+          </w:p>
+        </w:tc>
+        <w:tc>
+          <w:tcPr>
+            <w:tcW w:w="1025" w:type="dxa"/>
+            <w:gridSpan w:val="2"/>
+          </w:tcPr>
+          <w:p>
+            <w:pPr>
+              <w:rPr>
+                <w:rFonts w:ascii="Verdana" w:hAnsi="Verdana"/>
+                <w:sz w:val="14"/>
+                <w:szCs w:val="14"/>
+              </w:rPr>
+            </w:pPr>
+            <w:r>
+              <w:rPr>
+                <w:rFonts w:ascii="Verdana" w:hAnsi="Verdana"/>
+                <w:sz w:val="14"/>
+                <w:szCs w:val="14"/>
+              </w:rPr>
+              <w:t>Pendiente</w:t>
+            </w:r>
+          </w:p>
+        </w:tc>
+        <w:tc>
+          <w:tcPr>
+            <w:tcW w:w="821" w:type="dxa"/>
+          </w:tcPr>
+          <w:p>
+            <w:pPr>
+              <w:rPr>
+                <w:rFonts w:ascii="Verdana" w:hAnsi="Verdana"/>
+                <w:sz w:val="14"/>
+                <w:szCs w:val="14"/>
+              </w:rPr>
+            </w:pPr>
+            <w:r>
+              <w:rPr>
+                <w:rFonts w:ascii="Verdana" w:hAnsi="Verdana"/>
+                <w:sz w:val="14"/>
+                <w:szCs w:val="14"/>
+              </w:rPr>
+              <w:t>EV-006</w:t>
+            </w:r>
+          </w:p>
+        </w:tc>
+      </w:tr>
+    </w:tbl>
+    <w:p>
+      <w:pPr>
+        <w:jc w:val="both"/>
+      </w:pPr>
+    </w:p>
+    <w:p>
+      <w:pPr>
         <w:pStyle w:val="Ttulo2"/>
-        <w:rPr>
-          <w:lang w:val="es-419"/>
-        </w:rPr>
       </w:pPr>
       <w:bookmarkStart w:id="6" w:name="_Toc235886040"/>
       <w:r>
-        <w:rPr>
-          <w:lang w:val="es-419"/>
-        </w:rPr>
         <w:t>4.2 Escenarios de Prueba</w:t>
       </w:r>
       <w:bookmarkEnd w:id="6"/>
     </w:p>
-    <w:p>
-      <w:pPr>
+    <w:p/>
+    <w:p>
+      <w:pPr>
+        <w:jc w:val="both"/>
+      </w:pPr>
+      <w:r>
+        <w:t>Con el propósito de validar el correcto funcionamiento de la plataforma, se definieron diferentes escenarios de prueba que permitieron evaluar el comportamiento del sistema bajo condiciones normales de operación y ante situaciones de fallo. Estos escenarios fueron diseñados para verificar el cumplimiento de los controles de autenticación, autorización y seguridad implementados durante el desarrollo del proyecto.</w:t>
+      </w:r>
+    </w:p>
+    <w:p>
+      <w:pPr>
+        <w:jc w:val="both"/>
+      </w:pPr>
+    </w:p>
+    <w:p>
+      <w:pPr>
+        <w:jc w:val="both"/>
+      </w:pPr>
+      <w:r>
+        <w:t>Los escenarios normales incluyeron el inicio de sesión con credenciales válidas, la autenticación mediante el segundo factor de autenticación (MFA), el acceso al Dashboard Administrativo según el rol asignado y la visualización de la información correspondiente a cada usuario. Por otra parte, los escenarios de fallo contemplaron intentos de acceso con credenciales incorrectas, usuarios inexistentes, cuentas deshabilitadas, sesiones expiradas y accesos sin los privilegios requeridos.</w:t>
+      </w:r>
+    </w:p>
+    <w:p>
+      <w:pPr>
+        <w:jc w:val="both"/>
+      </w:pPr>
+    </w:p>
+    <w:p>
+      <w:pPr>
+        <w:jc w:val="both"/>
+      </w:pPr>
+      <w:r>
+        <w:t>La ejecución de estos escenarios permitió comprobar que la plataforma responde adecuadamente ante diferentes condiciones de uso, aplicando las políticas de acceso definidas y registrando los eventos relevantes para fines de auditoría y monitoreo.</w:t>
+      </w:r>
+    </w:p>
+    <w:p>
+      <w:pPr>
+        <w:jc w:val="both"/>
         <w:rPr>
-          <w:lang w:val="es-419"/>
+          <w:color w:val="FF0000"/>
+        </w:rPr>
+      </w:pPr>
+    </w:p>
+    <w:p>
+      <w:pPr>
+        <w:rPr>
+          <w:color w:val="FF0000"/>
         </w:rPr>
       </w:pPr>
       <w:r>
         <w:rPr>
-          <w:lang w:val="es-419"/>
+          <w:color w:val="FF0000"/>
         </w:rPr>
-        <w:t>Escenarios normales y de fallo.</w:t>
+        <w:t>Insertar aquí las capturas más representativas de los escenarios normales y de fallo</w:t>
       </w:r>
     </w:p>
+    <w:p/>
+    <w:p/>
     <w:p>
       <w:pPr>
         <w:pStyle w:val="Ttulo2"/>
-        <w:rPr>
-          <w:lang w:val="es-419"/>
-        </w:rPr>
       </w:pPr>
       <w:bookmarkStart w:id="7" w:name="_Toc235886041"/>
       <w:r>
-        <w:rPr>
-          <w:lang w:val="es-419"/>
-        </w:rPr>
         <w:t>4.3 Resultados Documentados</w:t>
       </w:r>
       <w:bookmarkEnd w:id="7"/>
     </w:p>
     <w:p>
       <w:pPr>
-        <w:rPr>
-          <w:lang w:val="es-419"/>
-        </w:rPr>
+        <w:jc w:val="both"/>
+      </w:pPr>
+      <w:r>
+        <w:t>Los resultados obtenidos durante la ejecución de las pruebas fueron registrados y documentados con el fin de verificar el cumplimiento de los criterios establecidos para cada caso de prueba. Para cada escenario evaluado se comparó el comportamiento esperado con el resultado obtenido, permitiendo identificar el nivel de cumplimiento de las funcionalidades implementadas.</w:t>
+      </w:r>
+    </w:p>
+    <w:p>
+      <w:pPr>
+        <w:jc w:val="both"/>
+      </w:pPr>
+    </w:p>
+    <w:p>
+      <w:pPr>
+        <w:jc w:val="both"/>
+      </w:pPr>
+      <w:r>
+        <w:t>La documentación incluyó capturas de pantalla, registros de ejecución y observaciones técnicas que respaldan el funcionamiento de los mecanismos de autenticación, autorización y monitoreo. Asimismo, los resultados permitieron confirmar la correcta integración entre el Frontend, el Backend y el servicio de identidad Auth0, evidenciando el comportamiento esperado de la solución bajo diferentes escenarios de operación</w:t>
+      </w:r>
+      <w:r>
+        <w:t>.</w:t>
+      </w:r>
+    </w:p>
+    <w:p>
+      <w:pPr>
+        <w:jc w:val="both"/>
+      </w:pPr>
+    </w:p>
+    <w:p>
+      <w:pPr>
+        <w:jc w:val="both"/>
       </w:pPr>
       <w:r>
         <w:rPr>
-          <w:lang w:val="es-419"/>
+          <w:color w:val="FF0000"/>
         </w:rPr>
-        <w:t>Capturas con explicación detallada.</w:t>
+        <w:t>Insertar aquí las capturas de las pruebas ejecutadas con una descripción breve indicando el caso de prueba, el resultado esperado y el resultado obtenido</w:t>
       </w:r>
+      <w:r>
+        <w:t>.</w:t>
+      </w:r>
+    </w:p>
+    <w:p>
+      <w:pPr>
+        <w:jc w:val="both"/>
+      </w:pPr>
     </w:p>
     <w:p>
       <w:pPr>
         <w:pStyle w:val="Ttulo2"/>
-        <w:rPr>
-          <w:lang w:val="es-419"/>
-        </w:rPr>
       </w:pPr>
       <w:bookmarkStart w:id="8" w:name="_Toc235886042"/>
       <w:r>
-        <w:rPr>
-          <w:lang w:val="es-419"/>
-        </w:rPr>
         <w:t>4.4 Correcciones Aplicadas</w:t>
       </w:r>
       <w:bookmarkEnd w:id="8"/>
     </w:p>
+    <w:p/>
+    <w:p>
+      <w:pPr>
+        <w:jc w:val="both"/>
+      </w:pPr>
+      <w:r>
+        <w:t>Durante el proceso de validación se identificaron observaciones relacionadas con la configuración y funcionamiento de algunos componentes de la plataforma. Estas situaciones fueron analizadas por el equipo y corregidas antes de la consolidación del entregable final.</w:t>
+      </w:r>
+    </w:p>
+    <w:p>
+      <w:pPr>
+        <w:jc w:val="both"/>
+      </w:pPr>
+    </w:p>
+    <w:p>
+      <w:pPr>
+        <w:jc w:val="both"/>
+      </w:pPr>
+      <w:r>
+        <w:t>Las principales correcciones estuvieron orientadas a mejorar la integración entre el Frontend y Auth0, optimizar la configuración de autenticación, ajustar la visualización de información en el Dashboard Administrativo y corregir detalles detectados durante las pruebas funcionales. Una vez aplicadas las mejoras, se ejecutaron nuevamente los casos de prueba para verificar que las incidencias hubieran sido resueltas satisfactoriamente.</w:t>
+      </w:r>
+    </w:p>
+    <w:p>
+      <w:pPr>
+        <w:jc w:val="both"/>
+      </w:pPr>
+    </w:p>
+    <w:p>
+      <w:pPr>
+        <w:jc w:val="both"/>
+      </w:pPr>
+      <w:r>
+        <w:t>Las correcciones implementadas permitieron mejorar la estabilidad del sistema y garantizar el cumplimiento de los requisitos funcionales definidos para el proyecto.</w:t>
+      </w:r>
+    </w:p>
+    <w:p/>
     <w:p>
       <w:pPr>
         <w:rPr>
-          <w:lang w:val="es-419"/>
+          <w:color w:val="FF0000"/>
         </w:rPr>
       </w:pPr>
       <w:r>
         <w:rPr>
-          <w:lang w:val="es-419"/>
+          <w:color w:val="FF0000"/>
         </w:rPr>
-        <w:t>Problema, causa, solución y evidencia.</w:t>
+        <w:t>Agregar una tabla con las principales correcciones realizadas (Problema – Causa – Solución – Resultado) e incorporar las capturas correspondientes.</w:t>
       </w:r>
     </w:p>
     <w:p>
       <w:pPr>
+        <w:rPr>
+          <w:color w:val="FF0000"/>
+        </w:rPr>
+      </w:pPr>
+    </w:p>
+    <w:p>
+      <w:pPr>
+        <w:rPr>
+          <w:color w:val="FF0000"/>
+        </w:rPr>
+      </w:pPr>
+    </w:p>
+    <w:p>
+      <w:pPr>
+        <w:rPr>
+          <w:color w:val="FF0000"/>
+        </w:rPr>
+      </w:pPr>
+    </w:p>
+    <w:p>
+      <w:pPr>
         <w:pStyle w:val="Ttulo2"/>
-        <w:rPr>
-          <w:lang w:val="es-419"/>
-        </w:rPr>
       </w:pPr>
       <w:bookmarkStart w:id="9" w:name="_Toc235886043"/>
       <w:r>
-        <w:rPr>
-          <w:lang w:val="es-419"/>
-        </w:rPr>
-        <w:t xml:space="preserve">4.5 </w:t>
+        <w:t>4.5 Dashboard / Reporte Funcional</w:t>
       </w:r>
-      <w:proofErr w:type="spellStart"/>
+      <w:bookmarkEnd w:id="9"/>
+    </w:p>
+    <w:p>
+      <w:pPr>
+        <w:jc w:val="both"/>
+      </w:pPr>
+      <w:r>
+        <w:t>Como parte de las actividades desarrolladas durante la Fase 3 se validó el funcionamiento del Dashboard Administrativo, diseñado para proporcionar una visión centralizada del estado de la plataforma y facilitar el monitoreo de los principales indicadores de seguridad.</w:t>
+      </w:r>
+    </w:p>
+    <w:p>
+      <w:pPr>
+        <w:jc w:val="both"/>
+      </w:pPr>
+    </w:p>
+    <w:p>
+      <w:pPr>
+        <w:jc w:val="both"/>
+      </w:pPr>
+      <w:r>
+        <w:t>El Dashboard presenta información relacionada con usuarios activos, usuarios bloqueados, intentos fallidos de autenticación, alertas de seguridad, distribución de roles, eventos recientes y cambios administrativos. Esta información permite al administrador supervisar el comportamiento del sistema y detectar oportunamente posibles incidencias relacionadas con la gestión de identidades y el control de acceso.</w:t>
+      </w:r>
+    </w:p>
+    <w:p>
+      <w:pPr>
+        <w:jc w:val="both"/>
+      </w:pPr>
+    </w:p>
+    <w:p>
+      <w:pPr>
+        <w:jc w:val="both"/>
+      </w:pPr>
+      <w:r>
+        <w:t>Durante la validación se comprobó la correcta visualización de los indicadores y la actualización de la información mostrada en la interfaz, verificando que los datos presentados correspondieran a los eventos registrados durante las pruebas ejecutadas.</w:t>
+      </w:r>
+    </w:p>
+    <w:p/>
+    <w:p>
       <w:r>
         <w:rPr>
-          <w:lang w:val="es-419"/>
+          <w:color w:val="FF0000"/>
         </w:rPr>
-        <w:t>Dashboard</w:t>
+        <w:t>Insertar las capturas del Dashboard Administrativo y describir brevemente cada uno de sus componentes principales</w:t>
       </w:r>
-      <w:proofErr w:type="spellEnd"/>
       <w:r>
-        <w:rPr>
-          <w:lang w:val="es-419"/>
-        </w:rPr>
-        <w:t xml:space="preserve"> / Reporte Funcional</w:t>
+        <w:t>.</w:t>
       </w:r>
-      <w:bookmarkEnd w:id="9"/>
-    </w:p>
-    <w:p>
-      <w:pPr>
-        <w:rPr>
-          <w:lang w:val="es-419"/>
-        </w:rPr>
-      </w:pPr>
-      <w:r>
-        <w:rPr>
-          <w:lang w:val="es-419"/>
-        </w:rPr>
-        <w:t>Descripción funcional con capturas.</w:t>
-      </w:r>
-    </w:p>
+    </w:p>
+    <w:p/>
     <w:p>
       <w:pPr>
         <w:pStyle w:val="Ttulo2"/>
-        <w:rPr>
-          <w:lang w:val="es-419"/>
-        </w:rPr>
       </w:pPr>
       <w:bookmarkStart w:id="10" w:name="_Toc235886044"/>
       <w:r>
-        <w:rPr>
-          <w:lang w:val="es-419"/>
-        </w:rPr>
         <w:t>4.6 Registro de Auditoría</w:t>
       </w:r>
       <w:bookmarkEnd w:id="10"/>
     </w:p>
     <w:p>
       <w:pPr>
-        <w:rPr>
-          <w:lang w:val="es-419"/>
-        </w:rPr>
+        <w:jc w:val="both"/>
+      </w:pPr>
+      <w:r>
+        <w:t>La plataforma incorpora un mecanismo de auditoría que permite registrar los eventos relevantes generados durante el proceso de autenticación y administración del sistema. Estos registros constituyen un elemento fundamental para el monitoreo continuo y la trazabilidad de las acciones realizadas por los usuarios.</w:t>
+      </w:r>
+    </w:p>
+    <w:p>
+      <w:pPr>
+        <w:jc w:val="both"/>
+      </w:pPr>
+    </w:p>
+    <w:p>
+      <w:pPr>
+        <w:jc w:val="both"/>
+      </w:pPr>
+      <w:r>
+        <w:t>Durante la fase de validación se verificó la correcta generación de registros asociados a inicios de sesión, intentos fallidos de autenticación, accesos autorizados, cambios administrativos y demás eventos relevantes para la operación de la plataforma. La información registrada permite realizar procesos de seguimiento, análisis y auditoría, fortaleciendo la seguridad de la solución implementada.</w:t>
+      </w:r>
+    </w:p>
+    <w:p>
+      <w:pPr>
+        <w:jc w:val="both"/>
+      </w:pPr>
+    </w:p>
+    <w:p>
+      <w:pPr>
+        <w:jc w:val="both"/>
       </w:pPr>
       <w:r>
         <w:rPr>
-          <w:lang w:val="es-419"/>
+          <w:color w:val="FF0000"/>
         </w:rPr>
-        <w:t>Eventos y logs.</w:t>
+        <w:t>Insertar las evidencias correspondientes al registro de eventos y logs generados durante las pruebas</w:t>
       </w:r>
-    </w:p>
+      <w:r>
+        <w:t>.</w:t>
+      </w:r>
+    </w:p>
+    <w:p>
+      <w:pPr>
+        <w:jc w:val="both"/>
+      </w:pPr>
+    </w:p>
+    <w:p>
+      <w:pPr>
+        <w:jc w:val="both"/>
+      </w:pPr>
+    </w:p>
+    <w:p>
+      <w:pPr>
+        <w:jc w:val="both"/>
+      </w:pPr>
+    </w:p>
+    <w:p>
+      <w:pPr>
+        <w:jc w:val="both"/>
+      </w:pPr>
+    </w:p>
+    <w:p>
+      <w:pPr>
+        <w:jc w:val="both"/>
+      </w:pPr>
+    </w:p>
+    <w:p>
+      <w:pPr>
+        <w:jc w:val="both"/>
+      </w:pPr>
+    </w:p>
+    <w:p>
+      <w:pPr>
+        <w:jc w:val="both"/>
+      </w:pPr>
+    </w:p>
+    <w:p/>
     <w:p>
       <w:pPr>
         <w:pStyle w:val="Ttulo2"/>
-        <w:rPr>
-          <w:lang w:val="es-419"/>
-        </w:rPr>
       </w:pPr>
       <w:bookmarkStart w:id="11" w:name="_Toc235886045"/>
       <w:r>
-        <w:rPr>
-          <w:lang w:val="es-419"/>
-        </w:rPr>
         <w:t>4.7 Comparación Antes / Después</w:t>
       </w:r>
       <w:bookmarkEnd w:id="11"/>
     </w:p>
     <w:p>
       <w:pPr>
+        <w:jc w:val="both"/>
+      </w:pPr>
+      <w:r>
+        <w:t>Como resultado del proceso de pruebas y validación se realizaron ajustes orientados a mejorar el comportamiento de la plataforma. Para evidenciar estas mejoras se realizó una comparación entre el funcionamiento inicial del sistema y el comportamiento obtenido una vez aplicadas las correcciones correspondientes.</w:t>
+      </w:r>
+    </w:p>
+    <w:p>
+      <w:pPr>
+        <w:jc w:val="both"/>
+      </w:pPr>
+    </w:p>
+    <w:p>
+      <w:pPr>
+        <w:jc w:val="both"/>
+      </w:pPr>
+      <w:r>
+        <w:t>La comparación permitió verificar mejoras en la integración entre los componentes, el funcionamiento del proceso de autenticación, la estabilidad del Dashboard Administrativo y la respuesta de la aplicación ante diferentes escenarios de acceso. Los resultados obtenidos demuestran que las observaciones identificadas fueron atendidas de manera satisfactoria antes de la consolidación del proyecto.</w:t>
+      </w:r>
+    </w:p>
+    <w:p/>
+    <w:p>
+      <w:pPr>
         <w:rPr>
-          <w:lang w:val="es-419"/>
+          <w:color w:val="FF0000"/>
         </w:rPr>
       </w:pPr>
       <w:r>
         <w:rPr>
-          <w:lang w:val="es-419"/>
+          <w:color w:val="FF0000"/>
         </w:rPr>
-        <w:t>Comparativa de resultados.</w:t>
+        <w:t>Insertar una tabla comparativa y las capturas correspondientes al estado inicial y al estado final del sistema.</w:t>
       </w:r>
     </w:p>
     <w:p>
       <w:pPr>
-        <w:pStyle w:val="Ttulo2"/>
-        <w:rPr>
-          <w:lang w:val="es-419"/>
-        </w:rPr>
-      </w:pPr>
-      <w:bookmarkStart w:id="12" w:name="_Toc235886046"/>
+        <w:pStyle w:val="Ttulo1"/>
+        <w:numPr>
+          <w:ilvl w:val="0"/>
+          <w:numId w:val="42"/>
+        </w:numPr>
+      </w:pPr>
+      <w:bookmarkStart w:id="12" w:name="_Toc235886047"/>
       <w:r>
-        <w:rPr>
-          <w:lang w:val="es-419"/>
-        </w:rPr>
-        <w:t>4.8 Evidencias</w:t>
+        <w:t>Conclusiones</w:t>
       </w:r>
       <w:bookmarkEnd w:id="12"/>
     </w:p>
-    <w:p>
-      <w:pPr>
-        <w:rPr>
-          <w:lang w:val="es-419"/>
-        </w:rPr>
+    <w:p/>
+    <w:p>
+      <w:pPr>
+        <w:jc w:val="both"/>
       </w:pPr>
       <w:r>
-        <w:rPr>
-          <w:lang w:val="es-419"/>
-        </w:rPr>
-        <w:t>Insertar capturas con análisis.</w:t>
+        <w:t>La Fase 3 permitió verificar el correcto funcionamiento de la plataforma IAM Avanzado y Zero Trust mediante la ejecución de pruebas funcionales y la validación de los principales mecanismos de autenticación, autorización, monitoreo y auditoría implementados durante el proyecto.</w:t>
       </w:r>
     </w:p>
     <w:p>
       <w:pPr>
-        <w:pStyle w:val="Ttulo1"/>
-        <w:rPr>
-          <w:lang w:val="en-US"/>
-        </w:rPr>
-      </w:pPr>
-      <w:bookmarkStart w:id="13" w:name="_Toc235886047"/>
+        <w:jc w:val="both"/>
+      </w:pPr>
+    </w:p>
+    <w:p>
+      <w:pPr>
+        <w:jc w:val="both"/>
+      </w:pPr>
       <w:r>
-        <w:rPr>
-          <w:lang w:val="en-US"/>
-        </w:rPr>
-        <w:lastRenderedPageBreak/>
-        <w:t xml:space="preserve">5. </w:t>
+        <w:t>Los resultados obtenidos evidenciaron que la integración entre el Frontend, el Backend y el servicio de identidad Auth0 opera de forma adecuada, permitiendo gestionar el acceso de los usuarios mediante autenticación segura, aplicación de políticas basadas en roles (RBAC) y segundo factor de autenticación (MFA). Asimismo, el Dashboard Administrativo y los mecanismos de auditoría demostraron ser herramientas efectivas para el monitoreo de eventos y la supervisión del estado de la plataforma.</w:t>
       </w:r>
-      <w:proofErr w:type="spellStart"/>
+    </w:p>
+    <w:p>
+      <w:pPr>
+        <w:jc w:val="both"/>
+      </w:pPr>
+    </w:p>
+    <w:p>
+      <w:pPr>
+        <w:jc w:val="both"/>
+      </w:pPr>
       <w:r>
-        <w:rPr>
-          <w:lang w:val="en-US"/>
-        </w:rPr>
-        <w:t>Conclusiones</w:t>
+        <w:t>Finalmente, la documentación generada durante esta fase, junto con la matriz de pruebas, los resultados documentados y las evidencias recopiladas, permitió consolidar un entregable que respalda el cumplimiento de los objetivos establecidos para el proyecto y deja la solución preparada para su presentación y evaluación final.</w:t>
       </w:r>
-      <w:bookmarkEnd w:id="13"/>
-      <w:proofErr w:type="spellEnd"/>
-    </w:p>
-    <w:p>
-      <w:pPr>
-        <w:rPr>
-          <w:lang w:val="en-US"/>
-        </w:rPr>
-      </w:pPr>
-      <w:proofErr w:type="spellStart"/>
-      <w:r>
-        <w:rPr>
-          <w:lang w:val="en-US"/>
-        </w:rPr>
-        <w:t>Conclusiones</w:t>
-      </w:r>
-      <w:proofErr w:type="spellEnd"/>
-      <w:r>
-        <w:rPr>
-          <w:lang w:val="en-US"/>
-        </w:rPr>
-        <w:t xml:space="preserve"> </w:t>
-      </w:r>
-      <w:proofErr w:type="spellStart"/>
-      <w:r>
-        <w:rPr>
-          <w:lang w:val="en-US"/>
-        </w:rPr>
-        <w:t>técnicas</w:t>
-      </w:r>
-      <w:proofErr w:type="spellEnd"/>
-      <w:r>
-        <w:rPr>
-          <w:lang w:val="en-US"/>
-        </w:rPr>
-        <w:t>.</w:t>
-      </w:r>
-    </w:p>
-    <w:p/>
-    <w:p/>
+    </w:p>
+    <w:p>
+      <w:pPr>
+        <w:pStyle w:val="Prrafodelista"/>
+      </w:pPr>
+    </w:p>
     <w:p/>
     <w:p/>
     <w:p/>
@@ -1942,9 +3618,6 @@
       <w:pStyle w:val="Encabezado"/>
     </w:pPr>
     <w:r>
-      <w:rPr>
-        <w:noProof/>
-      </w:rPr>
       <w:drawing>
         <wp:anchor distT="0" distB="0" distL="114300" distR="114300" simplePos="0" relativeHeight="251658240" behindDoc="1" locked="0" layoutInCell="1" allowOverlap="1" wp14:anchorId="67E228DA" wp14:editId="274CD9F9">
           <wp:simplePos x="0" y="0"/>
@@ -6183,6 +7856,119 @@
     </w:lvl>
   </w:abstractNum>
   <w:abstractNum w:abstractNumId="32" w15:restartNumberingAfterBreak="0">
+    <w:nsid w:val="5AC5115B"/>
+    <w:multiLevelType w:val="hybridMultilevel"/>
+    <w:tmpl w:val="20E0788E"/>
+    <w:lvl w:ilvl="0" w:tplc="440A0001">
+      <w:start w:val="1"/>
+      <w:numFmt w:val="bullet"/>
+      <w:lvlText w:val=""/>
+      <w:lvlJc w:val="left"/>
+      <w:pPr>
+        <w:ind w:left="720" w:hanging="360"/>
+      </w:pPr>
+      <w:rPr>
+        <w:rFonts w:ascii="Symbol" w:hAnsi="Symbol" w:hint="default"/>
+      </w:rPr>
+    </w:lvl>
+    <w:lvl w:ilvl="1" w:tplc="440A0003" w:tentative="1">
+      <w:start w:val="1"/>
+      <w:numFmt w:val="bullet"/>
+      <w:lvlText w:val="o"/>
+      <w:lvlJc w:val="left"/>
+      <w:pPr>
+        <w:ind w:left="1440" w:hanging="360"/>
+      </w:pPr>
+      <w:rPr>
+        <w:rFonts w:ascii="Courier New" w:hAnsi="Courier New" w:cs="Courier New" w:hint="default"/>
+      </w:rPr>
+    </w:lvl>
+    <w:lvl w:ilvl="2" w:tplc="440A0005" w:tentative="1">
+      <w:start w:val="1"/>
+      <w:numFmt w:val="bullet"/>
+      <w:lvlText w:val=""/>
+      <w:lvlJc w:val="left"/>
+      <w:pPr>
+        <w:ind w:left="2160" w:hanging="360"/>
+      </w:pPr>
+      <w:rPr>
+        <w:rFonts w:ascii="Wingdings" w:hAnsi="Wingdings" w:hint="default"/>
+      </w:rPr>
+    </w:lvl>
+    <w:lvl w:ilvl="3" w:tplc="440A0001" w:tentative="1">
+      <w:start w:val="1"/>
+      <w:numFmt w:val="bullet"/>
+      <w:lvlText w:val=""/>
+      <w:lvlJc w:val="left"/>
+      <w:pPr>
+        <w:ind w:left="2880" w:hanging="360"/>
+      </w:pPr>
+      <w:rPr>
+        <w:rFonts w:ascii="Symbol" w:hAnsi="Symbol" w:hint="default"/>
+      </w:rPr>
+    </w:lvl>
+    <w:lvl w:ilvl="4" w:tplc="440A0003" w:tentative="1">
+      <w:start w:val="1"/>
+      <w:numFmt w:val="bullet"/>
+      <w:lvlText w:val="o"/>
+      <w:lvlJc w:val="left"/>
+      <w:pPr>
+        <w:ind w:left="3600" w:hanging="360"/>
+      </w:pPr>
+      <w:rPr>
+        <w:rFonts w:ascii="Courier New" w:hAnsi="Courier New" w:cs="Courier New" w:hint="default"/>
+      </w:rPr>
+    </w:lvl>
+    <w:lvl w:ilvl="5" w:tplc="440A0005" w:tentative="1">
+      <w:start w:val="1"/>
+      <w:numFmt w:val="bullet"/>
+      <w:lvlText w:val=""/>
+      <w:lvlJc w:val="left"/>
+      <w:pPr>
+        <w:ind w:left="4320" w:hanging="360"/>
+      </w:pPr>
+      <w:rPr>
+        <w:rFonts w:ascii="Wingdings" w:hAnsi="Wingdings" w:hint="default"/>
+      </w:rPr>
+    </w:lvl>
+    <w:lvl w:ilvl="6" w:tplc="440A0001" w:tentative="1">
+      <w:start w:val="1"/>
+      <w:numFmt w:val="bullet"/>
+      <w:lvlText w:val=""/>
+      <w:lvlJc w:val="left"/>
+      <w:pPr>
+        <w:ind w:left="5040" w:hanging="360"/>
+      </w:pPr>
+      <w:rPr>
+        <w:rFonts w:ascii="Symbol" w:hAnsi="Symbol" w:hint="default"/>
+      </w:rPr>
+    </w:lvl>
+    <w:lvl w:ilvl="7" w:tplc="440A0003" w:tentative="1">
+      <w:start w:val="1"/>
+      <w:numFmt w:val="bullet"/>
+      <w:lvlText w:val="o"/>
+      <w:lvlJc w:val="left"/>
+      <w:pPr>
+        <w:ind w:left="5760" w:hanging="360"/>
+      </w:pPr>
+      <w:rPr>
+        <w:rFonts w:ascii="Courier New" w:hAnsi="Courier New" w:cs="Courier New" w:hint="default"/>
+      </w:rPr>
+    </w:lvl>
+    <w:lvl w:ilvl="8" w:tplc="440A0005" w:tentative="1">
+      <w:start w:val="1"/>
+      <w:numFmt w:val="bullet"/>
+      <w:lvlText w:val=""/>
+      <w:lvlJc w:val="left"/>
+      <w:pPr>
+        <w:ind w:left="6480" w:hanging="360"/>
+      </w:pPr>
+      <w:rPr>
+        <w:rFonts w:ascii="Wingdings" w:hAnsi="Wingdings" w:hint="default"/>
+      </w:rPr>
+    </w:lvl>
+  </w:abstractNum>
+  <w:abstractNum w:abstractNumId="33" w15:restartNumberingAfterBreak="0">
     <w:nsid w:val="5C9915B7"/>
     <w:multiLevelType w:val="multilevel"/>
     <w:tmpl w:val="016E4DC4"/>
@@ -6327,7 +8113,7 @@
       </w:rPr>
     </w:lvl>
   </w:abstractNum>
-  <w:abstractNum w:abstractNumId="33" w15:restartNumberingAfterBreak="0">
+  <w:abstractNum w:abstractNumId="34" w15:restartNumberingAfterBreak="0">
     <w:nsid w:val="5D3451AC"/>
     <w:multiLevelType w:val="multilevel"/>
     <w:tmpl w:val="EB360560"/>
@@ -6476,7 +8262,96 @@
       </w:rPr>
     </w:lvl>
   </w:abstractNum>
-  <w:abstractNum w:abstractNumId="34" w15:restartNumberingAfterBreak="0">
+  <w:abstractNum w:abstractNumId="35" w15:restartNumberingAfterBreak="0">
+    <w:nsid w:val="5D4976B1"/>
+    <w:multiLevelType w:val="hybridMultilevel"/>
+    <w:tmpl w:val="FE328F4A"/>
+    <w:lvl w:ilvl="0" w:tplc="440A000F">
+      <w:start w:val="1"/>
+      <w:numFmt w:val="decimal"/>
+      <w:lvlText w:val="%1."/>
+      <w:lvlJc w:val="left"/>
+      <w:pPr>
+        <w:ind w:left="720" w:hanging="360"/>
+      </w:pPr>
+      <w:rPr>
+        <w:rFonts w:hint="default"/>
+      </w:rPr>
+    </w:lvl>
+    <w:lvl w:ilvl="1" w:tplc="440A0019" w:tentative="1">
+      <w:start w:val="1"/>
+      <w:numFmt w:val="lowerLetter"/>
+      <w:lvlText w:val="%2."/>
+      <w:lvlJc w:val="left"/>
+      <w:pPr>
+        <w:ind w:left="1440" w:hanging="360"/>
+      </w:pPr>
+    </w:lvl>
+    <w:lvl w:ilvl="2" w:tplc="440A001B" w:tentative="1">
+      <w:start w:val="1"/>
+      <w:numFmt w:val="lowerRoman"/>
+      <w:lvlText w:val="%3."/>
+      <w:lvlJc w:val="right"/>
+      <w:pPr>
+        <w:ind w:left="2160" w:hanging="180"/>
+      </w:pPr>
+    </w:lvl>
+    <w:lvl w:ilvl="3" w:tplc="440A000F" w:tentative="1">
+      <w:start w:val="1"/>
+      <w:numFmt w:val="decimal"/>
+      <w:lvlText w:val="%4."/>
+      <w:lvlJc w:val="left"/>
+      <w:pPr>
+        <w:ind w:left="2880" w:hanging="360"/>
+      </w:pPr>
+    </w:lvl>
+    <w:lvl w:ilvl="4" w:tplc="440A0019" w:tentative="1">
+      <w:start w:val="1"/>
+      <w:numFmt w:val="lowerLetter"/>
+      <w:lvlText w:val="%5."/>
+      <w:lvlJc w:val="left"/>
+      <w:pPr>
+        <w:ind w:left="3600" w:hanging="360"/>
+      </w:pPr>
+    </w:lvl>
+    <w:lvl w:ilvl="5" w:tplc="440A001B" w:tentative="1">
+      <w:start w:val="1"/>
+      <w:numFmt w:val="lowerRoman"/>
+      <w:lvlText w:val="%6."/>
+      <w:lvlJc w:val="right"/>
+      <w:pPr>
+        <w:ind w:left="4320" w:hanging="180"/>
+      </w:pPr>
+    </w:lvl>
+    <w:lvl w:ilvl="6" w:tplc="440A000F" w:tentative="1">
+      <w:start w:val="1"/>
+      <w:numFmt w:val="decimal"/>
+      <w:lvlText w:val="%7."/>
+      <w:lvlJc w:val="left"/>
+      <w:pPr>
+        <w:ind w:left="5040" w:hanging="360"/>
+      </w:pPr>
+    </w:lvl>
+    <w:lvl w:ilvl="7" w:tplc="440A0019" w:tentative="1">
+      <w:start w:val="1"/>
+      <w:numFmt w:val="lowerLetter"/>
+      <w:lvlText w:val="%8."/>
+      <w:lvlJc w:val="left"/>
+      <w:pPr>
+        <w:ind w:left="5760" w:hanging="360"/>
+      </w:pPr>
+    </w:lvl>
+    <w:lvl w:ilvl="8" w:tplc="440A001B" w:tentative="1">
+      <w:start w:val="1"/>
+      <w:numFmt w:val="lowerRoman"/>
+      <w:lvlText w:val="%9."/>
+      <w:lvlJc w:val="right"/>
+      <w:pPr>
+        <w:ind w:left="6480" w:hanging="180"/>
+      </w:pPr>
+    </w:lvl>
+  </w:abstractNum>
+  <w:abstractNum w:abstractNumId="36" w15:restartNumberingAfterBreak="0">
     <w:nsid w:val="61C62E64"/>
     <w:multiLevelType w:val="multilevel"/>
     <w:tmpl w:val="D1788218"/>
@@ -6625,7 +8500,7 @@
       </w:rPr>
     </w:lvl>
   </w:abstractNum>
-  <w:abstractNum w:abstractNumId="35" w15:restartNumberingAfterBreak="0">
+  <w:abstractNum w:abstractNumId="37" w15:restartNumberingAfterBreak="0">
     <w:nsid w:val="69DB46F4"/>
     <w:multiLevelType w:val="multilevel"/>
     <w:tmpl w:val="6012220E"/>
@@ -6774,7 +8649,7 @@
       </w:rPr>
     </w:lvl>
   </w:abstractNum>
-  <w:abstractNum w:abstractNumId="36" w15:restartNumberingAfterBreak="0">
+  <w:abstractNum w:abstractNumId="38" w15:restartNumberingAfterBreak="0">
     <w:nsid w:val="6CC6373B"/>
     <w:multiLevelType w:val="multilevel"/>
     <w:tmpl w:val="1898F3B8"/>
@@ -6860,7 +8735,7 @@
       </w:pPr>
     </w:lvl>
   </w:abstractNum>
-  <w:abstractNum w:abstractNumId="37" w15:restartNumberingAfterBreak="0">
+  <w:abstractNum w:abstractNumId="39" w15:restartNumberingAfterBreak="0">
     <w:nsid w:val="70037637"/>
     <w:multiLevelType w:val="hybridMultilevel"/>
     <w:tmpl w:val="F8383FCA"/>
@@ -6973,7 +8848,7 @@
       </w:rPr>
     </w:lvl>
   </w:abstractNum>
-  <w:abstractNum w:abstractNumId="38" w15:restartNumberingAfterBreak="0">
+  <w:abstractNum w:abstractNumId="40" w15:restartNumberingAfterBreak="0">
     <w:nsid w:val="7774775D"/>
     <w:multiLevelType w:val="multilevel"/>
     <w:tmpl w:val="0EBC971E"/>
@@ -7099,7 +8974,7 @@
       </w:rPr>
     </w:lvl>
   </w:abstractNum>
-  <w:abstractNum w:abstractNumId="39" w15:restartNumberingAfterBreak="0">
+  <w:abstractNum w:abstractNumId="41" w15:restartNumberingAfterBreak="0">
     <w:nsid w:val="7A247B73"/>
     <w:multiLevelType w:val="multilevel"/>
     <w:tmpl w:val="F4003AAE"/>
@@ -7244,7 +9119,7 @@
       </w:rPr>
     </w:lvl>
   </w:abstractNum>
-  <w:abstractNum w:abstractNumId="40" w15:restartNumberingAfterBreak="0">
+  <w:abstractNum w:abstractNumId="42" w15:restartNumberingAfterBreak="0">
     <w:nsid w:val="7D091C84"/>
     <w:multiLevelType w:val="multilevel"/>
     <w:tmpl w:val="41CEE43A"/>
@@ -7400,10 +9275,10 @@
     <w:abstractNumId w:val="23"/>
   </w:num>
   <w:num w:numId="3" w16cid:durableId="1749617710">
-    <w:abstractNumId w:val="38"/>
+    <w:abstractNumId w:val="40"/>
   </w:num>
   <w:num w:numId="4" w16cid:durableId="2092579206">
-    <w:abstractNumId w:val="36"/>
+    <w:abstractNumId w:val="38"/>
   </w:num>
   <w:num w:numId="5" w16cid:durableId="370617836">
     <w:abstractNumId w:val="2"/>
@@ -7433,7 +9308,7 @@
     <w:abstractNumId w:val="25"/>
   </w:num>
   <w:num w:numId="14" w16cid:durableId="1187136888">
-    <w:abstractNumId w:val="33"/>
+    <w:abstractNumId w:val="34"/>
   </w:num>
   <w:num w:numId="15" w16cid:durableId="1393890086">
     <w:abstractNumId w:val="29"/>
@@ -7442,7 +9317,7 @@
     <w:abstractNumId w:val="24"/>
   </w:num>
   <w:num w:numId="17" w16cid:durableId="544830831">
-    <w:abstractNumId w:val="34"/>
+    <w:abstractNumId w:val="36"/>
   </w:num>
   <w:num w:numId="18" w16cid:durableId="1303921269">
     <w:abstractNumId w:val="20"/>
@@ -7460,10 +9335,10 @@
     <w:abstractNumId w:val="31"/>
   </w:num>
   <w:num w:numId="23" w16cid:durableId="1601453533">
-    <w:abstractNumId w:val="35"/>
+    <w:abstractNumId w:val="37"/>
   </w:num>
   <w:num w:numId="24" w16cid:durableId="369232611">
-    <w:abstractNumId w:val="40"/>
+    <w:abstractNumId w:val="42"/>
   </w:num>
   <w:num w:numId="25" w16cid:durableId="1155419205">
     <w:abstractNumId w:val="30"/>
@@ -7490,7 +9365,7 @@
     <w:abstractNumId w:val="22"/>
   </w:num>
   <w:num w:numId="33" w16cid:durableId="1085807289">
-    <w:abstractNumId w:val="37"/>
+    <w:abstractNumId w:val="39"/>
   </w:num>
   <w:num w:numId="34" w16cid:durableId="1961180615">
     <w:abstractNumId w:val="14"/>
@@ -7499,13 +9374,13 @@
     <w:abstractNumId w:val="19"/>
   </w:num>
   <w:num w:numId="36" w16cid:durableId="861668077">
-    <w:abstractNumId w:val="39"/>
+    <w:abstractNumId w:val="41"/>
   </w:num>
   <w:num w:numId="37" w16cid:durableId="212472851">
     <w:abstractNumId w:val="27"/>
   </w:num>
   <w:num w:numId="38" w16cid:durableId="1074473796">
-    <w:abstractNumId w:val="32"/>
+    <w:abstractNumId w:val="33"/>
   </w:num>
   <w:num w:numId="39" w16cid:durableId="421341692">
     <w:abstractNumId w:val="16"/>
@@ -7515,6 +9390,12 @@
   </w:num>
   <w:num w:numId="41" w16cid:durableId="282732376">
     <w:abstractNumId w:val="18"/>
+  </w:num>
+  <w:num w:numId="42" w16cid:durableId="174466910">
+    <w:abstractNumId w:val="35"/>
+  </w:num>
+  <w:num w:numId="43" w16cid:durableId="1132286833">
+    <w:abstractNumId w:val="32"/>
   </w:num>
 </w:numbering>
 </file>

--- a/00_Gestion_Proyecto/Entregables/Fase3/Plantilla Fase 3 – Implementación.docx
+++ b/00_Gestion_Proyecto/Entregables/Fase3/Plantilla Fase 3 – Implementación.docx
@@ -9,6 +9,9 @@
         <w:jc w:val="center"/>
       </w:pPr>
       <w:r>
+        <w:rPr>
+          <w:noProof/>
+        </w:rPr>
         <w:drawing>
           <wp:inline distT="0" distB="0" distL="0" distR="0" wp14:anchorId="718E997D" wp14:editId="00B20747">
             <wp:extent cx="5252378" cy="6257925"/>
@@ -379,7 +382,8 @@
             </w:tabs>
             <w:rPr>
               <w:rFonts w:eastAsiaTheme="minorEastAsia"/>
-              <w:lang w:eastAsia="es-419"/>
+              <w:noProof/>
+              <w:lang w:eastAsia="es-SV"/>
             </w:rPr>
           </w:pPr>
           <w:r>
@@ -391,50 +395,58 @@
           <w:r>
             <w:fldChar w:fldCharType="separate"/>
           </w:r>
-          <w:hyperlink w:anchor="_Toc235886034" w:history="1">
+          <w:hyperlink w:anchor="_Toc236419118" w:history="1">
             <w:r>
               <w:rPr>
                 <w:rStyle w:val="Hipervnculo"/>
+                <w:noProof/>
               </w:rPr>
               <w:t>Resumen ejecutivo Fase 3</w:t>
             </w:r>
             <w:r>
               <w:rPr>
+                <w:noProof/>
                 <w:webHidden/>
               </w:rPr>
               <w:tab/>
             </w:r>
             <w:r>
               <w:rPr>
+                <w:noProof/>
                 <w:webHidden/>
               </w:rPr>
               <w:fldChar w:fldCharType="begin"/>
             </w:r>
             <w:r>
               <w:rPr>
+                <w:noProof/>
                 <w:webHidden/>
               </w:rPr>
-              <w:instrText xml:space="preserve"> PAGEREF _Toc235886034 \h </w:instrText>
-            </w:r>
-            <w:r>
-              <w:rPr>
+              <w:instrText xml:space="preserve"> PAGEREF _Toc236419118 \h </w:instrText>
+            </w:r>
+            <w:r>
+              <w:rPr>
+                <w:noProof/>
                 <w:webHidden/>
               </w:rPr>
             </w:r>
             <w:r>
               <w:rPr>
+                <w:noProof/>
                 <w:webHidden/>
               </w:rPr>
               <w:fldChar w:fldCharType="separate"/>
             </w:r>
             <w:r>
               <w:rPr>
+                <w:noProof/>
                 <w:webHidden/>
               </w:rPr>
               <w:t>3</w:t>
             </w:r>
             <w:r>
               <w:rPr>
+                <w:noProof/>
                 <w:webHidden/>
               </w:rPr>
               <w:fldChar w:fldCharType="end"/>
@@ -445,57 +457,82 @@
           <w:pPr>
             <w:pStyle w:val="TDC1"/>
             <w:tabs>
+              <w:tab w:val="left" w:pos="480"/>
               <w:tab w:val="right" w:leader="dot" w:pos="8828"/>
             </w:tabs>
             <w:rPr>
               <w:rFonts w:eastAsiaTheme="minorEastAsia"/>
-              <w:lang w:eastAsia="es-419"/>
+              <w:noProof/>
+              <w:lang w:eastAsia="es-SV"/>
             </w:rPr>
           </w:pPr>
-          <w:hyperlink w:anchor="_Toc235886035" w:history="1">
+          <w:hyperlink w:anchor="_Toc236419119" w:history="1">
             <w:r>
               <w:rPr>
                 <w:rStyle w:val="Hipervnculo"/>
-              </w:rPr>
-              <w:t>1. Objetivo de la Fase</w:t>
-            </w:r>
-            <w:r>
-              <w:rPr>
+                <w:noProof/>
+              </w:rPr>
+              <w:t>1.</w:t>
+            </w:r>
+            <w:r>
+              <w:rPr>
+                <w:rFonts w:eastAsiaTheme="minorEastAsia"/>
+                <w:noProof/>
+                <w:lang w:eastAsia="es-SV"/>
+              </w:rPr>
+              <w:tab/>
+            </w:r>
+            <w:r>
+              <w:rPr>
+                <w:rStyle w:val="Hipervnculo"/>
+                <w:noProof/>
+              </w:rPr>
+              <w:t>Objetivo de la Fase</w:t>
+            </w:r>
+            <w:r>
+              <w:rPr>
+                <w:noProof/>
                 <w:webHidden/>
               </w:rPr>
               <w:tab/>
             </w:r>
             <w:r>
               <w:rPr>
+                <w:noProof/>
                 <w:webHidden/>
               </w:rPr>
               <w:fldChar w:fldCharType="begin"/>
             </w:r>
             <w:r>
               <w:rPr>
+                <w:noProof/>
                 <w:webHidden/>
               </w:rPr>
-              <w:instrText xml:space="preserve"> PAGEREF _Toc235886035 \h </w:instrText>
-            </w:r>
-            <w:r>
-              <w:rPr>
+              <w:instrText xml:space="preserve"> PAGEREF _Toc236419119 \h </w:instrText>
+            </w:r>
+            <w:r>
+              <w:rPr>
+                <w:noProof/>
                 <w:webHidden/>
               </w:rPr>
             </w:r>
             <w:r>
               <w:rPr>
+                <w:noProof/>
                 <w:webHidden/>
               </w:rPr>
               <w:fldChar w:fldCharType="separate"/>
             </w:r>
             <w:r>
               <w:rPr>
+                <w:noProof/>
                 <w:webHidden/>
               </w:rPr>
-              <w:t>3</w:t>
-            </w:r>
-            <w:r>
-              <w:rPr>
+              <w:t>4</w:t>
+            </w:r>
+            <w:r>
+              <w:rPr>
+                <w:noProof/>
                 <w:webHidden/>
               </w:rPr>
               <w:fldChar w:fldCharType="end"/>
@@ -506,57 +543,82 @@
           <w:pPr>
             <w:pStyle w:val="TDC1"/>
             <w:tabs>
+              <w:tab w:val="left" w:pos="480"/>
               <w:tab w:val="right" w:leader="dot" w:pos="8828"/>
             </w:tabs>
             <w:rPr>
               <w:rFonts w:eastAsiaTheme="minorEastAsia"/>
-              <w:lang w:eastAsia="es-419"/>
+              <w:noProof/>
+              <w:lang w:eastAsia="es-SV"/>
             </w:rPr>
           </w:pPr>
-          <w:hyperlink w:anchor="_Toc235886036" w:history="1">
+          <w:hyperlink w:anchor="_Toc236419120" w:history="1">
             <w:r>
               <w:rPr>
                 <w:rStyle w:val="Hipervnculo"/>
-              </w:rPr>
-              <w:t>2. Introducción</w:t>
-            </w:r>
-            <w:r>
-              <w:rPr>
+                <w:noProof/>
+              </w:rPr>
+              <w:t>2.</w:t>
+            </w:r>
+            <w:r>
+              <w:rPr>
+                <w:rFonts w:eastAsiaTheme="minorEastAsia"/>
+                <w:noProof/>
+                <w:lang w:eastAsia="es-SV"/>
+              </w:rPr>
+              <w:tab/>
+            </w:r>
+            <w:r>
+              <w:rPr>
+                <w:rStyle w:val="Hipervnculo"/>
+                <w:noProof/>
+              </w:rPr>
+              <w:t>Introducción</w:t>
+            </w:r>
+            <w:r>
+              <w:rPr>
+                <w:noProof/>
                 <w:webHidden/>
               </w:rPr>
               <w:tab/>
             </w:r>
             <w:r>
               <w:rPr>
+                <w:noProof/>
                 <w:webHidden/>
               </w:rPr>
               <w:fldChar w:fldCharType="begin"/>
             </w:r>
             <w:r>
               <w:rPr>
+                <w:noProof/>
                 <w:webHidden/>
               </w:rPr>
-              <w:instrText xml:space="preserve"> PAGEREF _Toc235886036 \h </w:instrText>
-            </w:r>
-            <w:r>
-              <w:rPr>
+              <w:instrText xml:space="preserve"> PAGEREF _Toc236419120 \h </w:instrText>
+            </w:r>
+            <w:r>
+              <w:rPr>
+                <w:noProof/>
                 <w:webHidden/>
               </w:rPr>
             </w:r>
             <w:r>
               <w:rPr>
+                <w:noProof/>
                 <w:webHidden/>
               </w:rPr>
               <w:fldChar w:fldCharType="separate"/>
             </w:r>
             <w:r>
               <w:rPr>
+                <w:noProof/>
                 <w:webHidden/>
               </w:rPr>
-              <w:t>3</w:t>
-            </w:r>
-            <w:r>
-              <w:rPr>
+              <w:t>4</w:t>
+            </w:r>
+            <w:r>
+              <w:rPr>
+                <w:noProof/>
                 <w:webHidden/>
               </w:rPr>
               <w:fldChar w:fldCharType="end"/>
@@ -567,57 +629,82 @@
           <w:pPr>
             <w:pStyle w:val="TDC1"/>
             <w:tabs>
+              <w:tab w:val="left" w:pos="480"/>
               <w:tab w:val="right" w:leader="dot" w:pos="8828"/>
             </w:tabs>
             <w:rPr>
               <w:rFonts w:eastAsiaTheme="minorEastAsia"/>
-              <w:lang w:eastAsia="es-419"/>
+              <w:noProof/>
+              <w:lang w:eastAsia="es-SV"/>
             </w:rPr>
           </w:pPr>
-          <w:hyperlink w:anchor="_Toc235886037" w:history="1">
+          <w:hyperlink w:anchor="_Toc236419121" w:history="1">
             <w:r>
               <w:rPr>
                 <w:rStyle w:val="Hipervnculo"/>
-              </w:rPr>
-              <w:t>3. Alcance</w:t>
-            </w:r>
-            <w:r>
-              <w:rPr>
+                <w:noProof/>
+              </w:rPr>
+              <w:t>3.</w:t>
+            </w:r>
+            <w:r>
+              <w:rPr>
+                <w:rFonts w:eastAsiaTheme="minorEastAsia"/>
+                <w:noProof/>
+                <w:lang w:eastAsia="es-SV"/>
+              </w:rPr>
+              <w:tab/>
+            </w:r>
+            <w:r>
+              <w:rPr>
+                <w:rStyle w:val="Hipervnculo"/>
+                <w:noProof/>
+              </w:rPr>
+              <w:t>Alcance</w:t>
+            </w:r>
+            <w:r>
+              <w:rPr>
+                <w:noProof/>
                 <w:webHidden/>
               </w:rPr>
               <w:tab/>
             </w:r>
             <w:r>
               <w:rPr>
+                <w:noProof/>
                 <w:webHidden/>
               </w:rPr>
               <w:fldChar w:fldCharType="begin"/>
             </w:r>
             <w:r>
               <w:rPr>
+                <w:noProof/>
                 <w:webHidden/>
               </w:rPr>
-              <w:instrText xml:space="preserve"> PAGEREF _Toc235886037 \h </w:instrText>
-            </w:r>
-            <w:r>
-              <w:rPr>
+              <w:instrText xml:space="preserve"> PAGEREF _Toc236419121 \h </w:instrText>
+            </w:r>
+            <w:r>
+              <w:rPr>
+                <w:noProof/>
                 <w:webHidden/>
               </w:rPr>
             </w:r>
             <w:r>
               <w:rPr>
+                <w:noProof/>
                 <w:webHidden/>
               </w:rPr>
               <w:fldChar w:fldCharType="separate"/>
             </w:r>
             <w:r>
               <w:rPr>
+                <w:noProof/>
                 <w:webHidden/>
               </w:rPr>
-              <w:t>3</w:t>
-            </w:r>
-            <w:r>
-              <w:rPr>
+              <w:t>5</w:t>
+            </w:r>
+            <w:r>
+              <w:rPr>
+                <w:noProof/>
                 <w:webHidden/>
               </w:rPr>
               <w:fldChar w:fldCharType="end"/>
@@ -628,57 +715,82 @@
           <w:pPr>
             <w:pStyle w:val="TDC1"/>
             <w:tabs>
+              <w:tab w:val="left" w:pos="480"/>
               <w:tab w:val="right" w:leader="dot" w:pos="8828"/>
             </w:tabs>
             <w:rPr>
               <w:rFonts w:eastAsiaTheme="minorEastAsia"/>
-              <w:lang w:eastAsia="es-419"/>
+              <w:noProof/>
+              <w:lang w:eastAsia="es-SV"/>
             </w:rPr>
           </w:pPr>
-          <w:hyperlink w:anchor="_Toc235886038" w:history="1">
+          <w:hyperlink w:anchor="_Toc236419122" w:history="1">
             <w:r>
               <w:rPr>
                 <w:rStyle w:val="Hipervnculo"/>
-              </w:rPr>
-              <w:t>4. Desarrollo del Entregable</w:t>
-            </w:r>
-            <w:r>
-              <w:rPr>
+                <w:noProof/>
+              </w:rPr>
+              <w:t>4.</w:t>
+            </w:r>
+            <w:r>
+              <w:rPr>
+                <w:rFonts w:eastAsiaTheme="minorEastAsia"/>
+                <w:noProof/>
+                <w:lang w:eastAsia="es-SV"/>
+              </w:rPr>
+              <w:tab/>
+            </w:r>
+            <w:r>
+              <w:rPr>
+                <w:rStyle w:val="Hipervnculo"/>
+                <w:noProof/>
+              </w:rPr>
+              <w:t>Desarrollo del Entregable</w:t>
+            </w:r>
+            <w:r>
+              <w:rPr>
+                <w:noProof/>
                 <w:webHidden/>
               </w:rPr>
               <w:tab/>
             </w:r>
             <w:r>
               <w:rPr>
+                <w:noProof/>
                 <w:webHidden/>
               </w:rPr>
               <w:fldChar w:fldCharType="begin"/>
             </w:r>
             <w:r>
               <w:rPr>
+                <w:noProof/>
                 <w:webHidden/>
               </w:rPr>
-              <w:instrText xml:space="preserve"> PAGEREF _Toc235886038 \h </w:instrText>
-            </w:r>
-            <w:r>
-              <w:rPr>
+              <w:instrText xml:space="preserve"> PAGEREF _Toc236419122 \h </w:instrText>
+            </w:r>
+            <w:r>
+              <w:rPr>
+                <w:noProof/>
                 <w:webHidden/>
               </w:rPr>
             </w:r>
             <w:r>
               <w:rPr>
+                <w:noProof/>
                 <w:webHidden/>
               </w:rPr>
               <w:fldChar w:fldCharType="separate"/>
             </w:r>
             <w:r>
               <w:rPr>
+                <w:noProof/>
                 <w:webHidden/>
               </w:rPr>
-              <w:t>3</w:t>
-            </w:r>
-            <w:r>
-              <w:rPr>
+              <w:t>6</w:t>
+            </w:r>
+            <w:r>
+              <w:rPr>
+                <w:noProof/>
                 <w:webHidden/>
               </w:rPr>
               <w:fldChar w:fldCharType="end"/>
@@ -693,53 +805,62 @@
             </w:tabs>
             <w:rPr>
               <w:rFonts w:eastAsiaTheme="minorEastAsia"/>
-              <w:lang w:eastAsia="es-419"/>
+              <w:noProof/>
+              <w:lang w:eastAsia="es-SV"/>
             </w:rPr>
           </w:pPr>
-          <w:hyperlink w:anchor="_Toc235886039" w:history="1">
+          <w:hyperlink w:anchor="_Toc236419123" w:history="1">
             <w:r>
               <w:rPr>
                 <w:rStyle w:val="Hipervnculo"/>
+                <w:noProof/>
               </w:rPr>
               <w:t>4.1 Matriz de Pruebas</w:t>
             </w:r>
             <w:r>
               <w:rPr>
+                <w:noProof/>
                 <w:webHidden/>
               </w:rPr>
               <w:tab/>
             </w:r>
             <w:r>
               <w:rPr>
+                <w:noProof/>
                 <w:webHidden/>
               </w:rPr>
               <w:fldChar w:fldCharType="begin"/>
             </w:r>
             <w:r>
               <w:rPr>
+                <w:noProof/>
                 <w:webHidden/>
               </w:rPr>
-              <w:instrText xml:space="preserve"> PAGEREF _Toc235886039 \h </w:instrText>
-            </w:r>
-            <w:r>
-              <w:rPr>
+              <w:instrText xml:space="preserve"> PAGEREF _Toc236419123 \h </w:instrText>
+            </w:r>
+            <w:r>
+              <w:rPr>
+                <w:noProof/>
                 <w:webHidden/>
               </w:rPr>
             </w:r>
             <w:r>
               <w:rPr>
+                <w:noProof/>
                 <w:webHidden/>
               </w:rPr>
               <w:fldChar w:fldCharType="separate"/>
             </w:r>
             <w:r>
               <w:rPr>
+                <w:noProof/>
                 <w:webHidden/>
               </w:rPr>
-              <w:t>4</w:t>
-            </w:r>
-            <w:r>
-              <w:rPr>
+              <w:t>6</w:t>
+            </w:r>
+            <w:r>
+              <w:rPr>
+                <w:noProof/>
                 <w:webHidden/>
               </w:rPr>
               <w:fldChar w:fldCharType="end"/>
@@ -754,53 +875,62 @@
             </w:tabs>
             <w:rPr>
               <w:rFonts w:eastAsiaTheme="minorEastAsia"/>
-              <w:lang w:eastAsia="es-419"/>
+              <w:noProof/>
+              <w:lang w:eastAsia="es-SV"/>
             </w:rPr>
           </w:pPr>
-          <w:hyperlink w:anchor="_Toc235886040" w:history="1">
+          <w:hyperlink w:anchor="_Toc236419124" w:history="1">
             <w:r>
               <w:rPr>
                 <w:rStyle w:val="Hipervnculo"/>
+                <w:noProof/>
               </w:rPr>
               <w:t>4.2 Escenarios de Prueba</w:t>
             </w:r>
             <w:r>
               <w:rPr>
+                <w:noProof/>
                 <w:webHidden/>
               </w:rPr>
               <w:tab/>
             </w:r>
             <w:r>
               <w:rPr>
+                <w:noProof/>
                 <w:webHidden/>
               </w:rPr>
               <w:fldChar w:fldCharType="begin"/>
             </w:r>
             <w:r>
               <w:rPr>
+                <w:noProof/>
                 <w:webHidden/>
               </w:rPr>
-              <w:instrText xml:space="preserve"> PAGEREF _Toc235886040 \h </w:instrText>
-            </w:r>
-            <w:r>
-              <w:rPr>
+              <w:instrText xml:space="preserve"> PAGEREF _Toc236419124 \h </w:instrText>
+            </w:r>
+            <w:r>
+              <w:rPr>
+                <w:noProof/>
                 <w:webHidden/>
               </w:rPr>
             </w:r>
             <w:r>
               <w:rPr>
+                <w:noProof/>
                 <w:webHidden/>
               </w:rPr>
               <w:fldChar w:fldCharType="separate"/>
             </w:r>
             <w:r>
               <w:rPr>
+                <w:noProof/>
                 <w:webHidden/>
               </w:rPr>
-              <w:t>4</w:t>
-            </w:r>
-            <w:r>
-              <w:rPr>
+              <w:t>7</w:t>
+            </w:r>
+            <w:r>
+              <w:rPr>
+                <w:noProof/>
                 <w:webHidden/>
               </w:rPr>
               <w:fldChar w:fldCharType="end"/>
@@ -815,53 +945,62 @@
             </w:tabs>
             <w:rPr>
               <w:rFonts w:eastAsiaTheme="minorEastAsia"/>
-              <w:lang w:eastAsia="es-419"/>
+              <w:noProof/>
+              <w:lang w:eastAsia="es-SV"/>
             </w:rPr>
           </w:pPr>
-          <w:hyperlink w:anchor="_Toc235886041" w:history="1">
+          <w:hyperlink w:anchor="_Toc236419125" w:history="1">
             <w:r>
               <w:rPr>
                 <w:rStyle w:val="Hipervnculo"/>
+                <w:noProof/>
               </w:rPr>
               <w:t>4.3 Resultados Documentados</w:t>
             </w:r>
             <w:r>
               <w:rPr>
+                <w:noProof/>
                 <w:webHidden/>
               </w:rPr>
               <w:tab/>
             </w:r>
             <w:r>
               <w:rPr>
+                <w:noProof/>
                 <w:webHidden/>
               </w:rPr>
               <w:fldChar w:fldCharType="begin"/>
             </w:r>
             <w:r>
               <w:rPr>
+                <w:noProof/>
                 <w:webHidden/>
               </w:rPr>
-              <w:instrText xml:space="preserve"> PAGEREF _Toc235886041 \h </w:instrText>
-            </w:r>
-            <w:r>
-              <w:rPr>
+              <w:instrText xml:space="preserve"> PAGEREF _Toc236419125 \h </w:instrText>
+            </w:r>
+            <w:r>
+              <w:rPr>
+                <w:noProof/>
                 <w:webHidden/>
               </w:rPr>
             </w:r>
             <w:r>
               <w:rPr>
+                <w:noProof/>
                 <w:webHidden/>
               </w:rPr>
               <w:fldChar w:fldCharType="separate"/>
             </w:r>
             <w:r>
               <w:rPr>
+                <w:noProof/>
                 <w:webHidden/>
               </w:rPr>
-              <w:t>4</w:t>
-            </w:r>
-            <w:r>
-              <w:rPr>
+              <w:t>8</w:t>
+            </w:r>
+            <w:r>
+              <w:rPr>
+                <w:noProof/>
                 <w:webHidden/>
               </w:rPr>
               <w:fldChar w:fldCharType="end"/>
@@ -876,53 +1015,62 @@
             </w:tabs>
             <w:rPr>
               <w:rFonts w:eastAsiaTheme="minorEastAsia"/>
-              <w:lang w:eastAsia="es-419"/>
+              <w:noProof/>
+              <w:lang w:eastAsia="es-SV"/>
             </w:rPr>
           </w:pPr>
-          <w:hyperlink w:anchor="_Toc235886042" w:history="1">
+          <w:hyperlink w:anchor="_Toc236419126" w:history="1">
             <w:r>
               <w:rPr>
                 <w:rStyle w:val="Hipervnculo"/>
-              </w:rPr>
-              <w:t>4.4 Correcciones Aplicadas</w:t>
-            </w:r>
-            <w:r>
-              <w:rPr>
+                <w:noProof/>
+              </w:rPr>
+              <w:t>4.4 Problemas Encontrados</w:t>
+            </w:r>
+            <w:r>
+              <w:rPr>
+                <w:noProof/>
                 <w:webHidden/>
               </w:rPr>
               <w:tab/>
             </w:r>
             <w:r>
               <w:rPr>
+                <w:noProof/>
                 <w:webHidden/>
               </w:rPr>
               <w:fldChar w:fldCharType="begin"/>
             </w:r>
             <w:r>
               <w:rPr>
+                <w:noProof/>
                 <w:webHidden/>
               </w:rPr>
-              <w:instrText xml:space="preserve"> PAGEREF _Toc235886042 \h </w:instrText>
-            </w:r>
-            <w:r>
-              <w:rPr>
+              <w:instrText xml:space="preserve"> PAGEREF _Toc236419126 \h </w:instrText>
+            </w:r>
+            <w:r>
+              <w:rPr>
+                <w:noProof/>
                 <w:webHidden/>
               </w:rPr>
             </w:r>
             <w:r>
               <w:rPr>
+                <w:noProof/>
                 <w:webHidden/>
               </w:rPr>
               <w:fldChar w:fldCharType="separate"/>
             </w:r>
             <w:r>
               <w:rPr>
+                <w:noProof/>
                 <w:webHidden/>
               </w:rPr>
-              <w:t>4</w:t>
-            </w:r>
-            <w:r>
-              <w:rPr>
+              <w:t>8</w:t>
+            </w:r>
+            <w:r>
+              <w:rPr>
+                <w:noProof/>
                 <w:webHidden/>
               </w:rPr>
               <w:fldChar w:fldCharType="end"/>
@@ -937,53 +1085,62 @@
             </w:tabs>
             <w:rPr>
               <w:rFonts w:eastAsiaTheme="minorEastAsia"/>
-              <w:lang w:eastAsia="es-419"/>
+              <w:noProof/>
+              <w:lang w:eastAsia="es-SV"/>
             </w:rPr>
           </w:pPr>
-          <w:hyperlink w:anchor="_Toc235886043" w:history="1">
+          <w:hyperlink w:anchor="_Toc236419127" w:history="1">
             <w:r>
               <w:rPr>
                 <w:rStyle w:val="Hipervnculo"/>
-              </w:rPr>
-              <w:t>4.5 Dashboard / Reporte Funcional</w:t>
-            </w:r>
-            <w:r>
-              <w:rPr>
+                <w:noProof/>
+              </w:rPr>
+              <w:t>4.5 Correcciones Aplicadas</w:t>
+            </w:r>
+            <w:r>
+              <w:rPr>
+                <w:noProof/>
                 <w:webHidden/>
               </w:rPr>
               <w:tab/>
             </w:r>
             <w:r>
               <w:rPr>
+                <w:noProof/>
                 <w:webHidden/>
               </w:rPr>
               <w:fldChar w:fldCharType="begin"/>
             </w:r>
             <w:r>
               <w:rPr>
+                <w:noProof/>
                 <w:webHidden/>
               </w:rPr>
-              <w:instrText xml:space="preserve"> PAGEREF _Toc235886043 \h </w:instrText>
-            </w:r>
-            <w:r>
-              <w:rPr>
+              <w:instrText xml:space="preserve"> PAGEREF _Toc236419127 \h </w:instrText>
+            </w:r>
+            <w:r>
+              <w:rPr>
+                <w:noProof/>
                 <w:webHidden/>
               </w:rPr>
             </w:r>
             <w:r>
               <w:rPr>
+                <w:noProof/>
                 <w:webHidden/>
               </w:rPr>
               <w:fldChar w:fldCharType="separate"/>
             </w:r>
             <w:r>
               <w:rPr>
+                <w:noProof/>
                 <w:webHidden/>
               </w:rPr>
-              <w:t>4</w:t>
-            </w:r>
-            <w:r>
-              <w:rPr>
+              <w:t>9</w:t>
+            </w:r>
+            <w:r>
+              <w:rPr>
+                <w:noProof/>
                 <w:webHidden/>
               </w:rPr>
               <w:fldChar w:fldCharType="end"/>
@@ -998,53 +1155,62 @@
             </w:tabs>
             <w:rPr>
               <w:rFonts w:eastAsiaTheme="minorEastAsia"/>
-              <w:lang w:eastAsia="es-419"/>
+              <w:noProof/>
+              <w:lang w:eastAsia="es-SV"/>
             </w:rPr>
           </w:pPr>
-          <w:hyperlink w:anchor="_Toc235886044" w:history="1">
+          <w:hyperlink w:anchor="_Toc236419128" w:history="1">
             <w:r>
               <w:rPr>
                 <w:rStyle w:val="Hipervnculo"/>
-              </w:rPr>
-              <w:t>4.6 Registro de Auditoría</w:t>
-            </w:r>
-            <w:r>
-              <w:rPr>
+                <w:noProof/>
+              </w:rPr>
+              <w:t>4.6 Dashboard / Reporte Funcional</w:t>
+            </w:r>
+            <w:r>
+              <w:rPr>
+                <w:noProof/>
                 <w:webHidden/>
               </w:rPr>
               <w:tab/>
             </w:r>
             <w:r>
               <w:rPr>
+                <w:noProof/>
                 <w:webHidden/>
               </w:rPr>
               <w:fldChar w:fldCharType="begin"/>
             </w:r>
             <w:r>
               <w:rPr>
+                <w:noProof/>
                 <w:webHidden/>
               </w:rPr>
-              <w:instrText xml:space="preserve"> PAGEREF _Toc235886044 \h </w:instrText>
-            </w:r>
-            <w:r>
-              <w:rPr>
+              <w:instrText xml:space="preserve"> PAGEREF _Toc236419128 \h </w:instrText>
+            </w:r>
+            <w:r>
+              <w:rPr>
+                <w:noProof/>
                 <w:webHidden/>
               </w:rPr>
             </w:r>
             <w:r>
               <w:rPr>
+                <w:noProof/>
                 <w:webHidden/>
               </w:rPr>
               <w:fldChar w:fldCharType="separate"/>
             </w:r>
             <w:r>
               <w:rPr>
+                <w:noProof/>
                 <w:webHidden/>
               </w:rPr>
-              <w:t>4</w:t>
-            </w:r>
-            <w:r>
-              <w:rPr>
+              <w:t>9</w:t>
+            </w:r>
+            <w:r>
+              <w:rPr>
+                <w:noProof/>
                 <w:webHidden/>
               </w:rPr>
               <w:fldChar w:fldCharType="end"/>
@@ -1059,53 +1225,62 @@
             </w:tabs>
             <w:rPr>
               <w:rFonts w:eastAsiaTheme="minorEastAsia"/>
-              <w:lang w:eastAsia="es-419"/>
+              <w:noProof/>
+              <w:lang w:eastAsia="es-SV"/>
             </w:rPr>
           </w:pPr>
-          <w:hyperlink w:anchor="_Toc235886045" w:history="1">
+          <w:hyperlink w:anchor="_Toc236419129" w:history="1">
             <w:r>
               <w:rPr>
                 <w:rStyle w:val="Hipervnculo"/>
-              </w:rPr>
-              <w:t>4.7 Comparación Antes / Después</w:t>
-            </w:r>
-            <w:r>
-              <w:rPr>
+                <w:noProof/>
+              </w:rPr>
+              <w:t>4.7 Registro de Auditoría</w:t>
+            </w:r>
+            <w:r>
+              <w:rPr>
+                <w:noProof/>
                 <w:webHidden/>
               </w:rPr>
               <w:tab/>
             </w:r>
             <w:r>
               <w:rPr>
+                <w:noProof/>
                 <w:webHidden/>
               </w:rPr>
               <w:fldChar w:fldCharType="begin"/>
             </w:r>
             <w:r>
               <w:rPr>
+                <w:noProof/>
                 <w:webHidden/>
               </w:rPr>
-              <w:instrText xml:space="preserve"> PAGEREF _Toc235886045 \h </w:instrText>
-            </w:r>
-            <w:r>
-              <w:rPr>
+              <w:instrText xml:space="preserve"> PAGEREF _Toc236419129 \h </w:instrText>
+            </w:r>
+            <w:r>
+              <w:rPr>
+                <w:noProof/>
                 <w:webHidden/>
               </w:rPr>
             </w:r>
             <w:r>
               <w:rPr>
+                <w:noProof/>
                 <w:webHidden/>
               </w:rPr>
               <w:fldChar w:fldCharType="separate"/>
             </w:r>
             <w:r>
               <w:rPr>
+                <w:noProof/>
                 <w:webHidden/>
               </w:rPr>
-              <w:t>4</w:t>
-            </w:r>
-            <w:r>
-              <w:rPr>
+              <w:t>10</w:t>
+            </w:r>
+            <w:r>
+              <w:rPr>
+                <w:noProof/>
                 <w:webHidden/>
               </w:rPr>
               <w:fldChar w:fldCharType="end"/>
@@ -1120,53 +1295,62 @@
             </w:tabs>
             <w:rPr>
               <w:rFonts w:eastAsiaTheme="minorEastAsia"/>
-              <w:lang w:eastAsia="es-419"/>
+              <w:noProof/>
+              <w:lang w:eastAsia="es-SV"/>
             </w:rPr>
           </w:pPr>
-          <w:hyperlink w:anchor="_Toc235886046" w:history="1">
+          <w:hyperlink w:anchor="_Toc236419130" w:history="1">
             <w:r>
               <w:rPr>
                 <w:rStyle w:val="Hipervnculo"/>
-              </w:rPr>
-              <w:t>4.8 Evidencias</w:t>
-            </w:r>
-            <w:r>
-              <w:rPr>
+                <w:noProof/>
+              </w:rPr>
+              <w:t>4.8 Comparación Antes / Después</w:t>
+            </w:r>
+            <w:r>
+              <w:rPr>
+                <w:noProof/>
                 <w:webHidden/>
               </w:rPr>
               <w:tab/>
             </w:r>
             <w:r>
               <w:rPr>
+                <w:noProof/>
                 <w:webHidden/>
               </w:rPr>
               <w:fldChar w:fldCharType="begin"/>
             </w:r>
             <w:r>
               <w:rPr>
+                <w:noProof/>
                 <w:webHidden/>
               </w:rPr>
-              <w:instrText xml:space="preserve"> PAGEREF _Toc235886046 \h </w:instrText>
-            </w:r>
-            <w:r>
-              <w:rPr>
+              <w:instrText xml:space="preserve"> PAGEREF _Toc236419130 \h </w:instrText>
+            </w:r>
+            <w:r>
+              <w:rPr>
+                <w:noProof/>
                 <w:webHidden/>
               </w:rPr>
             </w:r>
             <w:r>
               <w:rPr>
+                <w:noProof/>
                 <w:webHidden/>
               </w:rPr>
               <w:fldChar w:fldCharType="separate"/>
             </w:r>
             <w:r>
               <w:rPr>
+                <w:noProof/>
                 <w:webHidden/>
               </w:rPr>
-              <w:t>4</w:t>
-            </w:r>
-            <w:r>
-              <w:rPr>
+              <w:t>10</w:t>
+            </w:r>
+            <w:r>
+              <w:rPr>
+                <w:noProof/>
                 <w:webHidden/>
               </w:rPr>
               <w:fldChar w:fldCharType="end"/>
@@ -1177,57 +1361,82 @@
           <w:pPr>
             <w:pStyle w:val="TDC1"/>
             <w:tabs>
+              <w:tab w:val="left" w:pos="480"/>
               <w:tab w:val="right" w:leader="dot" w:pos="8828"/>
             </w:tabs>
             <w:rPr>
               <w:rFonts w:eastAsiaTheme="minorEastAsia"/>
-              <w:lang w:eastAsia="es-419"/>
+              <w:noProof/>
+              <w:lang w:eastAsia="es-SV"/>
             </w:rPr>
           </w:pPr>
-          <w:hyperlink w:anchor="_Toc235886047" w:history="1">
+          <w:hyperlink w:anchor="_Toc236419131" w:history="1">
             <w:r>
               <w:rPr>
                 <w:rStyle w:val="Hipervnculo"/>
-              </w:rPr>
-              <w:t>5. Conclusiones</w:t>
-            </w:r>
-            <w:r>
-              <w:rPr>
+                <w:noProof/>
+              </w:rPr>
+              <w:t>5.</w:t>
+            </w:r>
+            <w:r>
+              <w:rPr>
+                <w:rFonts w:eastAsiaTheme="minorEastAsia"/>
+                <w:noProof/>
+                <w:lang w:eastAsia="es-SV"/>
+              </w:rPr>
+              <w:tab/>
+            </w:r>
+            <w:r>
+              <w:rPr>
+                <w:rStyle w:val="Hipervnculo"/>
+                <w:noProof/>
+              </w:rPr>
+              <w:t>Conclusiones</w:t>
+            </w:r>
+            <w:r>
+              <w:rPr>
+                <w:noProof/>
                 <w:webHidden/>
               </w:rPr>
               <w:tab/>
             </w:r>
             <w:r>
               <w:rPr>
+                <w:noProof/>
                 <w:webHidden/>
               </w:rPr>
               <w:fldChar w:fldCharType="begin"/>
             </w:r>
             <w:r>
               <w:rPr>
+                <w:noProof/>
                 <w:webHidden/>
               </w:rPr>
-              <w:instrText xml:space="preserve"> PAGEREF _Toc235886047 \h </w:instrText>
-            </w:r>
-            <w:r>
-              <w:rPr>
+              <w:instrText xml:space="preserve"> PAGEREF _Toc236419131 \h </w:instrText>
+            </w:r>
+            <w:r>
+              <w:rPr>
+                <w:noProof/>
                 <w:webHidden/>
               </w:rPr>
             </w:r>
             <w:r>
               <w:rPr>
+                <w:noProof/>
                 <w:webHidden/>
               </w:rPr>
               <w:fldChar w:fldCharType="separate"/>
             </w:r>
             <w:r>
               <w:rPr>
+                <w:noProof/>
                 <w:webHidden/>
               </w:rPr>
-              <w:t>4</w:t>
-            </w:r>
-            <w:r>
-              <w:rPr>
+              <w:t>10</w:t>
+            </w:r>
+            <w:r>
+              <w:rPr>
+                <w:noProof/>
                 <w:webHidden/>
               </w:rPr>
               <w:fldChar w:fldCharType="end"/>
@@ -1269,7 +1478,7 @@
       <w:pPr>
         <w:pStyle w:val="Ttulo1"/>
       </w:pPr>
-      <w:bookmarkStart w:id="0" w:name="_Toc235886034"/>
+      <w:bookmarkStart w:id="0" w:name="_Toc236419118"/>
       <w:r>
         <w:t>Resumen ejecutivo Fase 3</w:t>
       </w:r>
@@ -1288,14 +1497,7 @@
           <w:b/>
           <w:bCs/>
         </w:rPr>
-        <w:t>I</w:t>
-      </w:r>
-      <w:r>
-        <w:rPr>
-          <w:b/>
-          <w:bCs/>
-        </w:rPr>
-        <w:t>mplementación de Controles Zero Trust, Pruebas y Monitoreo</w:t>
+        <w:t>Implementación de Controles Zero Trust, Pruebas y Monitoreo</w:t>
       </w:r>
     </w:p>
     <w:p/>
@@ -1389,7 +1591,7 @@
           <w:numId w:val="42"/>
         </w:numPr>
       </w:pPr>
-      <w:bookmarkStart w:id="1" w:name="_Toc235886035"/>
+      <w:bookmarkStart w:id="1" w:name="_Toc236419119"/>
       <w:r>
         <w:t>Objetivo de la Fase</w:t>
       </w:r>
@@ -1437,7 +1639,7 @@
           <w:numId w:val="42"/>
         </w:numPr>
       </w:pPr>
-      <w:bookmarkStart w:id="2" w:name="_Toc235886036"/>
+      <w:bookmarkStart w:id="2" w:name="_Toc236419120"/>
       <w:r>
         <w:t>Introducción</w:t>
       </w:r>
@@ -1531,7 +1733,7 @@
           <w:numId w:val="42"/>
         </w:numPr>
       </w:pPr>
-      <w:bookmarkStart w:id="3" w:name="_Toc235886037"/>
+      <w:bookmarkStart w:id="3" w:name="_Toc236419121"/>
       <w:r>
         <w:t>Alcance</w:t>
       </w:r>
@@ -1687,7 +1889,7 @@
           <w:numId w:val="42"/>
         </w:numPr>
       </w:pPr>
-      <w:bookmarkStart w:id="4" w:name="_Toc235886038"/>
+      <w:bookmarkStart w:id="4" w:name="_Toc236419122"/>
       <w:r>
         <w:t>Desarrollo del Entregable</w:t>
       </w:r>
@@ -1736,7 +1938,7 @@
       <w:pPr>
         <w:pStyle w:val="Ttulo2"/>
       </w:pPr>
-      <w:bookmarkStart w:id="5" w:name="_Toc235886039"/>
+      <w:bookmarkStart w:id="5" w:name="_Toc236419123"/>
       <w:r>
         <w:t>4.1 Matriz de Pruebas</w:t>
       </w:r>
@@ -3112,7 +3314,7 @@
       <w:pPr>
         <w:pStyle w:val="Ttulo2"/>
       </w:pPr>
-      <w:bookmarkStart w:id="6" w:name="_Toc235886040"/>
+      <w:bookmarkStart w:id="6" w:name="_Toc236419124"/>
       <w:r>
         <w:t>4.2 Escenarios de Prueba</w:t>
       </w:r>
@@ -3180,7 +3382,7 @@
       <w:pPr>
         <w:pStyle w:val="Ttulo2"/>
       </w:pPr>
-      <w:bookmarkStart w:id="7" w:name="_Toc235886041"/>
+      <w:bookmarkStart w:id="7" w:name="_Toc236419125"/>
       <w:r>
         <w:t>4.3 Resultados Documentados</w:t>
       </w:r>
@@ -3238,11 +3440,141 @@
       <w:pPr>
         <w:pStyle w:val="Ttulo2"/>
       </w:pPr>
-      <w:bookmarkStart w:id="8" w:name="_Toc235886042"/>
+      <w:bookmarkStart w:id="8" w:name="_Toc236419126"/>
       <w:r>
-        <w:t>4.4 Correcciones Aplicadas</w:t>
+        <w:t>4.4 Problemas Encontrados</w:t>
       </w:r>
       <w:bookmarkEnd w:id="8"/>
+    </w:p>
+    <w:p>
+      <w:pPr>
+        <w:jc w:val="both"/>
+      </w:pPr>
+      <w:r>
+        <w:t>Durante la ejecución de las pruebas funcionales se identificaron diferentes observaciones relacionadas con la integración entre los componentes de la plataforma. Estas incidencias fueron detectadas mediante la ejecución de los casos de prueba definidos en la matriz de validación y permitieron realizar ajustes antes de consolidar la solución.</w:t>
+      </w:r>
+    </w:p>
+    <w:p>
+      <w:pPr>
+        <w:jc w:val="both"/>
+      </w:pPr>
+    </w:p>
+    <w:p>
+      <w:pPr>
+        <w:jc w:val="both"/>
+      </w:pPr>
+      <w:r>
+        <w:t>Entre los principales problemas identificados se encontraron:</w:t>
+      </w:r>
+    </w:p>
+    <w:p>
+      <w:pPr>
+        <w:jc w:val="both"/>
+      </w:pPr>
+    </w:p>
+    <w:p>
+      <w:pPr>
+        <w:pStyle w:val="Prrafodelista"/>
+        <w:numPr>
+          <w:ilvl w:val="0"/>
+          <w:numId w:val="44"/>
+        </w:numPr>
+        <w:jc w:val="both"/>
+      </w:pPr>
+      <w:r>
+        <w:t>Configuración inicial de autenticación entre el Frontend y Auth0.</w:t>
+      </w:r>
+    </w:p>
+    <w:p>
+      <w:pPr>
+        <w:pStyle w:val="Prrafodelista"/>
+        <w:numPr>
+          <w:ilvl w:val="0"/>
+          <w:numId w:val="44"/>
+        </w:numPr>
+        <w:jc w:val="both"/>
+      </w:pPr>
+      <w:r>
+        <w:t>Ajustes en la configuración del segundo factor de autenticación (MFA).</w:t>
+      </w:r>
+    </w:p>
+    <w:p>
+      <w:pPr>
+        <w:pStyle w:val="Prrafodelista"/>
+        <w:numPr>
+          <w:ilvl w:val="0"/>
+          <w:numId w:val="44"/>
+        </w:numPr>
+        <w:jc w:val="both"/>
+      </w:pPr>
+      <w:r>
+        <w:t>Validación de permisos asociados a los diferentes roles del sistema.</w:t>
+      </w:r>
+    </w:p>
+    <w:p>
+      <w:pPr>
+        <w:pStyle w:val="Prrafodelista"/>
+        <w:numPr>
+          <w:ilvl w:val="0"/>
+          <w:numId w:val="44"/>
+        </w:numPr>
+        <w:jc w:val="both"/>
+      </w:pPr>
+      <w:r>
+        <w:t>Correcciones en la visualización de algunos componentes del Dashboard Administrativo.</w:t>
+      </w:r>
+    </w:p>
+    <w:p>
+      <w:pPr>
+        <w:pStyle w:val="Prrafodelista"/>
+        <w:numPr>
+          <w:ilvl w:val="0"/>
+          <w:numId w:val="44"/>
+        </w:numPr>
+        <w:jc w:val="both"/>
+      </w:pPr>
+      <w:r>
+        <w:t>Ajustes menores durante la integración del Backend con los mecanismos de auditoría y monitoreo.</w:t>
+      </w:r>
+    </w:p>
+    <w:p>
+      <w:pPr>
+        <w:jc w:val="both"/>
+      </w:pPr>
+    </w:p>
+    <w:p>
+      <w:pPr>
+        <w:jc w:val="both"/>
+      </w:pPr>
+      <w:r>
+        <w:t>Cada una de estas observaciones fue analizada por el equipo y corregida durante la fase de validación, permitiendo garantizar el correcto funcionamiento de la plataforma antes de la entrega final.</w:t>
+      </w:r>
+    </w:p>
+    <w:p>
+      <w:pPr>
+        <w:jc w:val="both"/>
+      </w:pPr>
+    </w:p>
+    <w:p>
+      <w:pPr>
+        <w:jc w:val="both"/>
+      </w:pPr>
+    </w:p>
+    <w:p>
+      <w:pPr>
+        <w:pStyle w:val="Ttulo2"/>
+      </w:pPr>
+      <w:bookmarkStart w:id="9" w:name="_Toc236419127"/>
+      <w:r>
+        <w:t>4.</w:t>
+      </w:r>
+      <w:r>
+        <w:t>5</w:t>
+      </w:r>
+      <w:r>
+        <w:t xml:space="preserve"> Correcciones Aplicadas</w:t>
+      </w:r>
+      <w:bookmarkEnd w:id="9"/>
     </w:p>
     <w:p/>
     <w:p>
@@ -3309,20 +3641,19 @@
     </w:p>
     <w:p>
       <w:pPr>
-        <w:rPr>
-          <w:color w:val="FF0000"/>
-        </w:rPr>
-      </w:pPr>
-    </w:p>
-    <w:p>
-      <w:pPr>
         <w:pStyle w:val="Ttulo2"/>
       </w:pPr>
-      <w:bookmarkStart w:id="9" w:name="_Toc235886043"/>
+      <w:bookmarkStart w:id="10" w:name="_Toc236419128"/>
       <w:r>
-        <w:t>4.5 Dashboard / Reporte Funcional</w:t>
+        <w:t>4.</w:t>
       </w:r>
-      <w:bookmarkEnd w:id="9"/>
+      <w:r>
+        <w:t>6</w:t>
+      </w:r>
+      <w:r>
+        <w:t xml:space="preserve"> Dashboard / Reporte Funcional</w:t>
+      </w:r>
+      <w:bookmarkEnd w:id="10"/>
     </w:p>
     <w:p>
       <w:pPr>
@@ -3371,15 +3702,22 @@
       </w:r>
     </w:p>
     <w:p/>
+    <w:p/>
     <w:p>
       <w:pPr>
         <w:pStyle w:val="Ttulo2"/>
       </w:pPr>
-      <w:bookmarkStart w:id="10" w:name="_Toc235886044"/>
+      <w:bookmarkStart w:id="11" w:name="_Toc236419129"/>
       <w:r>
-        <w:t>4.6 Registro de Auditoría</w:t>
+        <w:t>4.</w:t>
       </w:r>
-      <w:bookmarkEnd w:id="10"/>
+      <w:r>
+        <w:t>7</w:t>
+      </w:r>
+      <w:r>
+        <w:t xml:space="preserve"> Registro de Auditoría</w:t>
+      </w:r>
+      <w:bookmarkEnd w:id="11"/>
     </w:p>
     <w:p>
       <w:pPr>
@@ -3441,31 +3779,22 @@
         <w:jc w:val="both"/>
       </w:pPr>
     </w:p>
-    <w:p>
-      <w:pPr>
-        <w:jc w:val="both"/>
-      </w:pPr>
-    </w:p>
-    <w:p>
-      <w:pPr>
-        <w:jc w:val="both"/>
-      </w:pPr>
-    </w:p>
-    <w:p>
-      <w:pPr>
-        <w:jc w:val="both"/>
-      </w:pPr>
-    </w:p>
     <w:p/>
     <w:p>
       <w:pPr>
         <w:pStyle w:val="Ttulo2"/>
       </w:pPr>
-      <w:bookmarkStart w:id="11" w:name="_Toc235886045"/>
+      <w:bookmarkStart w:id="12" w:name="_Toc236419130"/>
       <w:r>
-        <w:t>4.7 Comparación Antes / Después</w:t>
+        <w:t>4.</w:t>
       </w:r>
-      <w:bookmarkEnd w:id="11"/>
+      <w:r>
+        <w:t>8</w:t>
+      </w:r>
+      <w:r>
+        <w:t xml:space="preserve"> Comparación Antes / Después</w:t>
+      </w:r>
+      <w:bookmarkEnd w:id="12"/>
     </w:p>
     <w:p>
       <w:pPr>
@@ -3510,11 +3839,11 @@
           <w:numId w:val="42"/>
         </w:numPr>
       </w:pPr>
-      <w:bookmarkStart w:id="12" w:name="_Toc235886047"/>
+      <w:bookmarkStart w:id="13" w:name="_Toc236419131"/>
       <w:r>
         <w:t>Conclusiones</w:t>
       </w:r>
-      <w:bookmarkEnd w:id="12"/>
+      <w:bookmarkEnd w:id="13"/>
     </w:p>
     <w:p/>
     <w:p>
@@ -3535,6 +3864,7 @@
         <w:jc w:val="both"/>
       </w:pPr>
       <w:r>
+        <w:lastRenderedPageBreak/>
         <w:t>Los resultados obtenidos evidenciaron que la integración entre el Frontend, el Backend y el servicio de identidad Auth0 opera de forma adecuada, permitiendo gestionar el acceso de los usuarios mediante autenticación segura, aplicación de políticas basadas en roles (RBAC) y segundo factor de autenticación (MFA). Asimismo, el Dashboard Administrativo y los mecanismos de auditoría demostraron ser herramientas efectivas para el monitoreo de eventos y la supervisión del estado de la plataforma.</w:t>
       </w:r>
     </w:p>
@@ -3618,6 +3948,9 @@
       <w:pStyle w:val="Encabezado"/>
     </w:pPr>
     <w:r>
+      <w:rPr>
+        <w:noProof/>
+      </w:rPr>
       <w:drawing>
         <wp:anchor distT="0" distB="0" distL="114300" distR="114300" simplePos="0" relativeHeight="251658240" behindDoc="1" locked="0" layoutInCell="1" allowOverlap="1" wp14:anchorId="67E228DA" wp14:editId="274CD9F9">
           <wp:simplePos x="0" y="0"/>
@@ -5249,6 +5582,119 @@
     </w:lvl>
   </w:abstractNum>
   <w:abstractNum w:abstractNumId="12" w15:restartNumberingAfterBreak="0">
+    <w:nsid w:val="2F783BFB"/>
+    <w:multiLevelType w:val="hybridMultilevel"/>
+    <w:tmpl w:val="A41A0EA2"/>
+    <w:lvl w:ilvl="0" w:tplc="440A0001">
+      <w:start w:val="1"/>
+      <w:numFmt w:val="bullet"/>
+      <w:lvlText w:val=""/>
+      <w:lvlJc w:val="left"/>
+      <w:pPr>
+        <w:ind w:left="720" w:hanging="360"/>
+      </w:pPr>
+      <w:rPr>
+        <w:rFonts w:ascii="Symbol" w:hAnsi="Symbol" w:hint="default"/>
+      </w:rPr>
+    </w:lvl>
+    <w:lvl w:ilvl="1" w:tplc="440A0003" w:tentative="1">
+      <w:start w:val="1"/>
+      <w:numFmt w:val="bullet"/>
+      <w:lvlText w:val="o"/>
+      <w:lvlJc w:val="left"/>
+      <w:pPr>
+        <w:ind w:left="1440" w:hanging="360"/>
+      </w:pPr>
+      <w:rPr>
+        <w:rFonts w:ascii="Courier New" w:hAnsi="Courier New" w:cs="Courier New" w:hint="default"/>
+      </w:rPr>
+    </w:lvl>
+    <w:lvl w:ilvl="2" w:tplc="440A0005" w:tentative="1">
+      <w:start w:val="1"/>
+      <w:numFmt w:val="bullet"/>
+      <w:lvlText w:val=""/>
+      <w:lvlJc w:val="left"/>
+      <w:pPr>
+        <w:ind w:left="2160" w:hanging="360"/>
+      </w:pPr>
+      <w:rPr>
+        <w:rFonts w:ascii="Wingdings" w:hAnsi="Wingdings" w:hint="default"/>
+      </w:rPr>
+    </w:lvl>
+    <w:lvl w:ilvl="3" w:tplc="440A0001" w:tentative="1">
+      <w:start w:val="1"/>
+      <w:numFmt w:val="bullet"/>
+      <w:lvlText w:val=""/>
+      <w:lvlJc w:val="left"/>
+      <w:pPr>
+        <w:ind w:left="2880" w:hanging="360"/>
+      </w:pPr>
+      <w:rPr>
+        <w:rFonts w:ascii="Symbol" w:hAnsi="Symbol" w:hint="default"/>
+      </w:rPr>
+    </w:lvl>
+    <w:lvl w:ilvl="4" w:tplc="440A0003" w:tentative="1">
+      <w:start w:val="1"/>
+      <w:numFmt w:val="bullet"/>
+      <w:lvlText w:val="o"/>
+      <w:lvlJc w:val="left"/>
+      <w:pPr>
+        <w:ind w:left="3600" w:hanging="360"/>
+      </w:pPr>
+      <w:rPr>
+        <w:rFonts w:ascii="Courier New" w:hAnsi="Courier New" w:cs="Courier New" w:hint="default"/>
+      </w:rPr>
+    </w:lvl>
+    <w:lvl w:ilvl="5" w:tplc="440A0005" w:tentative="1">
+      <w:start w:val="1"/>
+      <w:numFmt w:val="bullet"/>
+      <w:lvlText w:val=""/>
+      <w:lvlJc w:val="left"/>
+      <w:pPr>
+        <w:ind w:left="4320" w:hanging="360"/>
+      </w:pPr>
+      <w:rPr>
+        <w:rFonts w:ascii="Wingdings" w:hAnsi="Wingdings" w:hint="default"/>
+      </w:rPr>
+    </w:lvl>
+    <w:lvl w:ilvl="6" w:tplc="440A0001" w:tentative="1">
+      <w:start w:val="1"/>
+      <w:numFmt w:val="bullet"/>
+      <w:lvlText w:val=""/>
+      <w:lvlJc w:val="left"/>
+      <w:pPr>
+        <w:ind w:left="5040" w:hanging="360"/>
+      </w:pPr>
+      <w:rPr>
+        <w:rFonts w:ascii="Symbol" w:hAnsi="Symbol" w:hint="default"/>
+      </w:rPr>
+    </w:lvl>
+    <w:lvl w:ilvl="7" w:tplc="440A0003" w:tentative="1">
+      <w:start w:val="1"/>
+      <w:numFmt w:val="bullet"/>
+      <w:lvlText w:val="o"/>
+      <w:lvlJc w:val="left"/>
+      <w:pPr>
+        <w:ind w:left="5760" w:hanging="360"/>
+      </w:pPr>
+      <w:rPr>
+        <w:rFonts w:ascii="Courier New" w:hAnsi="Courier New" w:cs="Courier New" w:hint="default"/>
+      </w:rPr>
+    </w:lvl>
+    <w:lvl w:ilvl="8" w:tplc="440A0005" w:tentative="1">
+      <w:start w:val="1"/>
+      <w:numFmt w:val="bullet"/>
+      <w:lvlText w:val=""/>
+      <w:lvlJc w:val="left"/>
+      <w:pPr>
+        <w:ind w:left="6480" w:hanging="360"/>
+      </w:pPr>
+      <w:rPr>
+        <w:rFonts w:ascii="Wingdings" w:hAnsi="Wingdings" w:hint="default"/>
+      </w:rPr>
+    </w:lvl>
+  </w:abstractNum>
+  <w:abstractNum w:abstractNumId="13" w15:restartNumberingAfterBreak="0">
     <w:nsid w:val="302E1FF4"/>
     <w:multiLevelType w:val="multilevel"/>
     <w:tmpl w:val="32B24392"/>
@@ -5397,7 +5843,7 @@
       </w:rPr>
     </w:lvl>
   </w:abstractNum>
-  <w:abstractNum w:abstractNumId="13" w15:restartNumberingAfterBreak="0">
+  <w:abstractNum w:abstractNumId="14" w15:restartNumberingAfterBreak="0">
     <w:nsid w:val="322919E5"/>
     <w:multiLevelType w:val="multilevel"/>
     <w:tmpl w:val="5B60C654"/>
@@ -5546,7 +5992,7 @@
       </w:rPr>
     </w:lvl>
   </w:abstractNum>
-  <w:abstractNum w:abstractNumId="14" w15:restartNumberingAfterBreak="0">
+  <w:abstractNum w:abstractNumId="15" w15:restartNumberingAfterBreak="0">
     <w:nsid w:val="32C726EF"/>
     <w:multiLevelType w:val="hybridMultilevel"/>
     <w:tmpl w:val="B824ACDE"/>
@@ -5659,7 +6105,7 @@
       </w:rPr>
     </w:lvl>
   </w:abstractNum>
-  <w:abstractNum w:abstractNumId="15" w15:restartNumberingAfterBreak="0">
+  <w:abstractNum w:abstractNumId="16" w15:restartNumberingAfterBreak="0">
     <w:nsid w:val="37446A1D"/>
     <w:multiLevelType w:val="multilevel"/>
     <w:tmpl w:val="6108C97A"/>
@@ -5776,7 +6222,7 @@
       </w:rPr>
     </w:lvl>
   </w:abstractNum>
-  <w:abstractNum w:abstractNumId="16" w15:restartNumberingAfterBreak="0">
+  <w:abstractNum w:abstractNumId="17" w15:restartNumberingAfterBreak="0">
     <w:nsid w:val="37631CA2"/>
     <w:multiLevelType w:val="multilevel"/>
     <w:tmpl w:val="B76A0812"/>
@@ -5921,7 +6367,7 @@
       </w:rPr>
     </w:lvl>
   </w:abstractNum>
-  <w:abstractNum w:abstractNumId="17" w15:restartNumberingAfterBreak="0">
+  <w:abstractNum w:abstractNumId="18" w15:restartNumberingAfterBreak="0">
     <w:nsid w:val="37DD6A31"/>
     <w:multiLevelType w:val="multilevel"/>
     <w:tmpl w:val="35D21DA8"/>
@@ -6070,7 +6516,7 @@
       </w:rPr>
     </w:lvl>
   </w:abstractNum>
-  <w:abstractNum w:abstractNumId="18" w15:restartNumberingAfterBreak="0">
+  <w:abstractNum w:abstractNumId="19" w15:restartNumberingAfterBreak="0">
     <w:nsid w:val="394F53F8"/>
     <w:multiLevelType w:val="hybridMultilevel"/>
     <w:tmpl w:val="4C086694"/>
@@ -6159,7 +6605,7 @@
       </w:pPr>
     </w:lvl>
   </w:abstractNum>
-  <w:abstractNum w:abstractNumId="19" w15:restartNumberingAfterBreak="0">
+  <w:abstractNum w:abstractNumId="20" w15:restartNumberingAfterBreak="0">
     <w:nsid w:val="39E702CD"/>
     <w:multiLevelType w:val="multilevel"/>
     <w:tmpl w:val="C45CB86E"/>
@@ -6304,7 +6750,7 @@
       </w:rPr>
     </w:lvl>
   </w:abstractNum>
-  <w:abstractNum w:abstractNumId="20" w15:restartNumberingAfterBreak="0">
+  <w:abstractNum w:abstractNumId="21" w15:restartNumberingAfterBreak="0">
     <w:nsid w:val="3D0C289C"/>
     <w:multiLevelType w:val="hybridMultilevel"/>
     <w:tmpl w:val="AFA84616"/>
@@ -6393,7 +6839,7 @@
       </w:pPr>
     </w:lvl>
   </w:abstractNum>
-  <w:abstractNum w:abstractNumId="21" w15:restartNumberingAfterBreak="0">
+  <w:abstractNum w:abstractNumId="22" w15:restartNumberingAfterBreak="0">
     <w:nsid w:val="3D7160C4"/>
     <w:multiLevelType w:val="multilevel"/>
     <w:tmpl w:val="025A9FDE"/>
@@ -6538,7 +6984,7 @@
       </w:rPr>
     </w:lvl>
   </w:abstractNum>
-  <w:abstractNum w:abstractNumId="22" w15:restartNumberingAfterBreak="0">
+  <w:abstractNum w:abstractNumId="23" w15:restartNumberingAfterBreak="0">
     <w:nsid w:val="3E087FF2"/>
     <w:multiLevelType w:val="multilevel"/>
     <w:tmpl w:val="FCEE0450"/>
@@ -6683,7 +7129,7 @@
       </w:rPr>
     </w:lvl>
   </w:abstractNum>
-  <w:abstractNum w:abstractNumId="23" w15:restartNumberingAfterBreak="0">
+  <w:abstractNum w:abstractNumId="24" w15:restartNumberingAfterBreak="0">
     <w:nsid w:val="3F6E189E"/>
     <w:multiLevelType w:val="multilevel"/>
     <w:tmpl w:val="6108C97A"/>
@@ -6799,7 +7245,7 @@
       </w:rPr>
     </w:lvl>
   </w:abstractNum>
-  <w:abstractNum w:abstractNumId="24" w15:restartNumberingAfterBreak="0">
+  <w:abstractNum w:abstractNumId="25" w15:restartNumberingAfterBreak="0">
     <w:nsid w:val="44F111BD"/>
     <w:multiLevelType w:val="multilevel"/>
     <w:tmpl w:val="8700B36A"/>
@@ -6948,7 +7394,7 @@
       </w:rPr>
     </w:lvl>
   </w:abstractNum>
-  <w:abstractNum w:abstractNumId="25" w15:restartNumberingAfterBreak="0">
+  <w:abstractNum w:abstractNumId="26" w15:restartNumberingAfterBreak="0">
     <w:nsid w:val="469D2D6F"/>
     <w:multiLevelType w:val="hybridMultilevel"/>
     <w:tmpl w:val="927E7BFA"/>
@@ -7061,7 +7507,7 @@
       </w:rPr>
     </w:lvl>
   </w:abstractNum>
-  <w:abstractNum w:abstractNumId="26" w15:restartNumberingAfterBreak="0">
+  <w:abstractNum w:abstractNumId="27" w15:restartNumberingAfterBreak="0">
     <w:nsid w:val="48F22502"/>
     <w:multiLevelType w:val="multilevel"/>
     <w:tmpl w:val="0B4251A6"/>
@@ -7206,7 +7652,7 @@
       </w:rPr>
     </w:lvl>
   </w:abstractNum>
-  <w:abstractNum w:abstractNumId="27" w15:restartNumberingAfterBreak="0">
+  <w:abstractNum w:abstractNumId="28" w15:restartNumberingAfterBreak="0">
     <w:nsid w:val="4DE62BD1"/>
     <w:multiLevelType w:val="hybridMultilevel"/>
     <w:tmpl w:val="49944416"/>
@@ -7319,7 +7765,7 @@
       </w:rPr>
     </w:lvl>
   </w:abstractNum>
-  <w:abstractNum w:abstractNumId="28" w15:restartNumberingAfterBreak="0">
+  <w:abstractNum w:abstractNumId="29" w15:restartNumberingAfterBreak="0">
     <w:nsid w:val="4E154A60"/>
     <w:multiLevelType w:val="multilevel"/>
     <w:tmpl w:val="2BE6A1D2"/>
@@ -7468,7 +7914,7 @@
       </w:rPr>
     </w:lvl>
   </w:abstractNum>
-  <w:abstractNum w:abstractNumId="29" w15:restartNumberingAfterBreak="0">
+  <w:abstractNum w:abstractNumId="30" w15:restartNumberingAfterBreak="0">
     <w:nsid w:val="54A4642B"/>
     <w:multiLevelType w:val="multilevel"/>
     <w:tmpl w:val="0F8486AA"/>
@@ -7617,7 +8063,7 @@
       </w:rPr>
     </w:lvl>
   </w:abstractNum>
-  <w:abstractNum w:abstractNumId="30" w15:restartNumberingAfterBreak="0">
+  <w:abstractNum w:abstractNumId="31" w15:restartNumberingAfterBreak="0">
     <w:nsid w:val="5910771D"/>
     <w:multiLevelType w:val="hybridMultilevel"/>
     <w:tmpl w:val="88E2DAFA"/>
@@ -7706,7 +8152,7 @@
       </w:pPr>
     </w:lvl>
   </w:abstractNum>
-  <w:abstractNum w:abstractNumId="31" w15:restartNumberingAfterBreak="0">
+  <w:abstractNum w:abstractNumId="32" w15:restartNumberingAfterBreak="0">
     <w:nsid w:val="5A541B07"/>
     <w:multiLevelType w:val="multilevel"/>
     <w:tmpl w:val="3F7CEDD0"/>
@@ -7855,7 +8301,7 @@
       </w:rPr>
     </w:lvl>
   </w:abstractNum>
-  <w:abstractNum w:abstractNumId="32" w15:restartNumberingAfterBreak="0">
+  <w:abstractNum w:abstractNumId="33" w15:restartNumberingAfterBreak="0">
     <w:nsid w:val="5AC5115B"/>
     <w:multiLevelType w:val="hybridMultilevel"/>
     <w:tmpl w:val="20E0788E"/>
@@ -7968,7 +8414,7 @@
       </w:rPr>
     </w:lvl>
   </w:abstractNum>
-  <w:abstractNum w:abstractNumId="33" w15:restartNumberingAfterBreak="0">
+  <w:abstractNum w:abstractNumId="34" w15:restartNumberingAfterBreak="0">
     <w:nsid w:val="5C9915B7"/>
     <w:multiLevelType w:val="multilevel"/>
     <w:tmpl w:val="016E4DC4"/>
@@ -8113,7 +8559,7 @@
       </w:rPr>
     </w:lvl>
   </w:abstractNum>
-  <w:abstractNum w:abstractNumId="34" w15:restartNumberingAfterBreak="0">
+  <w:abstractNum w:abstractNumId="35" w15:restartNumberingAfterBreak="0">
     <w:nsid w:val="5D3451AC"/>
     <w:multiLevelType w:val="multilevel"/>
     <w:tmpl w:val="EB360560"/>
@@ -8262,7 +8708,7 @@
       </w:rPr>
     </w:lvl>
   </w:abstractNum>
-  <w:abstractNum w:abstractNumId="35" w15:restartNumberingAfterBreak="0">
+  <w:abstractNum w:abstractNumId="36" w15:restartNumberingAfterBreak="0">
     <w:nsid w:val="5D4976B1"/>
     <w:multiLevelType w:val="hybridMultilevel"/>
     <w:tmpl w:val="FE328F4A"/>
@@ -8351,7 +8797,7 @@
       </w:pPr>
     </w:lvl>
   </w:abstractNum>
-  <w:abstractNum w:abstractNumId="36" w15:restartNumberingAfterBreak="0">
+  <w:abstractNum w:abstractNumId="37" w15:restartNumberingAfterBreak="0">
     <w:nsid w:val="61C62E64"/>
     <w:multiLevelType w:val="multilevel"/>
     <w:tmpl w:val="D1788218"/>
@@ -8500,7 +8946,7 @@
       </w:rPr>
     </w:lvl>
   </w:abstractNum>
-  <w:abstractNum w:abstractNumId="37" w15:restartNumberingAfterBreak="0">
+  <w:abstractNum w:abstractNumId="38" w15:restartNumberingAfterBreak="0">
     <w:nsid w:val="69DB46F4"/>
     <w:multiLevelType w:val="multilevel"/>
     <w:tmpl w:val="6012220E"/>
@@ -8649,7 +9095,7 @@
       </w:rPr>
     </w:lvl>
   </w:abstractNum>
-  <w:abstractNum w:abstractNumId="38" w15:restartNumberingAfterBreak="0">
+  <w:abstractNum w:abstractNumId="39" w15:restartNumberingAfterBreak="0">
     <w:nsid w:val="6CC6373B"/>
     <w:multiLevelType w:val="multilevel"/>
     <w:tmpl w:val="1898F3B8"/>
@@ -8735,7 +9181,7 @@
       </w:pPr>
     </w:lvl>
   </w:abstractNum>
-  <w:abstractNum w:abstractNumId="39" w15:restartNumberingAfterBreak="0">
+  <w:abstractNum w:abstractNumId="40" w15:restartNumberingAfterBreak="0">
     <w:nsid w:val="70037637"/>
     <w:multiLevelType w:val="hybridMultilevel"/>
     <w:tmpl w:val="F8383FCA"/>
@@ -8848,7 +9294,7 @@
       </w:rPr>
     </w:lvl>
   </w:abstractNum>
-  <w:abstractNum w:abstractNumId="40" w15:restartNumberingAfterBreak="0">
+  <w:abstractNum w:abstractNumId="41" w15:restartNumberingAfterBreak="0">
     <w:nsid w:val="7774775D"/>
     <w:multiLevelType w:val="multilevel"/>
     <w:tmpl w:val="0EBC971E"/>
@@ -8974,7 +9420,7 @@
       </w:rPr>
     </w:lvl>
   </w:abstractNum>
-  <w:abstractNum w:abstractNumId="41" w15:restartNumberingAfterBreak="0">
+  <w:abstractNum w:abstractNumId="42" w15:restartNumberingAfterBreak="0">
     <w:nsid w:val="7A247B73"/>
     <w:multiLevelType w:val="multilevel"/>
     <w:tmpl w:val="F4003AAE"/>
@@ -9119,7 +9565,7 @@
       </w:rPr>
     </w:lvl>
   </w:abstractNum>
-  <w:abstractNum w:abstractNumId="42" w15:restartNumberingAfterBreak="0">
+  <w:abstractNum w:abstractNumId="43" w15:restartNumberingAfterBreak="0">
     <w:nsid w:val="7D091C84"/>
     <w:multiLevelType w:val="multilevel"/>
     <w:tmpl w:val="41CEE43A"/>
@@ -9269,16 +9715,16 @@
     </w:lvl>
   </w:abstractNum>
   <w:num w:numId="1" w16cid:durableId="856506809">
-    <w:abstractNumId w:val="15"/>
+    <w:abstractNumId w:val="16"/>
   </w:num>
   <w:num w:numId="2" w16cid:durableId="1766345445">
-    <w:abstractNumId w:val="23"/>
+    <w:abstractNumId w:val="24"/>
   </w:num>
   <w:num w:numId="3" w16cid:durableId="1749617710">
-    <w:abstractNumId w:val="40"/>
+    <w:abstractNumId w:val="41"/>
   </w:num>
   <w:num w:numId="4" w16cid:durableId="2092579206">
-    <w:abstractNumId w:val="38"/>
+    <w:abstractNumId w:val="39"/>
   </w:num>
   <w:num w:numId="5" w16cid:durableId="370617836">
     <w:abstractNumId w:val="2"/>
@@ -9290,13 +9736,13 @@
     <w:abstractNumId w:val="3"/>
   </w:num>
   <w:num w:numId="8" w16cid:durableId="1365791147">
-    <w:abstractNumId w:val="28"/>
+    <w:abstractNumId w:val="29"/>
   </w:num>
   <w:num w:numId="9" w16cid:durableId="1626960654">
     <w:abstractNumId w:val="9"/>
   </w:num>
   <w:num w:numId="10" w16cid:durableId="364062186">
-    <w:abstractNumId w:val="17"/>
+    <w:abstractNumId w:val="18"/>
   </w:num>
   <w:num w:numId="11" w16cid:durableId="2010475243">
     <w:abstractNumId w:val="0"/>
@@ -9305,52 +9751,52 @@
     <w:abstractNumId w:val="4"/>
   </w:num>
   <w:num w:numId="13" w16cid:durableId="1034891295">
+    <w:abstractNumId w:val="26"/>
+  </w:num>
+  <w:num w:numId="14" w16cid:durableId="1187136888">
+    <w:abstractNumId w:val="35"/>
+  </w:num>
+  <w:num w:numId="15" w16cid:durableId="1393890086">
+    <w:abstractNumId w:val="30"/>
+  </w:num>
+  <w:num w:numId="16" w16cid:durableId="1277559089">
     <w:abstractNumId w:val="25"/>
   </w:num>
-  <w:num w:numId="14" w16cid:durableId="1187136888">
-    <w:abstractNumId w:val="34"/>
-  </w:num>
-  <w:num w:numId="15" w16cid:durableId="1393890086">
-    <w:abstractNumId w:val="29"/>
-  </w:num>
-  <w:num w:numId="16" w16cid:durableId="1277559089">
-    <w:abstractNumId w:val="24"/>
-  </w:num>
   <w:num w:numId="17" w16cid:durableId="544830831">
-    <w:abstractNumId w:val="36"/>
+    <w:abstractNumId w:val="37"/>
   </w:num>
   <w:num w:numId="18" w16cid:durableId="1303921269">
-    <w:abstractNumId w:val="20"/>
+    <w:abstractNumId w:val="21"/>
   </w:num>
   <w:num w:numId="19" w16cid:durableId="97141178">
-    <w:abstractNumId w:val="13"/>
+    <w:abstractNumId w:val="14"/>
   </w:num>
   <w:num w:numId="20" w16cid:durableId="1735465398">
-    <w:abstractNumId w:val="12"/>
+    <w:abstractNumId w:val="13"/>
   </w:num>
   <w:num w:numId="21" w16cid:durableId="33313162">
     <w:abstractNumId w:val="1"/>
   </w:num>
   <w:num w:numId="22" w16cid:durableId="117725412">
-    <w:abstractNumId w:val="31"/>
+    <w:abstractNumId w:val="32"/>
   </w:num>
   <w:num w:numId="23" w16cid:durableId="1601453533">
-    <w:abstractNumId w:val="37"/>
+    <w:abstractNumId w:val="38"/>
   </w:num>
   <w:num w:numId="24" w16cid:durableId="369232611">
-    <w:abstractNumId w:val="42"/>
+    <w:abstractNumId w:val="43"/>
   </w:num>
   <w:num w:numId="25" w16cid:durableId="1155419205">
-    <w:abstractNumId w:val="30"/>
+    <w:abstractNumId w:val="31"/>
   </w:num>
   <w:num w:numId="26" w16cid:durableId="1196046122">
     <w:abstractNumId w:val="10"/>
   </w:num>
   <w:num w:numId="27" w16cid:durableId="355079132">
-    <w:abstractNumId w:val="21"/>
+    <w:abstractNumId w:val="22"/>
   </w:num>
   <w:num w:numId="28" w16cid:durableId="1909917122">
-    <w:abstractNumId w:val="26"/>
+    <w:abstractNumId w:val="27"/>
   </w:num>
   <w:num w:numId="29" w16cid:durableId="396242116">
     <w:abstractNumId w:val="8"/>
@@ -9362,40 +9808,43 @@
     <w:abstractNumId w:val="7"/>
   </w:num>
   <w:num w:numId="32" w16cid:durableId="995381673">
-    <w:abstractNumId w:val="22"/>
+    <w:abstractNumId w:val="23"/>
   </w:num>
   <w:num w:numId="33" w16cid:durableId="1085807289">
-    <w:abstractNumId w:val="39"/>
+    <w:abstractNumId w:val="40"/>
   </w:num>
   <w:num w:numId="34" w16cid:durableId="1961180615">
-    <w:abstractNumId w:val="14"/>
+    <w:abstractNumId w:val="15"/>
   </w:num>
   <w:num w:numId="35" w16cid:durableId="479882319">
-    <w:abstractNumId w:val="19"/>
+    <w:abstractNumId w:val="20"/>
   </w:num>
   <w:num w:numId="36" w16cid:durableId="861668077">
-    <w:abstractNumId w:val="41"/>
+    <w:abstractNumId w:val="42"/>
   </w:num>
   <w:num w:numId="37" w16cid:durableId="212472851">
-    <w:abstractNumId w:val="27"/>
+    <w:abstractNumId w:val="28"/>
   </w:num>
   <w:num w:numId="38" w16cid:durableId="1074473796">
-    <w:abstractNumId w:val="33"/>
+    <w:abstractNumId w:val="34"/>
   </w:num>
   <w:num w:numId="39" w16cid:durableId="421341692">
-    <w:abstractNumId w:val="16"/>
+    <w:abstractNumId w:val="17"/>
   </w:num>
   <w:num w:numId="40" w16cid:durableId="1508710668">
     <w:abstractNumId w:val="11"/>
   </w:num>
   <w:num w:numId="41" w16cid:durableId="282732376">
-    <w:abstractNumId w:val="18"/>
+    <w:abstractNumId w:val="19"/>
   </w:num>
   <w:num w:numId="42" w16cid:durableId="174466910">
-    <w:abstractNumId w:val="35"/>
+    <w:abstractNumId w:val="36"/>
   </w:num>
   <w:num w:numId="43" w16cid:durableId="1132286833">
-    <w:abstractNumId w:val="32"/>
+    <w:abstractNumId w:val="33"/>
+  </w:num>
+  <w:num w:numId="44" w16cid:durableId="1058089116">
+    <w:abstractNumId w:val="12"/>
   </w:num>
 </w:numbering>
 </file>

--- a/00_Gestion_Proyecto/Entregables/Fase3/Plantilla Fase 3 – Implementación.docx
+++ b/00_Gestion_Proyecto/Entregables/Fase3/Plantilla Fase 3 – Implementación.docx
@@ -66,7 +66,7 @@
     <w:p/>
     <w:tbl>
       <w:tblPr>
-        <w:tblStyle w:val="Tablaconcuadrcula"/>
+        <w:tblStyle w:val="TableGrid"/>
         <w:tblW w:w="9924" w:type="dxa"/>
         <w:tblInd w:w="-431" w:type="dxa"/>
         <w:tblLook w:val="04A0" w:firstRow="1" w:lastRow="0" w:firstColumn="1" w:lastColumn="0" w:noHBand="0" w:noVBand="1"/>
@@ -368,7 +368,7 @@
       <w:sdtContent>
         <w:p>
           <w:pPr>
-            <w:pStyle w:val="TtuloTDC"/>
+            <w:pStyle w:val="TOCHeading"/>
           </w:pPr>
           <w:r>
             <w:t>Contenido</w:t>
@@ -376,7 +376,7 @@
         </w:p>
         <w:p>
           <w:pPr>
-            <w:pStyle w:val="TDC1"/>
+            <w:pStyle w:val="TOC1"/>
             <w:tabs>
               <w:tab w:val="right" w:leader="dot" w:pos="8828"/>
             </w:tabs>
@@ -398,7 +398,7 @@
           <w:hyperlink w:anchor="_Toc236419118" w:history="1">
             <w:r>
               <w:rPr>
-                <w:rStyle w:val="Hipervnculo"/>
+                <w:rStyle w:val="Hyperlink"/>
                 <w:noProof/>
               </w:rPr>
               <w:t>Resumen ejecutivo Fase 3</w:t>
@@ -455,7 +455,7 @@
         </w:p>
         <w:p>
           <w:pPr>
-            <w:pStyle w:val="TDC1"/>
+            <w:pStyle w:val="TOC1"/>
             <w:tabs>
               <w:tab w:val="left" w:pos="480"/>
               <w:tab w:val="right" w:leader="dot" w:pos="8828"/>
@@ -469,7 +469,7 @@
           <w:hyperlink w:anchor="_Toc236419119" w:history="1">
             <w:r>
               <w:rPr>
-                <w:rStyle w:val="Hipervnculo"/>
+                <w:rStyle w:val="Hyperlink"/>
                 <w:noProof/>
               </w:rPr>
               <w:t>1.</w:t>
@@ -484,7 +484,7 @@
             </w:r>
             <w:r>
               <w:rPr>
-                <w:rStyle w:val="Hipervnculo"/>
+                <w:rStyle w:val="Hyperlink"/>
                 <w:noProof/>
               </w:rPr>
               <w:t>Objetivo de la Fase</w:t>
@@ -541,7 +541,7 @@
         </w:p>
         <w:p>
           <w:pPr>
-            <w:pStyle w:val="TDC1"/>
+            <w:pStyle w:val="TOC1"/>
             <w:tabs>
               <w:tab w:val="left" w:pos="480"/>
               <w:tab w:val="right" w:leader="dot" w:pos="8828"/>
@@ -555,7 +555,7 @@
           <w:hyperlink w:anchor="_Toc236419120" w:history="1">
             <w:r>
               <w:rPr>
-                <w:rStyle w:val="Hipervnculo"/>
+                <w:rStyle w:val="Hyperlink"/>
                 <w:noProof/>
               </w:rPr>
               <w:t>2.</w:t>
@@ -570,7 +570,7 @@
             </w:r>
             <w:r>
               <w:rPr>
-                <w:rStyle w:val="Hipervnculo"/>
+                <w:rStyle w:val="Hyperlink"/>
                 <w:noProof/>
               </w:rPr>
               <w:t>Introducción</w:t>
@@ -627,7 +627,7 @@
         </w:p>
         <w:p>
           <w:pPr>
-            <w:pStyle w:val="TDC1"/>
+            <w:pStyle w:val="TOC1"/>
             <w:tabs>
               <w:tab w:val="left" w:pos="480"/>
               <w:tab w:val="right" w:leader="dot" w:pos="8828"/>
@@ -641,7 +641,7 @@
           <w:hyperlink w:anchor="_Toc236419121" w:history="1">
             <w:r>
               <w:rPr>
-                <w:rStyle w:val="Hipervnculo"/>
+                <w:rStyle w:val="Hyperlink"/>
                 <w:noProof/>
               </w:rPr>
               <w:t>3.</w:t>
@@ -656,7 +656,7 @@
             </w:r>
             <w:r>
               <w:rPr>
-                <w:rStyle w:val="Hipervnculo"/>
+                <w:rStyle w:val="Hyperlink"/>
                 <w:noProof/>
               </w:rPr>
               <w:t>Alcance</w:t>
@@ -713,7 +713,7 @@
         </w:p>
         <w:p>
           <w:pPr>
-            <w:pStyle w:val="TDC1"/>
+            <w:pStyle w:val="TOC1"/>
             <w:tabs>
               <w:tab w:val="left" w:pos="480"/>
               <w:tab w:val="right" w:leader="dot" w:pos="8828"/>
@@ -727,7 +727,7 @@
           <w:hyperlink w:anchor="_Toc236419122" w:history="1">
             <w:r>
               <w:rPr>
-                <w:rStyle w:val="Hipervnculo"/>
+                <w:rStyle w:val="Hyperlink"/>
                 <w:noProof/>
               </w:rPr>
               <w:t>4.</w:t>
@@ -742,7 +742,7 @@
             </w:r>
             <w:r>
               <w:rPr>
-                <w:rStyle w:val="Hipervnculo"/>
+                <w:rStyle w:val="Hyperlink"/>
                 <w:noProof/>
               </w:rPr>
               <w:t>Desarrollo del Entregable</w:t>
@@ -799,7 +799,7 @@
         </w:p>
         <w:p>
           <w:pPr>
-            <w:pStyle w:val="TDC2"/>
+            <w:pStyle w:val="TOC2"/>
             <w:tabs>
               <w:tab w:val="right" w:leader="dot" w:pos="8828"/>
             </w:tabs>
@@ -812,7 +812,7 @@
           <w:hyperlink w:anchor="_Toc236419123" w:history="1">
             <w:r>
               <w:rPr>
-                <w:rStyle w:val="Hipervnculo"/>
+                <w:rStyle w:val="Hyperlink"/>
                 <w:noProof/>
               </w:rPr>
               <w:t>4.1 Matriz de Pruebas</w:t>
@@ -869,7 +869,7 @@
         </w:p>
         <w:p>
           <w:pPr>
-            <w:pStyle w:val="TDC2"/>
+            <w:pStyle w:val="TOC2"/>
             <w:tabs>
               <w:tab w:val="right" w:leader="dot" w:pos="8828"/>
             </w:tabs>
@@ -882,7 +882,7 @@
           <w:hyperlink w:anchor="_Toc236419124" w:history="1">
             <w:r>
               <w:rPr>
-                <w:rStyle w:val="Hipervnculo"/>
+                <w:rStyle w:val="Hyperlink"/>
                 <w:noProof/>
               </w:rPr>
               <w:t>4.2 Escenarios de Prueba</w:t>
@@ -939,7 +939,7 @@
         </w:p>
         <w:p>
           <w:pPr>
-            <w:pStyle w:val="TDC2"/>
+            <w:pStyle w:val="TOC2"/>
             <w:tabs>
               <w:tab w:val="right" w:leader="dot" w:pos="8828"/>
             </w:tabs>
@@ -952,7 +952,7 @@
           <w:hyperlink w:anchor="_Toc236419125" w:history="1">
             <w:r>
               <w:rPr>
-                <w:rStyle w:val="Hipervnculo"/>
+                <w:rStyle w:val="Hyperlink"/>
                 <w:noProof/>
               </w:rPr>
               <w:t>4.3 Resultados Documentados</w:t>
@@ -1009,7 +1009,7 @@
         </w:p>
         <w:p>
           <w:pPr>
-            <w:pStyle w:val="TDC2"/>
+            <w:pStyle w:val="TOC2"/>
             <w:tabs>
               <w:tab w:val="right" w:leader="dot" w:pos="8828"/>
             </w:tabs>
@@ -1022,7 +1022,7 @@
           <w:hyperlink w:anchor="_Toc236419126" w:history="1">
             <w:r>
               <w:rPr>
-                <w:rStyle w:val="Hipervnculo"/>
+                <w:rStyle w:val="Hyperlink"/>
                 <w:noProof/>
               </w:rPr>
               <w:t>4.4 Problemas Encontrados</w:t>
@@ -1079,7 +1079,7 @@
         </w:p>
         <w:p>
           <w:pPr>
-            <w:pStyle w:val="TDC2"/>
+            <w:pStyle w:val="TOC2"/>
             <w:tabs>
               <w:tab w:val="right" w:leader="dot" w:pos="8828"/>
             </w:tabs>
@@ -1092,7 +1092,7 @@
           <w:hyperlink w:anchor="_Toc236419127" w:history="1">
             <w:r>
               <w:rPr>
-                <w:rStyle w:val="Hipervnculo"/>
+                <w:rStyle w:val="Hyperlink"/>
                 <w:noProof/>
               </w:rPr>
               <w:t>4.5 Correcciones Aplicadas</w:t>
@@ -1149,7 +1149,7 @@
         </w:p>
         <w:p>
           <w:pPr>
-            <w:pStyle w:val="TDC2"/>
+            <w:pStyle w:val="TOC2"/>
             <w:tabs>
               <w:tab w:val="right" w:leader="dot" w:pos="8828"/>
             </w:tabs>
@@ -1162,7 +1162,7 @@
           <w:hyperlink w:anchor="_Toc236419128" w:history="1">
             <w:r>
               <w:rPr>
-                <w:rStyle w:val="Hipervnculo"/>
+                <w:rStyle w:val="Hyperlink"/>
                 <w:noProof/>
               </w:rPr>
               <w:t>4.6 Dashboard / Reporte Funcional</w:t>
@@ -1219,7 +1219,7 @@
         </w:p>
         <w:p>
           <w:pPr>
-            <w:pStyle w:val="TDC2"/>
+            <w:pStyle w:val="TOC2"/>
             <w:tabs>
               <w:tab w:val="right" w:leader="dot" w:pos="8828"/>
             </w:tabs>
@@ -1232,7 +1232,7 @@
           <w:hyperlink w:anchor="_Toc236419129" w:history="1">
             <w:r>
               <w:rPr>
-                <w:rStyle w:val="Hipervnculo"/>
+                <w:rStyle w:val="Hyperlink"/>
                 <w:noProof/>
               </w:rPr>
               <w:t>4.7 Registro de Auditoría</w:t>
@@ -1289,7 +1289,7 @@
         </w:p>
         <w:p>
           <w:pPr>
-            <w:pStyle w:val="TDC2"/>
+            <w:pStyle w:val="TOC2"/>
             <w:tabs>
               <w:tab w:val="right" w:leader="dot" w:pos="8828"/>
             </w:tabs>
@@ -1302,7 +1302,7 @@
           <w:hyperlink w:anchor="_Toc236419130" w:history="1">
             <w:r>
               <w:rPr>
-                <w:rStyle w:val="Hipervnculo"/>
+                <w:rStyle w:val="Hyperlink"/>
                 <w:noProof/>
               </w:rPr>
               <w:t>4.8 Comparación Antes / Después</w:t>
@@ -1359,7 +1359,7 @@
         </w:p>
         <w:p>
           <w:pPr>
-            <w:pStyle w:val="TDC1"/>
+            <w:pStyle w:val="TOC1"/>
             <w:tabs>
               <w:tab w:val="left" w:pos="480"/>
               <w:tab w:val="right" w:leader="dot" w:pos="8828"/>
@@ -1373,7 +1373,7 @@
           <w:hyperlink w:anchor="_Toc236419131" w:history="1">
             <w:r>
               <w:rPr>
-                <w:rStyle w:val="Hipervnculo"/>
+                <w:rStyle w:val="Hyperlink"/>
                 <w:noProof/>
               </w:rPr>
               <w:t>5.</w:t>
@@ -1388,7 +1388,7 @@
             </w:r>
             <w:r>
               <w:rPr>
-                <w:rStyle w:val="Hipervnculo"/>
+                <w:rStyle w:val="Hyperlink"/>
                 <w:noProof/>
               </w:rPr>
               <w:t>Conclusiones</w:t>
@@ -1471,12 +1471,12 @@
     <w:p/>
     <w:p>
       <w:pPr>
-        <w:pStyle w:val="Ttulo1"/>
-      </w:pPr>
-    </w:p>
-    <w:p>
-      <w:pPr>
-        <w:pStyle w:val="Ttulo1"/>
+        <w:pStyle w:val="Heading1"/>
+      </w:pPr>
+    </w:p>
+    <w:p>
+      <w:pPr>
+        <w:pStyle w:val="Heading1"/>
       </w:pPr>
       <w:bookmarkStart w:id="0" w:name="_Toc236419118"/>
       <w:r>
@@ -1585,7 +1585,7 @@
     </w:p>
     <w:p>
       <w:pPr>
-        <w:pStyle w:val="Ttulo1"/>
+        <w:pStyle w:val="Heading1"/>
         <w:numPr>
           <w:ilvl w:val="0"/>
           <w:numId w:val="42"/>
@@ -1633,7 +1633,7 @@
     </w:p>
     <w:p>
       <w:pPr>
-        <w:pStyle w:val="Ttulo1"/>
+        <w:pStyle w:val="Heading1"/>
         <w:numPr>
           <w:ilvl w:val="0"/>
           <w:numId w:val="42"/>
@@ -1655,7 +1655,7 @@
     </w:p>
     <w:p>
       <w:pPr>
-        <w:pStyle w:val="Prrafodelista"/>
+        <w:pStyle w:val="ListParagraph"/>
         <w:jc w:val="both"/>
       </w:pPr>
     </w:p>
@@ -1669,7 +1669,7 @@
     </w:p>
     <w:p>
       <w:pPr>
-        <w:pStyle w:val="Prrafodelista"/>
+        <w:pStyle w:val="ListParagraph"/>
         <w:jc w:val="both"/>
       </w:pPr>
     </w:p>
@@ -1688,13 +1688,13 @@
     </w:p>
     <w:p>
       <w:pPr>
-        <w:pStyle w:val="Prrafodelista"/>
+        <w:pStyle w:val="ListParagraph"/>
         <w:jc w:val="both"/>
       </w:pPr>
     </w:p>
     <w:p>
       <w:pPr>
-        <w:pStyle w:val="Prrafodelista"/>
+        <w:pStyle w:val="ListParagraph"/>
         <w:jc w:val="both"/>
       </w:pPr>
     </w:p>
@@ -1708,7 +1708,7 @@
     </w:p>
     <w:p>
       <w:pPr>
-        <w:pStyle w:val="Prrafodelista"/>
+        <w:pStyle w:val="ListParagraph"/>
         <w:jc w:val="both"/>
       </w:pPr>
     </w:p>
@@ -1722,12 +1722,12 @@
     </w:p>
     <w:p>
       <w:pPr>
-        <w:pStyle w:val="Prrafodelista"/>
-      </w:pPr>
-    </w:p>
-    <w:p>
-      <w:pPr>
-        <w:pStyle w:val="Ttulo1"/>
+        <w:pStyle w:val="ListParagraph"/>
+      </w:pPr>
+    </w:p>
+    <w:p>
+      <w:pPr>
+        <w:pStyle w:val="Heading1"/>
         <w:numPr>
           <w:ilvl w:val="0"/>
           <w:numId w:val="42"/>
@@ -1741,7 +1741,7 @@
     </w:p>
     <w:p>
       <w:pPr>
-        <w:pStyle w:val="Prrafodelista"/>
+        <w:pStyle w:val="ListParagraph"/>
       </w:pPr>
     </w:p>
     <w:p>
@@ -1754,7 +1754,7 @@
     </w:p>
     <w:p>
       <w:pPr>
-        <w:pStyle w:val="Prrafodelista"/>
+        <w:pStyle w:val="ListParagraph"/>
       </w:pPr>
     </w:p>
     <w:p>
@@ -1764,12 +1764,12 @@
     </w:p>
     <w:p>
       <w:pPr>
-        <w:pStyle w:val="Prrafodelista"/>
-      </w:pPr>
-    </w:p>
-    <w:p>
-      <w:pPr>
-        <w:pStyle w:val="Prrafodelista"/>
+        <w:pStyle w:val="ListParagraph"/>
+      </w:pPr>
+    </w:p>
+    <w:p>
+      <w:pPr>
+        <w:pStyle w:val="ListParagraph"/>
         <w:numPr>
           <w:ilvl w:val="0"/>
           <w:numId w:val="43"/>
@@ -1781,7 +1781,7 @@
     </w:p>
     <w:p>
       <w:pPr>
-        <w:pStyle w:val="Prrafodelista"/>
+        <w:pStyle w:val="ListParagraph"/>
         <w:numPr>
           <w:ilvl w:val="0"/>
           <w:numId w:val="43"/>
@@ -1793,7 +1793,7 @@
     </w:p>
     <w:p>
       <w:pPr>
-        <w:pStyle w:val="Prrafodelista"/>
+        <w:pStyle w:val="ListParagraph"/>
         <w:numPr>
           <w:ilvl w:val="0"/>
           <w:numId w:val="43"/>
@@ -1805,7 +1805,7 @@
     </w:p>
     <w:p>
       <w:pPr>
-        <w:pStyle w:val="Prrafodelista"/>
+        <w:pStyle w:val="ListParagraph"/>
         <w:numPr>
           <w:ilvl w:val="0"/>
           <w:numId w:val="43"/>
@@ -1817,7 +1817,7 @@
     </w:p>
     <w:p>
       <w:pPr>
-        <w:pStyle w:val="Prrafodelista"/>
+        <w:pStyle w:val="ListParagraph"/>
         <w:numPr>
           <w:ilvl w:val="0"/>
           <w:numId w:val="43"/>
@@ -1829,7 +1829,7 @@
     </w:p>
     <w:p>
       <w:pPr>
-        <w:pStyle w:val="Prrafodelista"/>
+        <w:pStyle w:val="ListParagraph"/>
         <w:numPr>
           <w:ilvl w:val="0"/>
           <w:numId w:val="43"/>
@@ -1841,7 +1841,7 @@
     </w:p>
     <w:p>
       <w:pPr>
-        <w:pStyle w:val="Prrafodelista"/>
+        <w:pStyle w:val="ListParagraph"/>
         <w:numPr>
           <w:ilvl w:val="0"/>
           <w:numId w:val="43"/>
@@ -1853,7 +1853,7 @@
     </w:p>
     <w:p>
       <w:pPr>
-        <w:pStyle w:val="Prrafodelista"/>
+        <w:pStyle w:val="ListParagraph"/>
         <w:numPr>
           <w:ilvl w:val="0"/>
           <w:numId w:val="43"/>
@@ -1865,7 +1865,7 @@
     </w:p>
     <w:p>
       <w:pPr>
-        <w:pStyle w:val="Prrafodelista"/>
+        <w:pStyle w:val="ListParagraph"/>
         <w:numPr>
           <w:ilvl w:val="0"/>
           <w:numId w:val="43"/>
@@ -1883,7 +1883,7 @@
     <w:p/>
     <w:p>
       <w:pPr>
-        <w:pStyle w:val="Ttulo1"/>
+        <w:pStyle w:val="Heading1"/>
         <w:numPr>
           <w:ilvl w:val="0"/>
           <w:numId w:val="42"/>
@@ -1897,7 +1897,7 @@
     </w:p>
     <w:p>
       <w:pPr>
-        <w:pStyle w:val="Prrafodelista"/>
+        <w:pStyle w:val="ListParagraph"/>
       </w:pPr>
     </w:p>
     <w:p>
@@ -1936,7 +1936,7 @@
     </w:p>
     <w:p>
       <w:pPr>
-        <w:pStyle w:val="Ttulo2"/>
+        <w:pStyle w:val="Heading2"/>
       </w:pPr>
       <w:bookmarkStart w:id="5" w:name="_Toc236419123"/>
       <w:r>
@@ -1989,7 +1989,7 @@
     </w:p>
     <w:tbl>
       <w:tblPr>
-        <w:tblStyle w:val="Tablaconcuadrcula"/>
+        <w:tblStyle w:val="TableGrid"/>
         <w:tblW w:w="9918" w:type="dxa"/>
         <w:tblLayout w:type="fixed"/>
         <w:tblLook w:val="04A0" w:firstRow="1" w:lastRow="0" w:firstColumn="1" w:lastColumn="0" w:noHBand="0" w:noVBand="1"/>
@@ -3312,7 +3312,7 @@
     </w:p>
     <w:p>
       <w:pPr>
-        <w:pStyle w:val="Ttulo2"/>
+        <w:pStyle w:val="Heading2"/>
       </w:pPr>
       <w:bookmarkStart w:id="6" w:name="_Toc236419124"/>
       <w:r>
@@ -3380,7 +3380,7 @@
     <w:p/>
     <w:p>
       <w:pPr>
-        <w:pStyle w:val="Ttulo2"/>
+        <w:pStyle w:val="Heading2"/>
       </w:pPr>
       <w:bookmarkStart w:id="7" w:name="_Toc236419125"/>
       <w:r>
@@ -3438,7 +3438,7 @@
     </w:p>
     <w:p>
       <w:pPr>
-        <w:pStyle w:val="Ttulo2"/>
+        <w:pStyle w:val="Heading2"/>
       </w:pPr>
       <w:bookmarkStart w:id="8" w:name="_Toc236419126"/>
       <w:r>
@@ -3474,7 +3474,7 @@
     </w:p>
     <w:p>
       <w:pPr>
-        <w:pStyle w:val="Prrafodelista"/>
+        <w:pStyle w:val="ListParagraph"/>
         <w:numPr>
           <w:ilvl w:val="0"/>
           <w:numId w:val="44"/>
@@ -3487,7 +3487,7 @@
     </w:p>
     <w:p>
       <w:pPr>
-        <w:pStyle w:val="Prrafodelista"/>
+        <w:pStyle w:val="ListParagraph"/>
         <w:numPr>
           <w:ilvl w:val="0"/>
           <w:numId w:val="44"/>
@@ -3500,7 +3500,7 @@
     </w:p>
     <w:p>
       <w:pPr>
-        <w:pStyle w:val="Prrafodelista"/>
+        <w:pStyle w:val="ListParagraph"/>
         <w:numPr>
           <w:ilvl w:val="0"/>
           <w:numId w:val="44"/>
@@ -3513,7 +3513,7 @@
     </w:p>
     <w:p>
       <w:pPr>
-        <w:pStyle w:val="Prrafodelista"/>
+        <w:pStyle w:val="ListParagraph"/>
         <w:numPr>
           <w:ilvl w:val="0"/>
           <w:numId w:val="44"/>
@@ -3526,7 +3526,7 @@
     </w:p>
     <w:p>
       <w:pPr>
-        <w:pStyle w:val="Prrafodelista"/>
+        <w:pStyle w:val="ListParagraph"/>
         <w:numPr>
           <w:ilvl w:val="0"/>
           <w:numId w:val="44"/>
@@ -3562,7 +3562,7 @@
     </w:p>
     <w:p>
       <w:pPr>
-        <w:pStyle w:val="Ttulo2"/>
+        <w:pStyle w:val="Heading2"/>
       </w:pPr>
       <w:bookmarkStart w:id="9" w:name="_Toc236419127"/>
       <w:r>
@@ -3641,7 +3641,7 @@
     </w:p>
     <w:p>
       <w:pPr>
-        <w:pStyle w:val="Ttulo2"/>
+        <w:pStyle w:val="Heading2"/>
       </w:pPr>
       <w:bookmarkStart w:id="10" w:name="_Toc236419128"/>
       <w:r>
@@ -3705,7 +3705,7 @@
     <w:p/>
     <w:p>
       <w:pPr>
-        <w:pStyle w:val="Ttulo2"/>
+        <w:pStyle w:val="Heading2"/>
       </w:pPr>
       <w:bookmarkStart w:id="11" w:name="_Toc236419129"/>
       <w:r>
@@ -3747,42 +3747,420 @@
     </w:p>
     <w:p>
       <w:pPr>
-        <w:jc w:val="both"/>
+        <w:rPr>
+          <w:rFonts w:eastAsiaTheme="majorEastAsia" w:cstheme="majorBidi"/>
+          <w:color w:val="0F4761" w:themeColor="accent1" w:themeShade="BF"/>
+          <w:sz w:val="22"/>
+          <w:szCs w:val="32"/>
+        </w:rPr>
       </w:pPr>
       <w:r>
         <w:rPr>
-          <w:color w:val="FF0000"/>
+          <w:rFonts w:eastAsiaTheme="majorEastAsia" w:cstheme="majorBidi"/>
+          <w:color w:val="0F4761" w:themeColor="accent1" w:themeShade="BF"/>
+          <w:sz w:val="22"/>
+          <w:szCs w:val="32"/>
         </w:rPr>
-        <w:t>Insertar las evidencias correspondientes al registro de eventos y logs generados durante las pruebas</w:t>
+        <w:t>Prueba 1: Fallo de Autenticación (AUTH_ERROR)</w:t>
       </w:r>
+    </w:p>
+    <w:p>
+      <w:pPr>
+        <w:rPr>
+          <w:rFonts w:eastAsiaTheme="majorEastAsia" w:cstheme="majorBidi"/>
+          <w:color w:val="0F4761" w:themeColor="accent1" w:themeShade="BF"/>
+          <w:sz w:val="22"/>
+          <w:szCs w:val="32"/>
+        </w:rPr>
+      </w:pPr>
+    </w:p>
+    <w:p>
       <w:r>
-        <w:t>.</w:t>
+        <w:rPr>
+          <w:noProof/>
+        </w:rPr>
+        <w:drawing>
+          <wp:inline distT="0" distB="0" distL="0" distR="0" wp14:anchorId="6AA566D4" wp14:editId="6666CBCC">
+            <wp:extent cx="5612130" cy="3127375"/>
+            <wp:effectExtent l="0" t="0" r="7620" b="0"/>
+            <wp:docPr id="1104285462" name="Picture 1"/>
+            <wp:cNvGraphicFramePr>
+              <a:graphicFrameLocks xmlns:a="http://schemas.openxmlformats.org/drawingml/2006/main" noChangeAspect="1"/>
+            </wp:cNvGraphicFramePr>
+            <a:graphic xmlns:a="http://schemas.openxmlformats.org/drawingml/2006/main">
+              <a:graphicData uri="http://schemas.openxmlformats.org/drawingml/2006/picture">
+                <pic:pic xmlns:pic="http://schemas.openxmlformats.org/drawingml/2006/picture">
+                  <pic:nvPicPr>
+                    <pic:cNvPr id="1104285462" name=""/>
+                    <pic:cNvPicPr/>
+                  </pic:nvPicPr>
+                  <pic:blipFill>
+                    <a:blip r:embed="rId9"/>
+                    <a:stretch>
+                      <a:fillRect/>
+                    </a:stretch>
+                  </pic:blipFill>
+                  <pic:spPr>
+                    <a:xfrm>
+                      <a:off x="0" y="0"/>
+                      <a:ext cx="5612130" cy="3127375"/>
+                    </a:xfrm>
+                    <a:prstGeom prst="rect">
+                      <a:avLst/>
+                    </a:prstGeom>
+                  </pic:spPr>
+                </pic:pic>
+              </a:graphicData>
+            </a:graphic>
+          </wp:inline>
+        </w:drawing>
       </w:r>
     </w:p>
+    <w:p/>
+    <w:p/>
+    <w:p/>
+    <w:p/>
+    <w:p/>
+    <w:p/>
+    <w:p/>
+    <w:p/>
+    <w:p/>
+    <w:p/>
+    <w:p/>
+    <w:p/>
+    <w:p/>
+    <w:p/>
+    <w:p/>
+    <w:p>
+      <w:pPr>
+        <w:rPr>
+          <w:rFonts w:eastAsiaTheme="majorEastAsia" w:cstheme="majorBidi"/>
+          <w:color w:val="0F4761" w:themeColor="accent1" w:themeShade="BF"/>
+          <w:sz w:val="22"/>
+          <w:szCs w:val="32"/>
+        </w:rPr>
+      </w:pPr>
+      <w:r>
+        <w:rPr>
+          <w:rFonts w:eastAsiaTheme="majorEastAsia" w:cstheme="majorBidi"/>
+          <w:color w:val="0F4761" w:themeColor="accent1" w:themeShade="BF"/>
+          <w:sz w:val="22"/>
+          <w:szCs w:val="32"/>
+        </w:rPr>
+        <w:t>Prueba 2: Autenticación Exitosa (TOKEN_VALIDATED)</w:t>
+      </w:r>
+    </w:p>
+    <w:p>
+      <w:pPr>
+        <w:rPr>
+          <w:rFonts w:eastAsiaTheme="majorEastAsia" w:cstheme="majorBidi"/>
+          <w:color w:val="0F4761" w:themeColor="accent1" w:themeShade="BF"/>
+          <w:sz w:val="22"/>
+          <w:szCs w:val="32"/>
+        </w:rPr>
+      </w:pPr>
+    </w:p>
+    <w:p>
+      <w:r>
+        <w:rPr>
+          <w:noProof/>
+        </w:rPr>
+        <w:drawing>
+          <wp:inline distT="0" distB="0" distL="0" distR="0" wp14:anchorId="10A549D2" wp14:editId="300DC8AB">
+            <wp:extent cx="5612130" cy="2962910"/>
+            <wp:effectExtent l="0" t="0" r="7620" b="8890"/>
+            <wp:docPr id="1967087227" name="Picture 1"/>
+            <wp:cNvGraphicFramePr>
+              <a:graphicFrameLocks xmlns:a="http://schemas.openxmlformats.org/drawingml/2006/main" noChangeAspect="1"/>
+            </wp:cNvGraphicFramePr>
+            <a:graphic xmlns:a="http://schemas.openxmlformats.org/drawingml/2006/main">
+              <a:graphicData uri="http://schemas.openxmlformats.org/drawingml/2006/picture">
+                <pic:pic xmlns:pic="http://schemas.openxmlformats.org/drawingml/2006/picture">
+                  <pic:nvPicPr>
+                    <pic:cNvPr id="1967087227" name=""/>
+                    <pic:cNvPicPr/>
+                  </pic:nvPicPr>
+                  <pic:blipFill>
+                    <a:blip r:embed="rId10"/>
+                    <a:stretch>
+                      <a:fillRect/>
+                    </a:stretch>
+                  </pic:blipFill>
+                  <pic:spPr>
+                    <a:xfrm>
+                      <a:off x="0" y="0"/>
+                      <a:ext cx="5612130" cy="2962910"/>
+                    </a:xfrm>
+                    <a:prstGeom prst="rect">
+                      <a:avLst/>
+                    </a:prstGeom>
+                  </pic:spPr>
+                </pic:pic>
+              </a:graphicData>
+            </a:graphic>
+          </wp:inline>
+        </w:drawing>
+      </w:r>
+    </w:p>
+    <w:p/>
+    <w:p/>
+    <w:p>
+      <w:pPr>
+        <w:rPr>
+          <w:rFonts w:eastAsiaTheme="majorEastAsia" w:cstheme="majorBidi"/>
+          <w:color w:val="0F4761" w:themeColor="accent1" w:themeShade="BF"/>
+          <w:sz w:val="22"/>
+          <w:szCs w:val="32"/>
+        </w:rPr>
+      </w:pPr>
+      <w:r>
+        <w:rPr>
+          <w:rFonts w:eastAsiaTheme="majorEastAsia" w:cstheme="majorBidi"/>
+          <w:color w:val="0F4761" w:themeColor="accent1" w:themeShade="BF"/>
+          <w:sz w:val="22"/>
+          <w:szCs w:val="32"/>
+        </w:rPr>
+        <w:t>Prueba 3: Creación de Rol (ROLE_CREATE)</w:t>
+      </w:r>
+    </w:p>
+    <w:p/>
+    <w:p>
+      <w:r>
+        <w:rPr>
+          <w:noProof/>
+        </w:rPr>
+        <w:drawing>
+          <wp:inline distT="0" distB="0" distL="0" distR="0" wp14:anchorId="1BD8179F" wp14:editId="4C0EFDE3">
+            <wp:extent cx="5612130" cy="2955925"/>
+            <wp:effectExtent l="0" t="0" r="7620" b="0"/>
+            <wp:docPr id="1810846064" name="Picture 1"/>
+            <wp:cNvGraphicFramePr>
+              <a:graphicFrameLocks xmlns:a="http://schemas.openxmlformats.org/drawingml/2006/main" noChangeAspect="1"/>
+            </wp:cNvGraphicFramePr>
+            <a:graphic xmlns:a="http://schemas.openxmlformats.org/drawingml/2006/main">
+              <a:graphicData uri="http://schemas.openxmlformats.org/drawingml/2006/picture">
+                <pic:pic xmlns:pic="http://schemas.openxmlformats.org/drawingml/2006/picture">
+                  <pic:nvPicPr>
+                    <pic:cNvPr id="1810846064" name=""/>
+                    <pic:cNvPicPr/>
+                  </pic:nvPicPr>
+                  <pic:blipFill>
+                    <a:blip r:embed="rId11"/>
+                    <a:stretch>
+                      <a:fillRect/>
+                    </a:stretch>
+                  </pic:blipFill>
+                  <pic:spPr>
+                    <a:xfrm>
+                      <a:off x="0" y="0"/>
+                      <a:ext cx="5612130" cy="2955925"/>
+                    </a:xfrm>
+                    <a:prstGeom prst="rect">
+                      <a:avLst/>
+                    </a:prstGeom>
+                  </pic:spPr>
+                </pic:pic>
+              </a:graphicData>
+            </a:graphic>
+          </wp:inline>
+        </w:drawing>
+      </w:r>
+    </w:p>
+    <w:p/>
+    <w:p/>
+    <w:p/>
+    <w:p/>
+    <w:p/>
+    <w:p/>
+    <w:p/>
+    <w:p>
+      <w:pPr>
+        <w:rPr>
+          <w:rFonts w:eastAsiaTheme="majorEastAsia" w:cstheme="majorBidi"/>
+          <w:color w:val="0F4761" w:themeColor="accent1" w:themeShade="BF"/>
+          <w:sz w:val="22"/>
+          <w:szCs w:val="32"/>
+        </w:rPr>
+      </w:pPr>
+      <w:r>
+        <w:rPr>
+          <w:rFonts w:eastAsiaTheme="majorEastAsia" w:cstheme="majorBidi"/>
+          <w:color w:val="0F4761" w:themeColor="accent1" w:themeShade="BF"/>
+          <w:sz w:val="22"/>
+          <w:szCs w:val="32"/>
+        </w:rPr>
+        <w:t>Prueba 4: Actualización de Perfil (PROFILE_UPDATE)</w:t>
+      </w:r>
+    </w:p>
+    <w:p/>
+    <w:p>
+      <w:r>
+        <w:rPr>
+          <w:noProof/>
+        </w:rPr>
+        <w:drawing>
+          <wp:inline distT="0" distB="0" distL="0" distR="0" wp14:anchorId="762EC01C" wp14:editId="7A8CD96B">
+            <wp:extent cx="5612130" cy="2952115"/>
+            <wp:effectExtent l="0" t="0" r="7620" b="635"/>
+            <wp:docPr id="382998912" name="Picture 1"/>
+            <wp:cNvGraphicFramePr>
+              <a:graphicFrameLocks xmlns:a="http://schemas.openxmlformats.org/drawingml/2006/main" noChangeAspect="1"/>
+            </wp:cNvGraphicFramePr>
+            <a:graphic xmlns:a="http://schemas.openxmlformats.org/drawingml/2006/main">
+              <a:graphicData uri="http://schemas.openxmlformats.org/drawingml/2006/picture">
+                <pic:pic xmlns:pic="http://schemas.openxmlformats.org/drawingml/2006/picture">
+                  <pic:nvPicPr>
+                    <pic:cNvPr id="382998912" name=""/>
+                    <pic:cNvPicPr/>
+                  </pic:nvPicPr>
+                  <pic:blipFill>
+                    <a:blip r:embed="rId12"/>
+                    <a:stretch>
+                      <a:fillRect/>
+                    </a:stretch>
+                  </pic:blipFill>
+                  <pic:spPr>
+                    <a:xfrm>
+                      <a:off x="0" y="0"/>
+                      <a:ext cx="5612130" cy="2952115"/>
+                    </a:xfrm>
+                    <a:prstGeom prst="rect">
+                      <a:avLst/>
+                    </a:prstGeom>
+                  </pic:spPr>
+                </pic:pic>
+              </a:graphicData>
+            </a:graphic>
+          </wp:inline>
+        </w:drawing>
+      </w:r>
+    </w:p>
+    <w:p/>
+    <w:p>
+      <w:pPr>
+        <w:rPr>
+          <w:rFonts w:eastAsiaTheme="majorEastAsia" w:cstheme="majorBidi"/>
+          <w:color w:val="0F4761" w:themeColor="accent1" w:themeShade="BF"/>
+          <w:sz w:val="22"/>
+          <w:szCs w:val="32"/>
+        </w:rPr>
+      </w:pPr>
+      <w:r>
+        <w:rPr>
+          <w:rFonts w:eastAsiaTheme="majorEastAsia" w:cstheme="majorBidi"/>
+          <w:color w:val="0F4761" w:themeColor="accent1" w:themeShade="BF"/>
+          <w:sz w:val="22"/>
+          <w:szCs w:val="32"/>
+        </w:rPr>
+        <w:t xml:space="preserve">Validación de los logs: </w:t>
+      </w:r>
+    </w:p>
+    <w:p>
+      <w:pPr>
+        <w:rPr>
+          <w:noProof/>
+        </w:rPr>
+      </w:pPr>
+    </w:p>
+    <w:p>
+      <w:pPr>
+        <w:rPr>
+          <w:noProof/>
+        </w:rPr>
+      </w:pPr>
+      <w:r>
+        <w:rPr>
+          <w:noProof/>
+        </w:rPr>
+        <w:drawing>
+          <wp:inline distT="0" distB="0" distL="0" distR="0" wp14:anchorId="087DE9C4" wp14:editId="617DBC79">
+            <wp:extent cx="5612130" cy="3133725"/>
+            <wp:effectExtent l="0" t="0" r="7620" b="9525"/>
+            <wp:docPr id="762879272" name="Picture 1"/>
+            <wp:cNvGraphicFramePr>
+              <a:graphicFrameLocks xmlns:a="http://schemas.openxmlformats.org/drawingml/2006/main" noChangeAspect="1"/>
+            </wp:cNvGraphicFramePr>
+            <a:graphic xmlns:a="http://schemas.openxmlformats.org/drawingml/2006/main">
+              <a:graphicData uri="http://schemas.openxmlformats.org/drawingml/2006/picture">
+                <pic:pic xmlns:pic="http://schemas.openxmlformats.org/drawingml/2006/picture">
+                  <pic:nvPicPr>
+                    <pic:cNvPr id="762879272" name=""/>
+                    <pic:cNvPicPr/>
+                  </pic:nvPicPr>
+                  <pic:blipFill>
+                    <a:blip r:embed="rId13"/>
+                    <a:stretch>
+                      <a:fillRect/>
+                    </a:stretch>
+                  </pic:blipFill>
+                  <pic:spPr>
+                    <a:xfrm>
+                      <a:off x="0" y="0"/>
+                      <a:ext cx="5612130" cy="3133725"/>
+                    </a:xfrm>
+                    <a:prstGeom prst="rect">
+                      <a:avLst/>
+                    </a:prstGeom>
+                  </pic:spPr>
+                </pic:pic>
+              </a:graphicData>
+            </a:graphic>
+          </wp:inline>
+        </w:drawing>
+      </w:r>
+    </w:p>
+    <w:p>
+      <w:r>
+        <w:rPr>
+          <w:noProof/>
+        </w:rPr>
+        <w:lastRenderedPageBreak/>
+        <w:drawing>
+          <wp:inline distT="0" distB="0" distL="0" distR="0" wp14:anchorId="2FB4579B" wp14:editId="3491B37F">
+            <wp:extent cx="5612130" cy="2974975"/>
+            <wp:effectExtent l="0" t="0" r="7620" b="0"/>
+            <wp:docPr id="322783527" name="Picture 1"/>
+            <wp:cNvGraphicFramePr>
+              <a:graphicFrameLocks xmlns:a="http://schemas.openxmlformats.org/drawingml/2006/main" noChangeAspect="1"/>
+            </wp:cNvGraphicFramePr>
+            <a:graphic xmlns:a="http://schemas.openxmlformats.org/drawingml/2006/main">
+              <a:graphicData uri="http://schemas.openxmlformats.org/drawingml/2006/picture">
+                <pic:pic xmlns:pic="http://schemas.openxmlformats.org/drawingml/2006/picture">
+                  <pic:nvPicPr>
+                    <pic:cNvPr id="322783527" name=""/>
+                    <pic:cNvPicPr/>
+                  </pic:nvPicPr>
+                  <pic:blipFill>
+                    <a:blip r:embed="rId14"/>
+                    <a:stretch>
+                      <a:fillRect/>
+                    </a:stretch>
+                  </pic:blipFill>
+                  <pic:spPr>
+                    <a:xfrm>
+                      <a:off x="0" y="0"/>
+                      <a:ext cx="5612130" cy="2974975"/>
+                    </a:xfrm>
+                    <a:prstGeom prst="rect">
+                      <a:avLst/>
+                    </a:prstGeom>
+                  </pic:spPr>
+                </pic:pic>
+              </a:graphicData>
+            </a:graphic>
+          </wp:inline>
+        </w:drawing>
+      </w:r>
+    </w:p>
     <w:p>
       <w:pPr>
         <w:jc w:val="both"/>
       </w:pPr>
     </w:p>
-    <w:p>
-      <w:pPr>
-        <w:jc w:val="both"/>
-      </w:pPr>
-    </w:p>
-    <w:p>
-      <w:pPr>
-        <w:jc w:val="both"/>
-      </w:pPr>
-    </w:p>
-    <w:p>
-      <w:pPr>
-        <w:jc w:val="both"/>
-      </w:pPr>
-    </w:p>
     <w:p/>
     <w:p>
       <w:pPr>
-        <w:pStyle w:val="Ttulo2"/>
+        <w:pStyle w:val="Heading2"/>
       </w:pPr>
       <w:bookmarkStart w:id="12" w:name="_Toc236419130"/>
       <w:r>
@@ -3833,7 +4211,7 @@
     </w:p>
     <w:p>
       <w:pPr>
-        <w:pStyle w:val="Ttulo1"/>
+        <w:pStyle w:val="Heading1"/>
         <w:numPr>
           <w:ilvl w:val="0"/>
           <w:numId w:val="42"/>
@@ -3864,8 +4242,11 @@
         <w:jc w:val="both"/>
       </w:pPr>
       <w:r>
+        <w:t xml:space="preserve">Los resultados obtenidos evidenciaron que la integración entre el Frontend, el Backend y el servicio de identidad Auth0 opera de forma adecuada, permitiendo gestionar el </w:t>
+      </w:r>
+      <w:r>
         <w:lastRenderedPageBreak/>
-        <w:t>Los resultados obtenidos evidenciaron que la integración entre el Frontend, el Backend y el servicio de identidad Auth0 opera de forma adecuada, permitiendo gestionar el acceso de los usuarios mediante autenticación segura, aplicación de políticas basadas en roles (RBAC) y segundo factor de autenticación (MFA). Asimismo, el Dashboard Administrativo y los mecanismos de auditoría demostraron ser herramientas efectivas para el monitoreo de eventos y la supervisión del estado de la plataforma.</w:t>
+        <w:t>acceso de los usuarios mediante autenticación segura, aplicación de políticas basadas en roles (RBAC) y segundo factor de autenticación (MFA). Asimismo, el Dashboard Administrativo y los mecanismos de auditoría demostraron ser herramientas efectivas para el monitoreo de eventos y la supervisión del estado de la plataforma.</w:t>
       </w:r>
     </w:p>
     <w:p>
@@ -3883,7 +4264,7 @@
     </w:p>
     <w:p>
       <w:pPr>
-        <w:pStyle w:val="Prrafodelista"/>
+        <w:pStyle w:val="ListParagraph"/>
       </w:pPr>
     </w:p>
     <w:p/>
@@ -3893,7 +4274,7 @@
     <w:p/>
     <w:p/>
     <w:sectPr>
-      <w:headerReference w:type="default" r:id="rId9"/>
+      <w:headerReference w:type="default" r:id="rId15"/>
       <w:pgSz w:w="12240" w:h="15840"/>
       <w:pgMar w:top="1417" w:right="1701" w:bottom="1417" w:left="1701" w:header="708" w:footer="708" w:gutter="0"/>
       <w:cols w:space="708"/>
@@ -3945,7 +4326,7 @@
 <w:hdr xmlns:wpc="http://schemas.microsoft.com/office/word/2010/wordprocessingCanvas" xmlns:cx="http://schemas.microsoft.com/office/drawing/2014/chartex" xmlns:cx1="http://schemas.microsoft.com/office/drawing/2015/9/8/chartex" xmlns:cx2="http://schemas.microsoft.com/office/drawing/2015/10/21/chartex" xmlns:cx3="http://schemas.microsoft.com/office/drawing/2016/5/9/chartex" xmlns:cx4="http://schemas.microsoft.com/office/drawing/2016/5/10/chartex" xmlns:cx5="http://schemas.microsoft.com/office/drawing/2016/5/11/chartex" xmlns:cx6="http://schemas.microsoft.com/office/drawing/2016/5/12/chartex" xmlns:cx7="http://schemas.microsoft.com/office/drawing/2016/5/13/chartex" xmlns:cx8="http://schemas.microsoft.com/office/drawing/2016/5/14/chartex" xmlns:mc="http://schemas.openxmlformats.org/markup-compatibility/2006" xmlns:aink="http://schemas.microsoft.com/office/drawing/2016/ink" xmlns:am3d="http://schemas.microsoft.com/office/drawing/2017/model3d" xmlns:o="urn:schemas-microsoft-com:office:office" xmlns:oel="http://schemas.microsoft.com/office/2019/extlst" xmlns:r="http://schemas.openxmlformats.org/officeDocument/2006/relationships" xmlns:m="http://schemas.openxmlformats.org/officeDocument/2006/math" xmlns:v="urn:schemas-microsoft-com:vml" xmlns:wp14="http://schemas.microsoft.com/office/word/2010/wordprocessingDrawing" xmlns:wp="http://schemas.openxmlformats.org/drawingml/2006/wordprocessingDrawing" xmlns:w10="urn:schemas-microsoft-com:office:word" xmlns:w="http://schemas.openxmlformats.org/wordprocessingml/2006/main" xmlns:w14="http://schemas.microsoft.com/office/word/2010/wordml" xmlns:w15="http://schemas.microsoft.com/office/word/2012/wordml" xmlns:w16cex="http://schemas.microsoft.com/office/word/2018/wordml/cex" xmlns:w16cid="http://schemas.microsoft.com/office/word/2016/wordml/cid" xmlns:w16="http://schemas.microsoft.com/office/word/2018/wordml" xmlns:w16du="http://schemas.microsoft.com/office/word/2023/wordml/word16du" xmlns:w16sdtdh="http://schemas.microsoft.com/office/word/2020/wordml/sdtdatahash" xmlns:w16sdtfl="http://schemas.microsoft.com/office/word/2024/wordml/sdtformatlock" xmlns:w16se="http://schemas.microsoft.com/office/word/2015/wordml/symex" xmlns:wpg="http://schemas.microsoft.com/office/word/2010/wordprocessingGroup" xmlns:wpi="http://schemas.microsoft.com/office/word/2010/wordprocessingInk" xmlns:wne="http://schemas.microsoft.com/office/word/2006/wordml" xmlns:wps="http://schemas.microsoft.com/office/word/2010/wordprocessingShape" mc:Ignorable="w14 w15 w16se w16cid w16 w16cex w16sdtdh w16sdtfl w16du wp14">
   <w:p>
     <w:pPr>
-      <w:pStyle w:val="Encabezado"/>
+      <w:pStyle w:val="Header"/>
     </w:pPr>
     <w:r>
       <w:rPr>
@@ -10246,11 +10627,11 @@
     <w:name w:val="Normal"/>
     <w:qFormat/>
   </w:style>
-  <w:style w:type="paragraph" w:styleId="Ttulo1">
+  <w:style w:type="paragraph" w:styleId="Heading1">
     <w:name w:val="heading 1"/>
     <w:basedOn w:val="Normal"/>
     <w:next w:val="Normal"/>
-    <w:link w:val="Ttulo1Car"/>
+    <w:link w:val="Heading1Char"/>
     <w:uiPriority w:val="9"/>
     <w:qFormat/>
     <w:rsid w:val="0048574A"/>
@@ -10267,11 +10648,11 @@
       <w:szCs w:val="40"/>
     </w:rPr>
   </w:style>
-  <w:style w:type="paragraph" w:styleId="Ttulo2">
+  <w:style w:type="paragraph" w:styleId="Heading2">
     <w:name w:val="heading 2"/>
     <w:basedOn w:val="Normal"/>
     <w:next w:val="Normal"/>
-    <w:link w:val="Ttulo2Car"/>
+    <w:link w:val="Heading2Char"/>
     <w:uiPriority w:val="9"/>
     <w:unhideWhenUsed/>
     <w:qFormat/>
@@ -10289,11 +10670,11 @@
       <w:szCs w:val="32"/>
     </w:rPr>
   </w:style>
-  <w:style w:type="paragraph" w:styleId="Ttulo3">
+  <w:style w:type="paragraph" w:styleId="Heading3">
     <w:name w:val="heading 3"/>
     <w:basedOn w:val="Normal"/>
     <w:next w:val="Normal"/>
-    <w:link w:val="Ttulo3Car"/>
+    <w:link w:val="Heading3Char"/>
     <w:uiPriority w:val="9"/>
     <w:semiHidden/>
     <w:unhideWhenUsed/>
@@ -10312,11 +10693,11 @@
       <w:szCs w:val="28"/>
     </w:rPr>
   </w:style>
-  <w:style w:type="paragraph" w:styleId="Ttulo4">
+  <w:style w:type="paragraph" w:styleId="Heading4">
     <w:name w:val="heading 4"/>
     <w:basedOn w:val="Normal"/>
     <w:next w:val="Normal"/>
-    <w:link w:val="Ttulo4Car"/>
+    <w:link w:val="Heading4Char"/>
     <w:uiPriority w:val="9"/>
     <w:semiHidden/>
     <w:unhideWhenUsed/>
@@ -10335,11 +10716,11 @@
       <w:color w:val="0F4761" w:themeColor="accent1" w:themeShade="BF"/>
     </w:rPr>
   </w:style>
-  <w:style w:type="paragraph" w:styleId="Ttulo5">
+  <w:style w:type="paragraph" w:styleId="Heading5">
     <w:name w:val="heading 5"/>
     <w:basedOn w:val="Normal"/>
     <w:next w:val="Normal"/>
-    <w:link w:val="Ttulo5Car"/>
+    <w:link w:val="Heading5Char"/>
     <w:uiPriority w:val="9"/>
     <w:semiHidden/>
     <w:unhideWhenUsed/>
@@ -10356,11 +10737,11 @@
       <w:color w:val="0F4761" w:themeColor="accent1" w:themeShade="BF"/>
     </w:rPr>
   </w:style>
-  <w:style w:type="paragraph" w:styleId="Ttulo6">
+  <w:style w:type="paragraph" w:styleId="Heading6">
     <w:name w:val="heading 6"/>
     <w:basedOn w:val="Normal"/>
     <w:next w:val="Normal"/>
-    <w:link w:val="Ttulo6Car"/>
+    <w:link w:val="Heading6Char"/>
     <w:uiPriority w:val="9"/>
     <w:semiHidden/>
     <w:unhideWhenUsed/>
@@ -10379,11 +10760,11 @@
       <w:color w:val="595959" w:themeColor="text1" w:themeTint="A6"/>
     </w:rPr>
   </w:style>
-  <w:style w:type="paragraph" w:styleId="Ttulo7">
+  <w:style w:type="paragraph" w:styleId="Heading7">
     <w:name w:val="heading 7"/>
     <w:basedOn w:val="Normal"/>
     <w:next w:val="Normal"/>
-    <w:link w:val="Ttulo7Car"/>
+    <w:link w:val="Heading7Char"/>
     <w:uiPriority w:val="9"/>
     <w:semiHidden/>
     <w:unhideWhenUsed/>
@@ -10400,11 +10781,11 @@
       <w:color w:val="595959" w:themeColor="text1" w:themeTint="A6"/>
     </w:rPr>
   </w:style>
-  <w:style w:type="paragraph" w:styleId="Ttulo8">
+  <w:style w:type="paragraph" w:styleId="Heading8">
     <w:name w:val="heading 8"/>
     <w:basedOn w:val="Normal"/>
     <w:next w:val="Normal"/>
-    <w:link w:val="Ttulo8Car"/>
+    <w:link w:val="Heading8Char"/>
     <w:uiPriority w:val="9"/>
     <w:semiHidden/>
     <w:unhideWhenUsed/>
@@ -10422,11 +10803,11 @@
       <w:color w:val="272727" w:themeColor="text1" w:themeTint="D8"/>
     </w:rPr>
   </w:style>
-  <w:style w:type="paragraph" w:styleId="Ttulo9">
+  <w:style w:type="paragraph" w:styleId="Heading9">
     <w:name w:val="heading 9"/>
     <w:basedOn w:val="Normal"/>
     <w:next w:val="Normal"/>
-    <w:link w:val="Ttulo9Car"/>
+    <w:link w:val="Heading9Char"/>
     <w:uiPriority w:val="9"/>
     <w:semiHidden/>
     <w:unhideWhenUsed/>
@@ -10442,12 +10823,13 @@
       <w:color w:val="272727" w:themeColor="text1" w:themeTint="D8"/>
     </w:rPr>
   </w:style>
-  <w:style w:type="character" w:default="1" w:styleId="Fuentedeprrafopredeter">
+  <w:style w:type="character" w:default="1" w:styleId="DefaultParagraphFont">
     <w:name w:val="Default Paragraph Font"/>
     <w:uiPriority w:val="1"/>
+    <w:semiHidden/>
     <w:unhideWhenUsed/>
   </w:style>
-  <w:style w:type="table" w:default="1" w:styleId="Tablanormal">
+  <w:style w:type="table" w:default="1" w:styleId="TableNormal">
     <w:name w:val="Normal Table"/>
     <w:uiPriority w:val="99"/>
     <w:semiHidden/>
@@ -10462,7 +10844,7 @@
       </w:tblCellMar>
     </w:tblPr>
   </w:style>
-  <w:style w:type="numbering" w:default="1" w:styleId="Sinlista">
+  <w:style w:type="numbering" w:default="1" w:styleId="NoList">
     <w:name w:val="No List"/>
     <w:uiPriority w:val="99"/>
     <w:semiHidden/>
@@ -10478,10 +10860,10 @@
       </w:numPr>
     </w:pPr>
   </w:style>
-  <w:style w:type="character" w:customStyle="1" w:styleId="Ttulo1Car">
-    <w:name w:val="Título 1 Car"/>
-    <w:basedOn w:val="Fuentedeprrafopredeter"/>
-    <w:link w:val="Ttulo1"/>
+  <w:style w:type="character" w:customStyle="1" w:styleId="Heading1Char">
+    <w:name w:val="Heading 1 Char"/>
+    <w:basedOn w:val="DefaultParagraphFont"/>
+    <w:link w:val="Heading1"/>
     <w:uiPriority w:val="9"/>
     <w:rsid w:val="0048574A"/>
     <w:rPr>
@@ -10491,10 +10873,10 @@
       <w:szCs w:val="40"/>
     </w:rPr>
   </w:style>
-  <w:style w:type="character" w:customStyle="1" w:styleId="Ttulo2Car">
-    <w:name w:val="Título 2 Car"/>
-    <w:basedOn w:val="Fuentedeprrafopredeter"/>
-    <w:link w:val="Ttulo2"/>
+  <w:style w:type="character" w:customStyle="1" w:styleId="Heading2Char">
+    <w:name w:val="Heading 2 Char"/>
+    <w:basedOn w:val="DefaultParagraphFont"/>
+    <w:link w:val="Heading2"/>
     <w:uiPriority w:val="9"/>
     <w:rsid w:val="00272445"/>
     <w:rPr>
@@ -10504,10 +10886,10 @@
       <w:szCs w:val="32"/>
     </w:rPr>
   </w:style>
-  <w:style w:type="character" w:customStyle="1" w:styleId="Ttulo3Car">
-    <w:name w:val="Título 3 Car"/>
-    <w:basedOn w:val="Fuentedeprrafopredeter"/>
-    <w:link w:val="Ttulo3"/>
+  <w:style w:type="character" w:customStyle="1" w:styleId="Heading3Char">
+    <w:name w:val="Heading 3 Char"/>
+    <w:basedOn w:val="DefaultParagraphFont"/>
+    <w:link w:val="Heading3"/>
     <w:uiPriority w:val="9"/>
     <w:semiHidden/>
     <w:rsid w:val="00C47B31"/>
@@ -10518,10 +10900,10 @@
       <w:szCs w:val="28"/>
     </w:rPr>
   </w:style>
-  <w:style w:type="character" w:customStyle="1" w:styleId="Ttulo4Car">
-    <w:name w:val="Título 4 Car"/>
-    <w:basedOn w:val="Fuentedeprrafopredeter"/>
-    <w:link w:val="Ttulo4"/>
+  <w:style w:type="character" w:customStyle="1" w:styleId="Heading4Char">
+    <w:name w:val="Heading 4 Char"/>
+    <w:basedOn w:val="DefaultParagraphFont"/>
+    <w:link w:val="Heading4"/>
     <w:uiPriority w:val="9"/>
     <w:semiHidden/>
     <w:rsid w:val="00C47B31"/>
@@ -10532,10 +10914,10 @@
       <w:color w:val="0F4761" w:themeColor="accent1" w:themeShade="BF"/>
     </w:rPr>
   </w:style>
-  <w:style w:type="character" w:customStyle="1" w:styleId="Ttulo5Car">
-    <w:name w:val="Título 5 Car"/>
-    <w:basedOn w:val="Fuentedeprrafopredeter"/>
-    <w:link w:val="Ttulo5"/>
+  <w:style w:type="character" w:customStyle="1" w:styleId="Heading5Char">
+    <w:name w:val="Heading 5 Char"/>
+    <w:basedOn w:val="DefaultParagraphFont"/>
+    <w:link w:val="Heading5"/>
     <w:uiPriority w:val="9"/>
     <w:semiHidden/>
     <w:rsid w:val="00C47B31"/>
@@ -10544,10 +10926,10 @@
       <w:color w:val="0F4761" w:themeColor="accent1" w:themeShade="BF"/>
     </w:rPr>
   </w:style>
-  <w:style w:type="character" w:customStyle="1" w:styleId="Ttulo6Car">
-    <w:name w:val="Título 6 Car"/>
-    <w:basedOn w:val="Fuentedeprrafopredeter"/>
-    <w:link w:val="Ttulo6"/>
+  <w:style w:type="character" w:customStyle="1" w:styleId="Heading6Char">
+    <w:name w:val="Heading 6 Char"/>
+    <w:basedOn w:val="DefaultParagraphFont"/>
+    <w:link w:val="Heading6"/>
     <w:uiPriority w:val="9"/>
     <w:semiHidden/>
     <w:rsid w:val="00C47B31"/>
@@ -10558,10 +10940,10 @@
       <w:color w:val="595959" w:themeColor="text1" w:themeTint="A6"/>
     </w:rPr>
   </w:style>
-  <w:style w:type="character" w:customStyle="1" w:styleId="Ttulo7Car">
-    <w:name w:val="Título 7 Car"/>
-    <w:basedOn w:val="Fuentedeprrafopredeter"/>
-    <w:link w:val="Ttulo7"/>
+  <w:style w:type="character" w:customStyle="1" w:styleId="Heading7Char">
+    <w:name w:val="Heading 7 Char"/>
+    <w:basedOn w:val="DefaultParagraphFont"/>
+    <w:link w:val="Heading7"/>
     <w:uiPriority w:val="9"/>
     <w:semiHidden/>
     <w:rsid w:val="00C47B31"/>
@@ -10570,10 +10952,10 @@
       <w:color w:val="595959" w:themeColor="text1" w:themeTint="A6"/>
     </w:rPr>
   </w:style>
-  <w:style w:type="character" w:customStyle="1" w:styleId="Ttulo8Car">
-    <w:name w:val="Título 8 Car"/>
-    <w:basedOn w:val="Fuentedeprrafopredeter"/>
-    <w:link w:val="Ttulo8"/>
+  <w:style w:type="character" w:customStyle="1" w:styleId="Heading8Char">
+    <w:name w:val="Heading 8 Char"/>
+    <w:basedOn w:val="DefaultParagraphFont"/>
+    <w:link w:val="Heading8"/>
     <w:uiPriority w:val="9"/>
     <w:semiHidden/>
     <w:rsid w:val="00C47B31"/>
@@ -10584,10 +10966,10 @@
       <w:color w:val="272727" w:themeColor="text1" w:themeTint="D8"/>
     </w:rPr>
   </w:style>
-  <w:style w:type="character" w:customStyle="1" w:styleId="Ttulo9Car">
-    <w:name w:val="Título 9 Car"/>
-    <w:basedOn w:val="Fuentedeprrafopredeter"/>
-    <w:link w:val="Ttulo9"/>
+  <w:style w:type="character" w:customStyle="1" w:styleId="Heading9Char">
+    <w:name w:val="Heading 9 Char"/>
+    <w:basedOn w:val="DefaultParagraphFont"/>
+    <w:link w:val="Heading9"/>
     <w:uiPriority w:val="9"/>
     <w:semiHidden/>
     <w:rsid w:val="00C47B31"/>
@@ -10596,11 +10978,11 @@
       <w:color w:val="272727" w:themeColor="text1" w:themeTint="D8"/>
     </w:rPr>
   </w:style>
-  <w:style w:type="paragraph" w:styleId="Ttulo">
+  <w:style w:type="paragraph" w:styleId="Title">
     <w:name w:val="Title"/>
     <w:basedOn w:val="Normal"/>
     <w:next w:val="Normal"/>
-    <w:link w:val="TtuloCar"/>
+    <w:link w:val="TitleChar"/>
     <w:uiPriority w:val="10"/>
     <w:qFormat/>
     <w:rsid w:val="00C47B31"/>
@@ -10616,10 +10998,10 @@
       <w:szCs w:val="56"/>
     </w:rPr>
   </w:style>
-  <w:style w:type="character" w:customStyle="1" w:styleId="TtuloCar">
-    <w:name w:val="Título Car"/>
-    <w:basedOn w:val="Fuentedeprrafopredeter"/>
-    <w:link w:val="Ttulo"/>
+  <w:style w:type="character" w:customStyle="1" w:styleId="TitleChar">
+    <w:name w:val="Title Char"/>
+    <w:basedOn w:val="DefaultParagraphFont"/>
+    <w:link w:val="Title"/>
     <w:uiPriority w:val="10"/>
     <w:rsid w:val="00C47B31"/>
     <w:rPr>
@@ -10630,11 +11012,11 @@
       <w:szCs w:val="56"/>
     </w:rPr>
   </w:style>
-  <w:style w:type="paragraph" w:styleId="Subttulo">
+  <w:style w:type="paragraph" w:styleId="Subtitle">
     <w:name w:val="Subtitle"/>
     <w:basedOn w:val="Normal"/>
     <w:next w:val="Normal"/>
-    <w:link w:val="SubttuloCar"/>
+    <w:link w:val="SubtitleChar"/>
     <w:uiPriority w:val="11"/>
     <w:qFormat/>
     <w:rsid w:val="00C47B31"/>
@@ -10652,10 +11034,10 @@
       <w:szCs w:val="28"/>
     </w:rPr>
   </w:style>
-  <w:style w:type="character" w:customStyle="1" w:styleId="SubttuloCar">
-    <w:name w:val="Subtítulo Car"/>
-    <w:basedOn w:val="Fuentedeprrafopredeter"/>
-    <w:link w:val="Subttulo"/>
+  <w:style w:type="character" w:customStyle="1" w:styleId="SubtitleChar">
+    <w:name w:val="Subtitle Char"/>
+    <w:basedOn w:val="DefaultParagraphFont"/>
+    <w:link w:val="Subtitle"/>
     <w:uiPriority w:val="11"/>
     <w:rsid w:val="00C47B31"/>
     <w:rPr>
@@ -10666,11 +11048,11 @@
       <w:szCs w:val="28"/>
     </w:rPr>
   </w:style>
-  <w:style w:type="paragraph" w:styleId="Cita">
+  <w:style w:type="paragraph" w:styleId="Quote">
     <w:name w:val="Quote"/>
     <w:basedOn w:val="Normal"/>
     <w:next w:val="Normal"/>
-    <w:link w:val="CitaCar"/>
+    <w:link w:val="QuoteChar"/>
     <w:uiPriority w:val="29"/>
     <w:qFormat/>
     <w:rsid w:val="00C47B31"/>
@@ -10684,10 +11066,10 @@
       <w:color w:val="404040" w:themeColor="text1" w:themeTint="BF"/>
     </w:rPr>
   </w:style>
-  <w:style w:type="character" w:customStyle="1" w:styleId="CitaCar">
-    <w:name w:val="Cita Car"/>
-    <w:basedOn w:val="Fuentedeprrafopredeter"/>
-    <w:link w:val="Cita"/>
+  <w:style w:type="character" w:customStyle="1" w:styleId="QuoteChar">
+    <w:name w:val="Quote Char"/>
+    <w:basedOn w:val="DefaultParagraphFont"/>
+    <w:link w:val="Quote"/>
     <w:uiPriority w:val="29"/>
     <w:rsid w:val="00C47B31"/>
     <w:rPr>
@@ -10696,7 +11078,7 @@
       <w:color w:val="404040" w:themeColor="text1" w:themeTint="BF"/>
     </w:rPr>
   </w:style>
-  <w:style w:type="paragraph" w:styleId="Prrafodelista">
+  <w:style w:type="paragraph" w:styleId="ListParagraph">
     <w:name w:val="List Paragraph"/>
     <w:basedOn w:val="Normal"/>
     <w:uiPriority w:val="34"/>
@@ -10707,9 +11089,9 @@
       <w:contextualSpacing/>
     </w:pPr>
   </w:style>
-  <w:style w:type="character" w:styleId="nfasisintenso">
+  <w:style w:type="character" w:styleId="IntenseEmphasis">
     <w:name w:val="Intense Emphasis"/>
-    <w:basedOn w:val="Fuentedeprrafopredeter"/>
+    <w:basedOn w:val="DefaultParagraphFont"/>
     <w:uiPriority w:val="21"/>
     <w:qFormat/>
     <w:rsid w:val="00C47B31"/>
@@ -10719,11 +11101,11 @@
       <w:color w:val="0F4761" w:themeColor="accent1" w:themeShade="BF"/>
     </w:rPr>
   </w:style>
-  <w:style w:type="paragraph" w:styleId="Citadestacada">
+  <w:style w:type="paragraph" w:styleId="IntenseQuote">
     <w:name w:val="Intense Quote"/>
     <w:basedOn w:val="Normal"/>
     <w:next w:val="Normal"/>
-    <w:link w:val="CitadestacadaCar"/>
+    <w:link w:val="IntenseQuoteChar"/>
     <w:uiPriority w:val="30"/>
     <w:qFormat/>
     <w:rsid w:val="00C47B31"/>
@@ -10742,10 +11124,10 @@
       <w:color w:val="0F4761" w:themeColor="accent1" w:themeShade="BF"/>
     </w:rPr>
   </w:style>
-  <w:style w:type="character" w:customStyle="1" w:styleId="CitadestacadaCar">
-    <w:name w:val="Cita destacada Car"/>
-    <w:basedOn w:val="Fuentedeprrafopredeter"/>
-    <w:link w:val="Citadestacada"/>
+  <w:style w:type="character" w:customStyle="1" w:styleId="IntenseQuoteChar">
+    <w:name w:val="Intense Quote Char"/>
+    <w:basedOn w:val="DefaultParagraphFont"/>
+    <w:link w:val="IntenseQuote"/>
     <w:uiPriority w:val="30"/>
     <w:rsid w:val="00C47B31"/>
     <w:rPr>
@@ -10754,9 +11136,9 @@
       <w:color w:val="0F4761" w:themeColor="accent1" w:themeShade="BF"/>
     </w:rPr>
   </w:style>
-  <w:style w:type="character" w:styleId="Referenciaintensa">
+  <w:style w:type="character" w:styleId="IntenseReference">
     <w:name w:val="Intense Reference"/>
-    <w:basedOn w:val="Fuentedeprrafopredeter"/>
+    <w:basedOn w:val="DefaultParagraphFont"/>
     <w:uiPriority w:val="32"/>
     <w:qFormat/>
     <w:rsid w:val="00C47B31"/>
@@ -10768,10 +11150,10 @@
       <w:spacing w:val="5"/>
     </w:rPr>
   </w:style>
-  <w:style w:type="paragraph" w:styleId="Encabezado">
+  <w:style w:type="paragraph" w:styleId="Header">
     <w:name w:val="header"/>
     <w:basedOn w:val="Normal"/>
-    <w:link w:val="EncabezadoCar"/>
+    <w:link w:val="HeaderChar"/>
     <w:uiPriority w:val="99"/>
     <w:unhideWhenUsed/>
     <w:rsid w:val="00351BE8"/>
@@ -10782,17 +11164,17 @@
       </w:tabs>
     </w:pPr>
   </w:style>
-  <w:style w:type="character" w:customStyle="1" w:styleId="EncabezadoCar">
-    <w:name w:val="Encabezado Car"/>
-    <w:basedOn w:val="Fuentedeprrafopredeter"/>
-    <w:link w:val="Encabezado"/>
+  <w:style w:type="character" w:customStyle="1" w:styleId="HeaderChar">
+    <w:name w:val="Header Char"/>
+    <w:basedOn w:val="DefaultParagraphFont"/>
+    <w:link w:val="Header"/>
     <w:uiPriority w:val="99"/>
     <w:rsid w:val="00351BE8"/>
   </w:style>
-  <w:style w:type="paragraph" w:styleId="Piedepgina">
+  <w:style w:type="paragraph" w:styleId="Footer">
     <w:name w:val="footer"/>
     <w:basedOn w:val="Normal"/>
-    <w:link w:val="PiedepginaCar"/>
+    <w:link w:val="FooterChar"/>
     <w:uiPriority w:val="99"/>
     <w:unhideWhenUsed/>
     <w:rsid w:val="00351BE8"/>
@@ -10803,16 +11185,16 @@
       </w:tabs>
     </w:pPr>
   </w:style>
-  <w:style w:type="character" w:customStyle="1" w:styleId="PiedepginaCar">
-    <w:name w:val="Pie de página Car"/>
-    <w:basedOn w:val="Fuentedeprrafopredeter"/>
-    <w:link w:val="Piedepgina"/>
+  <w:style w:type="character" w:customStyle="1" w:styleId="FooterChar">
+    <w:name w:val="Footer Char"/>
+    <w:basedOn w:val="DefaultParagraphFont"/>
+    <w:link w:val="Footer"/>
     <w:uiPriority w:val="99"/>
     <w:rsid w:val="00351BE8"/>
   </w:style>
-  <w:style w:type="table" w:styleId="Tablaconcuadrcula6concolores-nfasis1">
+  <w:style w:type="table" w:styleId="GridTable6Colorful-Accent1">
     <w:name w:val="Grid Table 6 Colorful Accent 1"/>
-    <w:basedOn w:val="Tablanormal"/>
+    <w:basedOn w:val="TableNormal"/>
     <w:uiPriority w:val="51"/>
     <w:rsid w:val="002631C5"/>
     <w:rPr>
@@ -10879,9 +11261,9 @@
       </w:tcPr>
     </w:tblStylePr>
   </w:style>
-  <w:style w:type="table" w:styleId="Tablaconcuadrcula1clara-nfasis4">
+  <w:style w:type="table" w:styleId="GridTable1Light-Accent4">
     <w:name w:val="Grid Table 1 Light Accent 4"/>
-    <w:basedOn w:val="Tablanormal"/>
+    <w:basedOn w:val="TableNormal"/>
     <w:uiPriority w:val="46"/>
     <w:rsid w:val="002631C5"/>
     <w:tblPr>
@@ -10933,9 +11315,9 @@
       </w:rPr>
     </w:tblStylePr>
   </w:style>
-  <w:style w:type="table" w:styleId="Tabladecuadrcula3">
+  <w:style w:type="table" w:styleId="GridTable3">
     <w:name w:val="Grid Table 3"/>
-    <w:basedOn w:val="Tablanormal"/>
+    <w:basedOn w:val="TableNormal"/>
     <w:uiPriority w:val="48"/>
     <w:rsid w:val="007B10C8"/>
     <w:tblPr>
@@ -11066,9 +11448,9 @@
       </w:tcPr>
     </w:tblStylePr>
   </w:style>
-  <w:style w:type="table" w:styleId="Tablaconcuadrcula">
+  <w:style w:type="table" w:styleId="TableGrid">
     <w:name w:val="Table Grid"/>
-    <w:basedOn w:val="Tablanormal"/>
+    <w:basedOn w:val="TableNormal"/>
     <w:uiPriority w:val="39"/>
     <w:rsid w:val="002B456A"/>
     <w:rPr>
@@ -11118,9 +11500,9 @@
       <w14:ligatures w14:val="none"/>
     </w:rPr>
   </w:style>
-  <w:style w:type="paragraph" w:styleId="TtuloTDC">
+  <w:style w:type="paragraph" w:styleId="TOCHeading">
     <w:name w:val="TOC Heading"/>
-    <w:basedOn w:val="Ttulo1"/>
+    <w:basedOn w:val="Heading1"/>
     <w:next w:val="Normal"/>
     <w:uiPriority w:val="39"/>
     <w:unhideWhenUsed/>
@@ -11139,7 +11521,7 @@
       <w14:ligatures w14:val="none"/>
     </w:rPr>
   </w:style>
-  <w:style w:type="paragraph" w:styleId="TDC1">
+  <w:style w:type="paragraph" w:styleId="TOC1">
     <w:name w:val="toc 1"/>
     <w:basedOn w:val="Normal"/>
     <w:next w:val="Normal"/>
@@ -11151,9 +11533,9 @@
       <w:spacing w:after="100"/>
     </w:pPr>
   </w:style>
-  <w:style w:type="character" w:styleId="Hipervnculo">
+  <w:style w:type="character" w:styleId="Hyperlink">
     <w:name w:val="Hyperlink"/>
-    <w:basedOn w:val="Fuentedeprrafopredeter"/>
+    <w:basedOn w:val="DefaultParagraphFont"/>
     <w:uiPriority w:val="99"/>
     <w:unhideWhenUsed/>
     <w:rsid w:val="0048574A"/>
@@ -11162,7 +11544,7 @@
       <w:u w:val="single"/>
     </w:rPr>
   </w:style>
-  <w:style w:type="paragraph" w:styleId="TDC2">
+  <w:style w:type="paragraph" w:styleId="TOC2">
     <w:name w:val="toc 2"/>
     <w:basedOn w:val="Normal"/>
     <w:next w:val="Normal"/>
